--- a/Vennela_c_s_resume_latest.docx
+++ b/Vennela_c_s_resume_latest.docx
@@ -5,60 +5,100 @@
     <w:p>
       <w:pPr>
         <w:pStyle w:val="Heading3"/>
+        <w:spacing w:before="76" w:line="360" w:lineRule="auto"/>
+        <w:rPr>
+          <w:sz w:val="24"/>
+          <w:szCs w:val="24"/>
+        </w:rPr>
+      </w:pPr>
+      <w:r>
+        <w:rPr>
+          <w:sz w:val="24"/>
+          <w:szCs w:val="24"/>
+        </w:rPr>
+        <w:t xml:space="preserve"> </w:t>
+      </w:r>
+      <w:r>
+        <w:rPr>
+          <w:sz w:val="24"/>
+          <w:szCs w:val="24"/>
+        </w:rPr>
+        <w:t xml:space="preserve">    </w:t>
+      </w:r>
+      <w:r>
+        <w:rPr>
+          <w:sz w:val="24"/>
+          <w:szCs w:val="24"/>
+        </w:rPr>
+        <w:t>Vennela c s</w:t>
+      </w:r>
+    </w:p>
+    <w:p>
+      <w:pPr>
+        <w:pStyle w:val="Heading3"/>
+        <w:spacing w:before="76" w:line="360" w:lineRule="auto"/>
+        <w:rPr>
+          <w:sz w:val="24"/>
+          <w:szCs w:val="24"/>
+        </w:rPr>
+      </w:pPr>
+      <w:r>
+        <w:rPr>
+          <w:sz w:val="24"/>
+          <w:szCs w:val="24"/>
+        </w:rPr>
+        <w:t xml:space="preserve">     </w:t>
+      </w:r>
+      <w:r>
+        <w:rPr>
+          <w:sz w:val="24"/>
+          <w:szCs w:val="24"/>
+        </w:rPr>
+        <w:t>Sr</w:t>
+      </w:r>
+      <w:r>
+        <w:rPr>
+          <w:spacing w:val="-13"/>
+          <w:sz w:val="24"/>
+          <w:szCs w:val="24"/>
+        </w:rPr>
+        <w:t xml:space="preserve"> </w:t>
+      </w:r>
+      <w:r>
+        <w:rPr>
+          <w:sz w:val="24"/>
+          <w:szCs w:val="24"/>
+        </w:rPr>
+        <w:t>Analyst /Software</w:t>
+      </w:r>
+      <w:r>
+        <w:rPr>
+          <w:spacing w:val="-10"/>
+          <w:sz w:val="24"/>
+          <w:szCs w:val="24"/>
+        </w:rPr>
+        <w:t xml:space="preserve"> </w:t>
+      </w:r>
+      <w:r>
+        <w:rPr>
+          <w:sz w:val="24"/>
+          <w:szCs w:val="24"/>
+        </w:rPr>
+        <w:t>Engineer</w:t>
+      </w:r>
+    </w:p>
+    <w:p>
+      <w:pPr>
+        <w:pStyle w:val="Heading3"/>
         <w:spacing w:before="76"/>
       </w:pPr>
       <w:r>
-        <w:t>Vennela c s</w:t>
-      </w:r>
-    </w:p>
-    <w:p>
-      <w:pPr>
-        <w:spacing w:before="62" w:line="586" w:lineRule="exact"/>
-        <w:ind w:left="100" w:right="7790"/>
-      </w:pPr>
-      <w:r>
-        <w:rPr>
-          <w:b/>
-        </w:rPr>
-        <w:t>Sr</w:t>
-      </w:r>
-      <w:r>
-        <w:rPr>
-          <w:b/>
-          <w:spacing w:val="-13"/>
-        </w:rPr>
-        <w:t xml:space="preserve"> </w:t>
-      </w:r>
-      <w:r>
-        <w:rPr>
-          <w:b/>
-        </w:rPr>
-        <w:t>Analyst /Software</w:t>
-      </w:r>
-      <w:r>
-        <w:rPr>
-          <w:b/>
-          <w:spacing w:val="-10"/>
-        </w:rPr>
-        <w:t xml:space="preserve"> </w:t>
-      </w:r>
-      <w:r>
-        <w:rPr>
-          <w:b/>
-        </w:rPr>
-        <w:t>Engineer</w:t>
-      </w:r>
-      <w:r>
-        <w:rPr>
-          <w:b/>
-          <w:spacing w:val="-12"/>
-        </w:rPr>
-        <w:t xml:space="preserve"> </w:t>
-      </w:r>
-      <w:r>
-        <w:rPr>
-          <w:b/>
-        </w:rPr>
+        <w:t xml:space="preserve">  </w:t>
+      </w:r>
+      <w:r>
+        <w:t xml:space="preserve">   </w:t>
+      </w:r>
+      <w:r>
         <w:t>Contact Information:</w:t>
       </w:r>
     </w:p>
@@ -72,14 +112,25 @@
         <w:rPr>
           <w:rFonts w:ascii="Segoe UI" w:hAnsi="Segoe UI"/>
         </w:rPr>
-        <w:t>+(91)</w:t>
+        <w:t xml:space="preserve">  </w:t>
       </w:r>
       <w:r>
         <w:rPr>
           <w:rFonts w:ascii="Segoe UI" w:hAnsi="Segoe UI"/>
-          <w:spacing w:val="-1"/>
-        </w:rPr>
-        <w:t xml:space="preserve"> </w:t>
+        </w:rPr>
+        <w:t xml:space="preserve">   </w:t>
+      </w:r>
+      <w:r>
+        <w:rPr>
+          <w:rFonts w:ascii="Segoe UI" w:hAnsi="Segoe UI"/>
+        </w:rPr>
+        <w:t>+91</w:t>
+      </w:r>
+      <w:r>
+        <w:rPr>
+          <w:rFonts w:ascii="Segoe UI" w:hAnsi="Segoe UI"/>
+        </w:rPr>
+        <w:t>-</w:t>
       </w:r>
       <w:r>
         <w:rPr>
@@ -92,7 +143,16 @@
     <w:p>
       <w:pPr>
         <w:ind w:left="100" w:right="6695"/>
-      </w:pPr>
+        <w:rPr>
+          <w:spacing w:val="-2"/>
+        </w:rPr>
+      </w:pPr>
+      <w:r>
+        <w:t xml:space="preserve"> </w:t>
+      </w:r>
+      <w:r>
+        <w:t xml:space="preserve">    </w:t>
+      </w:r>
       <w:hyperlink r:id="rId7" w:history="1">
         <w:r>
           <w:rPr>
@@ -111,24 +171,28 @@
     </w:p>
     <w:p>
       <w:pPr>
-        <w:ind w:left="100" w:right="6695"/>
-      </w:pPr>
-      <w:hyperlink r:id="rId8" w:history="1">
-        <w:r>
-          <w:rPr>
-            <w:rStyle w:val="Hyperlink"/>
-            <w:spacing w:val="-2"/>
-          </w:rPr>
-          <w:t>www.linkedin.com/in/vennela-c-s-360070170/</w:t>
-        </w:r>
-      </w:hyperlink>
-    </w:p>
-    <w:p>
-      <w:pPr>
-        <w:ind w:left="100" w:right="6695"/>
-      </w:pPr>
-      <w:r>
-        <w:t>Chintamani, Karnataka - 563125</w:t>
+        <w:ind w:right="6695"/>
+      </w:pPr>
+      <w:r>
+        <w:rPr>
+          <w:spacing w:val="-2"/>
+        </w:rPr>
+        <w:t xml:space="preserve"> </w:t>
+      </w:r>
+      <w:r>
+        <w:t xml:space="preserve"> </w:t>
+      </w:r>
+      <w:r>
+        <w:t xml:space="preserve">   </w:t>
+      </w:r>
+      <w:r>
+        <w:t xml:space="preserve"> </w:t>
+      </w:r>
+      <w:r>
+        <w:t xml:space="preserve"> </w:t>
+      </w:r>
+      <w:r>
+        <w:t>Bangaluru, India</w:t>
       </w:r>
     </w:p>
     <w:p>
@@ -140,7 +204,7 @@
           <w:noProof/>
         </w:rPr>
         <w:drawing>
-          <wp:inline distT="0" distB="0" distL="0" distR="0" wp14:anchorId="33A09513" wp14:editId="3283D10C">
+          <wp:inline distT="0" distB="0" distL="0" distR="0" wp14:anchorId="33A09513" wp14:editId="501488EF">
             <wp:extent cx="146047" cy="158748"/>
             <wp:effectExtent l="0" t="0" r="6353" b="0"/>
             <wp:docPr id="327550189" name="Image 2"/>
@@ -153,7 +217,7 @@
                     <pic:cNvPicPr/>
                   </pic:nvPicPr>
                   <pic:blipFill>
-                    <a:blip r:embed="rId9"/>
+                    <a:blip r:embed="rId8"/>
                     <a:stretch>
                       <a:fillRect/>
                     </a:stretch>
@@ -206,6 +270,7 @@
       <w:pPr>
         <w:pStyle w:val="BodyText"/>
         <w:spacing w:before="5"/>
+        <w:jc w:val="both"/>
       </w:pPr>
       <w:r>
         <w:rPr>
@@ -215,7 +280,7 @@
         <mc:AlternateContent>
           <mc:Choice Requires="wps">
             <w:drawing>
-              <wp:anchor distT="0" distB="0" distL="114300" distR="114300" simplePos="0" relativeHeight="487587840" behindDoc="0" locked="0" layoutInCell="1" allowOverlap="1" wp14:anchorId="05F7765B" wp14:editId="01842EFE">
+              <wp:anchor distT="0" distB="0" distL="114300" distR="114300" simplePos="0" relativeHeight="487587840" behindDoc="0" locked="0" layoutInCell="1" allowOverlap="1" wp14:anchorId="05F7765B" wp14:editId="05E7BD00">
                 <wp:simplePos x="0" y="0"/>
                 <wp:positionH relativeFrom="page">
                   <wp:posOffset>539752</wp:posOffset>
@@ -308,7 +373,7 @@
           </mc:Choice>
           <mc:Fallback>
             <w:pict>
-              <v:shape w14:anchorId="432FF19B" id="Graphic 3" o:spid="_x0000_s1026" style="position:absolute;margin-left:42.5pt;margin-top:4.4pt;width:527pt;height:.1pt;z-index:487587840;visibility:visible;mso-wrap-style:square;mso-wrap-distance-left:9pt;mso-wrap-distance-top:0;mso-wrap-distance-right:9pt;mso-wrap-distance-bottom:0;mso-position-horizontal:absolute;mso-position-horizontal-relative:page;mso-position-vertical:absolute;mso-position-vertical-relative:text;v-text-anchor:top" coordsize="6692900,1270" o:gfxdata="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" path="m,l6692392,e" filled="f" strokeweight=".14019mm">
+              <v:shape w14:anchorId="45E2B1EC" id="Graphic 3" o:spid="_x0000_s1026" style="position:absolute;margin-left:42.5pt;margin-top:4.4pt;width:527pt;height:.1pt;z-index:487587840;visibility:visible;mso-wrap-style:square;mso-wrap-distance-left:9pt;mso-wrap-distance-top:0;mso-wrap-distance-right:9pt;mso-wrap-distance-bottom:0;mso-position-horizontal:absolute;mso-position-horizontal-relative:page;mso-position-vertical:absolute;mso-position-vertical-relative:text;v-text-anchor:top" coordsize="6692900,1270" o:gfxdata="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" path="m,l6692392,e" filled="f" strokeweight=".14019mm">
                 <v:path arrowok="t" o:connecttype="custom" o:connectlocs="3346448,0;6692895,636;3346448,1271;0,636" o:connectangles="270,0,90,180" textboxrect="0,0,6692900,1270"/>
                 <w10:wrap type="topAndBottom" anchorx="page"/>
               </v:shape>
@@ -320,7 +385,8 @@
     <w:p>
       <w:pPr>
         <w:spacing w:before="5"/>
-        <w:ind w:left="240" w:right="307"/>
+        <w:ind w:left="490" w:right="307"/>
+        <w:jc w:val="both"/>
       </w:pPr>
       <w:r>
         <w:rPr>
@@ -477,7 +543,7 @@
           <w:noProof/>
         </w:rPr>
         <w:drawing>
-          <wp:inline distT="0" distB="0" distL="0" distR="0" wp14:anchorId="470B8703" wp14:editId="20475589">
+          <wp:inline distT="0" distB="0" distL="0" distR="0" wp14:anchorId="470B8703" wp14:editId="11C554F9">
             <wp:extent cx="191767" cy="142875"/>
             <wp:effectExtent l="0" t="0" r="0" b="9525"/>
             <wp:docPr id="1782835745" name="Image 4"/>
@@ -490,7 +556,7 @@
                     <pic:cNvPicPr/>
                   </pic:nvPicPr>
                   <pic:blipFill>
-                    <a:blip r:embed="rId10"/>
+                    <a:blip r:embed="rId9"/>
                     <a:stretch>
                       <a:fillRect/>
                     </a:stretch>
@@ -554,1670 +620,23 @@
       <w:r>
         <w:rPr>
           <w:noProof/>
-          <w:sz w:val="20"/>
-        </w:rPr>
-        <mc:AlternateContent>
-          <mc:Choice Requires="wpg">
-            <w:drawing>
-              <wp:anchor distT="0" distB="0" distL="114300" distR="114300" simplePos="0" relativeHeight="487588352" behindDoc="0" locked="0" layoutInCell="1" allowOverlap="1" wp14:anchorId="6BA926BC" wp14:editId="533FDC74">
-                <wp:simplePos x="0" y="0"/>
-                <wp:positionH relativeFrom="page">
-                  <wp:posOffset>539752</wp:posOffset>
-                </wp:positionH>
-                <wp:positionV relativeFrom="paragraph">
-                  <wp:posOffset>163732</wp:posOffset>
-                </wp:positionV>
-                <wp:extent cx="6931068" cy="22722"/>
-                <wp:effectExtent l="0" t="0" r="22182" b="15378"/>
-                <wp:wrapTopAndBottom/>
-                <wp:docPr id="530656893" name="Group 5"/>
-                <wp:cNvGraphicFramePr/>
-                <a:graphic xmlns:a="http://schemas.openxmlformats.org/drawingml/2006/main">
-                  <a:graphicData uri="http://schemas.microsoft.com/office/word/2010/wordprocessingGroup">
-                    <wpg:wgp>
-                      <wpg:cNvGrpSpPr/>
-                      <wpg:grpSpPr>
-                        <a:xfrm>
-                          <a:off x="0" y="0"/>
-                          <a:ext cx="6931068" cy="22722"/>
-                          <a:chOff x="0" y="0"/>
-                          <a:chExt cx="6931068" cy="22722"/>
-                        </a:xfrm>
-                      </wpg:grpSpPr>
-                      <wps:wsp>
-                        <wps:cNvPr id="1669107564" name="Graphic 6"/>
-                        <wps:cNvSpPr/>
-                        <wps:spPr>
-                          <a:xfrm>
-                            <a:off x="0" y="0"/>
-                            <a:ext cx="6927851" cy="21588"/>
-                          </a:xfrm>
-                          <a:custGeom>
-                            <a:avLst/>
-                            <a:gdLst>
-                              <a:gd name="f0" fmla="val w"/>
-                              <a:gd name="f1" fmla="val h"/>
-                              <a:gd name="f2" fmla="val 0"/>
-                              <a:gd name="f3" fmla="val 6927850"/>
-                              <a:gd name="f4" fmla="val 21590"/>
-                              <a:gd name="f5" fmla="*/ f0 1 6927850"/>
-                              <a:gd name="f6" fmla="*/ f1 1 21590"/>
-                              <a:gd name="f7" fmla="val f2"/>
-                              <a:gd name="f8" fmla="val f3"/>
-                              <a:gd name="f9" fmla="val f4"/>
-                              <a:gd name="f10" fmla="+- f9 0 f7"/>
-                              <a:gd name="f11" fmla="+- f8 0 f7"/>
-                              <a:gd name="f12" fmla="*/ f11 1 6927850"/>
-                              <a:gd name="f13" fmla="*/ f10 1 21590"/>
-                              <a:gd name="f14" fmla="*/ f7 1 f12"/>
-                              <a:gd name="f15" fmla="*/ f8 1 f12"/>
-                              <a:gd name="f16" fmla="*/ f7 1 f13"/>
-                              <a:gd name="f17" fmla="*/ f9 1 f13"/>
-                              <a:gd name="f18" fmla="*/ f14 f5 1"/>
-                              <a:gd name="f19" fmla="*/ f15 f5 1"/>
-                              <a:gd name="f20" fmla="*/ f17 f6 1"/>
-                              <a:gd name="f21" fmla="*/ f16 f6 1"/>
-                            </a:gdLst>
-                            <a:ahLst/>
-                            <a:cxnLst>
-                              <a:cxn ang="3cd4">
-                                <a:pos x="hc" y="t"/>
-                              </a:cxn>
-                              <a:cxn ang="0">
-                                <a:pos x="r" y="vc"/>
-                              </a:cxn>
-                              <a:cxn ang="cd4">
-                                <a:pos x="hc" y="b"/>
-                              </a:cxn>
-                              <a:cxn ang="cd2">
-                                <a:pos x="l" y="vc"/>
-                              </a:cxn>
-                            </a:cxnLst>
-                            <a:rect l="f18" t="f21" r="f19" b="f20"/>
-                            <a:pathLst>
-                              <a:path w="6927850" h="21590">
-                                <a:moveTo>
-                                  <a:pt x="f3" y="f2"/>
-                                </a:moveTo>
-                                <a:lnTo>
-                                  <a:pt x="f2" y="f2"/>
-                                </a:lnTo>
-                                <a:lnTo>
-                                  <a:pt x="f2" y="f4"/>
-                                </a:lnTo>
-                                <a:lnTo>
-                                  <a:pt x="f3" y="f4"/>
-                                </a:lnTo>
-                                <a:lnTo>
-                                  <a:pt x="f3" y="f2"/>
-                                </a:lnTo>
-                                <a:close/>
-                              </a:path>
-                            </a:pathLst>
-                          </a:custGeom>
-                          <a:solidFill>
-                            <a:srgbClr val="9F9F9F"/>
-                          </a:solidFill>
-                          <a:ln cap="flat">
-                            <a:noFill/>
-                            <a:prstDash val="solid"/>
-                          </a:ln>
-                        </wps:spPr>
-                        <wps:bodyPr lIns="0" tIns="0" rIns="0" bIns="0"/>
-                      </wps:wsp>
-                      <wps:wsp>
-                        <wps:cNvPr id="1844905656" name="Graphic 7"/>
-                        <wps:cNvSpPr/>
-                        <wps:spPr>
-                          <a:xfrm>
-                            <a:off x="6927595" y="1262"/>
-                            <a:ext cx="3172" cy="3172"/>
-                          </a:xfrm>
-                          <a:custGeom>
-                            <a:avLst/>
-                            <a:gdLst>
-                              <a:gd name="f0" fmla="val w"/>
-                              <a:gd name="f1" fmla="val h"/>
-                              <a:gd name="f2" fmla="val 0"/>
-                              <a:gd name="f3" fmla="val 3175"/>
-                              <a:gd name="f4" fmla="val 3047"/>
-                              <a:gd name="f5" fmla="val 3048"/>
-                              <a:gd name="f6" fmla="*/ f0 1 3175"/>
-                              <a:gd name="f7" fmla="*/ f1 1 3175"/>
-                              <a:gd name="f8" fmla="val f2"/>
-                              <a:gd name="f9" fmla="val f3"/>
-                              <a:gd name="f10" fmla="+- f9 0 f8"/>
-                              <a:gd name="f11" fmla="*/ f10 1 3175"/>
-                              <a:gd name="f12" fmla="*/ f8 1 f11"/>
-                              <a:gd name="f13" fmla="*/ f9 1 f11"/>
-                              <a:gd name="f14" fmla="*/ f12 f6 1"/>
-                              <a:gd name="f15" fmla="*/ f13 f6 1"/>
-                              <a:gd name="f16" fmla="*/ f13 f7 1"/>
-                              <a:gd name="f17" fmla="*/ f12 f7 1"/>
-                            </a:gdLst>
-                            <a:ahLst/>
-                            <a:cxnLst>
-                              <a:cxn ang="3cd4">
-                                <a:pos x="hc" y="t"/>
-                              </a:cxn>
-                              <a:cxn ang="0">
-                                <a:pos x="r" y="vc"/>
-                              </a:cxn>
-                              <a:cxn ang="cd4">
-                                <a:pos x="hc" y="b"/>
-                              </a:cxn>
-                              <a:cxn ang="cd2">
-                                <a:pos x="l" y="vc"/>
-                              </a:cxn>
-                            </a:cxnLst>
-                            <a:rect l="f14" t="f17" r="f15" b="f16"/>
-                            <a:pathLst>
-                              <a:path w="3175" h="3175">
-                                <a:moveTo>
-                                  <a:pt x="f4" y="f2"/>
-                                </a:moveTo>
-                                <a:lnTo>
-                                  <a:pt x="f2" y="f2"/>
-                                </a:lnTo>
-                                <a:lnTo>
-                                  <a:pt x="f2" y="f5"/>
-                                </a:lnTo>
-                                <a:lnTo>
-                                  <a:pt x="f4" y="f5"/>
-                                </a:lnTo>
-                                <a:lnTo>
-                                  <a:pt x="f4" y="f2"/>
-                                </a:lnTo>
-                                <a:close/>
-                              </a:path>
-                            </a:pathLst>
-                          </a:custGeom>
-                          <a:solidFill>
-                            <a:srgbClr val="E2E2E2"/>
-                          </a:solidFill>
-                          <a:ln cap="flat">
-                            <a:noFill/>
-                            <a:prstDash val="solid"/>
-                          </a:ln>
-                        </wps:spPr>
-                        <wps:bodyPr lIns="0" tIns="0" rIns="0" bIns="0"/>
-                      </wps:wsp>
-                      <wps:wsp>
-                        <wps:cNvPr id="1764562465" name="Graphic 8"/>
-                        <wps:cNvSpPr/>
-                        <wps:spPr>
-                          <a:xfrm>
-                            <a:off x="45" y="1262"/>
-                            <a:ext cx="6931023" cy="18416"/>
-                          </a:xfrm>
-                          <a:custGeom>
-                            <a:avLst/>
-                            <a:gdLst>
-                              <a:gd name="f0" fmla="val w"/>
-                              <a:gd name="f1" fmla="val h"/>
-                              <a:gd name="f2" fmla="val 0"/>
-                              <a:gd name="f3" fmla="val 6931025"/>
-                              <a:gd name="f4" fmla="val 18415"/>
-                              <a:gd name="f5" fmla="val 3048"/>
-                              <a:gd name="f6" fmla="val 18288"/>
-                              <a:gd name="f7" fmla="val 6930580"/>
-                              <a:gd name="f8" fmla="val 6927545"/>
-                              <a:gd name="f9" fmla="*/ f0 1 6931025"/>
-                              <a:gd name="f10" fmla="*/ f1 1 18415"/>
-                              <a:gd name="f11" fmla="val f2"/>
-                              <a:gd name="f12" fmla="val f3"/>
-                              <a:gd name="f13" fmla="val f4"/>
-                              <a:gd name="f14" fmla="+- f13 0 f11"/>
-                              <a:gd name="f15" fmla="+- f12 0 f11"/>
-                              <a:gd name="f16" fmla="*/ f15 1 6931025"/>
-                              <a:gd name="f17" fmla="*/ f14 1 18415"/>
-                              <a:gd name="f18" fmla="*/ f11 1 f16"/>
-                              <a:gd name="f19" fmla="*/ f12 1 f16"/>
-                              <a:gd name="f20" fmla="*/ f11 1 f17"/>
-                              <a:gd name="f21" fmla="*/ f13 1 f17"/>
-                              <a:gd name="f22" fmla="*/ f18 f9 1"/>
-                              <a:gd name="f23" fmla="*/ f19 f9 1"/>
-                              <a:gd name="f24" fmla="*/ f21 f10 1"/>
-                              <a:gd name="f25" fmla="*/ f20 f10 1"/>
-                            </a:gdLst>
-                            <a:ahLst/>
-                            <a:cxnLst>
-                              <a:cxn ang="3cd4">
-                                <a:pos x="hc" y="t"/>
-                              </a:cxn>
-                              <a:cxn ang="0">
-                                <a:pos x="r" y="vc"/>
-                              </a:cxn>
-                              <a:cxn ang="cd4">
-                                <a:pos x="hc" y="b"/>
-                              </a:cxn>
-                              <a:cxn ang="cd2">
-                                <a:pos x="l" y="vc"/>
-                              </a:cxn>
-                            </a:cxnLst>
-                            <a:rect l="f22" t="f25" r="f23" b="f24"/>
-                            <a:pathLst>
-                              <a:path w="6931025" h="18415">
-                                <a:moveTo>
-                                  <a:pt x="f5" y="f5"/>
-                                </a:moveTo>
-                                <a:lnTo>
-                                  <a:pt x="f2" y="f5"/>
-                                </a:lnTo>
-                                <a:lnTo>
-                                  <a:pt x="f2" y="f6"/>
-                                </a:lnTo>
-                                <a:lnTo>
-                                  <a:pt x="f5" y="f6"/>
-                                </a:lnTo>
-                                <a:lnTo>
-                                  <a:pt x="f5" y="f5"/>
-                                </a:lnTo>
-                                <a:close/>
-                              </a:path>
-                              <a:path w="6931025" h="18415">
-                                <a:moveTo>
-                                  <a:pt x="f7" y="f2"/>
-                                </a:moveTo>
-                                <a:lnTo>
-                                  <a:pt x="f8" y="f2"/>
-                                </a:lnTo>
-                                <a:lnTo>
-                                  <a:pt x="f8" y="f5"/>
-                                </a:lnTo>
-                                <a:lnTo>
-                                  <a:pt x="f7" y="f5"/>
-                                </a:lnTo>
-                                <a:lnTo>
-                                  <a:pt x="f7" y="f2"/>
-                                </a:lnTo>
-                                <a:close/>
-                              </a:path>
-                            </a:pathLst>
-                          </a:custGeom>
-                          <a:solidFill>
-                            <a:srgbClr val="9F9F9F"/>
-                          </a:solidFill>
-                          <a:ln cap="flat">
-                            <a:noFill/>
-                            <a:prstDash val="solid"/>
-                          </a:ln>
-                        </wps:spPr>
-                        <wps:bodyPr lIns="0" tIns="0" rIns="0" bIns="0"/>
-                      </wps:wsp>
-                      <wps:wsp>
-                        <wps:cNvPr id="740249394" name="Graphic 9"/>
-                        <wps:cNvSpPr/>
-                        <wps:spPr>
-                          <a:xfrm>
-                            <a:off x="6927595" y="4316"/>
-                            <a:ext cx="3172" cy="15243"/>
-                          </a:xfrm>
-                          <a:custGeom>
-                            <a:avLst/>
-                            <a:gdLst>
-                              <a:gd name="f0" fmla="val w"/>
-                              <a:gd name="f1" fmla="val h"/>
-                              <a:gd name="f2" fmla="val 0"/>
-                              <a:gd name="f3" fmla="val 3175"/>
-                              <a:gd name="f4" fmla="val 15240"/>
-                              <a:gd name="f5" fmla="val 3047"/>
-                              <a:gd name="f6" fmla="val 15239"/>
-                              <a:gd name="f7" fmla="*/ f0 1 3175"/>
-                              <a:gd name="f8" fmla="*/ f1 1 15240"/>
-                              <a:gd name="f9" fmla="val f2"/>
-                              <a:gd name="f10" fmla="val f3"/>
-                              <a:gd name="f11" fmla="val f4"/>
-                              <a:gd name="f12" fmla="+- f11 0 f9"/>
-                              <a:gd name="f13" fmla="+- f10 0 f9"/>
-                              <a:gd name="f14" fmla="*/ f13 1 3175"/>
-                              <a:gd name="f15" fmla="*/ f12 1 15240"/>
-                              <a:gd name="f16" fmla="*/ f9 1 f14"/>
-                              <a:gd name="f17" fmla="*/ f10 1 f14"/>
-                              <a:gd name="f18" fmla="*/ f9 1 f15"/>
-                              <a:gd name="f19" fmla="*/ f11 1 f15"/>
-                              <a:gd name="f20" fmla="*/ f16 f7 1"/>
-                              <a:gd name="f21" fmla="*/ f17 f7 1"/>
-                              <a:gd name="f22" fmla="*/ f19 f8 1"/>
-                              <a:gd name="f23" fmla="*/ f18 f8 1"/>
-                            </a:gdLst>
-                            <a:ahLst/>
-                            <a:cxnLst>
-                              <a:cxn ang="3cd4">
-                                <a:pos x="hc" y="t"/>
-                              </a:cxn>
-                              <a:cxn ang="0">
-                                <a:pos x="r" y="vc"/>
-                              </a:cxn>
-                              <a:cxn ang="cd4">
-                                <a:pos x="hc" y="b"/>
-                              </a:cxn>
-                              <a:cxn ang="cd2">
-                                <a:pos x="l" y="vc"/>
-                              </a:cxn>
-                            </a:cxnLst>
-                            <a:rect l="f20" t="f23" r="f21" b="f22"/>
-                            <a:pathLst>
-                              <a:path w="3175" h="15240">
-                                <a:moveTo>
-                                  <a:pt x="f5" y="f2"/>
-                                </a:moveTo>
-                                <a:lnTo>
-                                  <a:pt x="f2" y="f2"/>
-                                </a:lnTo>
-                                <a:lnTo>
-                                  <a:pt x="f2" y="f6"/>
-                                </a:lnTo>
-                                <a:lnTo>
-                                  <a:pt x="f5" y="f6"/>
-                                </a:lnTo>
-                                <a:lnTo>
-                                  <a:pt x="f5" y="f2"/>
-                                </a:lnTo>
-                                <a:close/>
-                              </a:path>
-                            </a:pathLst>
-                          </a:custGeom>
-                          <a:solidFill>
-                            <a:srgbClr val="E2E2E2"/>
-                          </a:solidFill>
-                          <a:ln cap="flat">
-                            <a:noFill/>
-                            <a:prstDash val="solid"/>
-                          </a:ln>
-                        </wps:spPr>
-                        <wps:bodyPr lIns="0" tIns="0" rIns="0" bIns="0"/>
-                      </wps:wsp>
-                      <wps:wsp>
-                        <wps:cNvPr id="171782812" name="Graphic 10"/>
-                        <wps:cNvSpPr/>
-                        <wps:spPr>
-                          <a:xfrm>
-                            <a:off x="45" y="19550"/>
-                            <a:ext cx="3172" cy="3172"/>
-                          </a:xfrm>
-                          <a:custGeom>
-                            <a:avLst/>
-                            <a:gdLst>
-                              <a:gd name="f0" fmla="val w"/>
-                              <a:gd name="f1" fmla="val h"/>
-                              <a:gd name="f2" fmla="val 0"/>
-                              <a:gd name="f3" fmla="val 3175"/>
-                              <a:gd name="f4" fmla="val 3048"/>
-                              <a:gd name="f5" fmla="*/ f0 1 3175"/>
-                              <a:gd name="f6" fmla="*/ f1 1 3175"/>
-                              <a:gd name="f7" fmla="val f2"/>
-                              <a:gd name="f8" fmla="val f3"/>
-                              <a:gd name="f9" fmla="+- f8 0 f7"/>
-                              <a:gd name="f10" fmla="*/ f9 1 3175"/>
-                              <a:gd name="f11" fmla="*/ f7 1 f10"/>
-                              <a:gd name="f12" fmla="*/ f8 1 f10"/>
-                              <a:gd name="f13" fmla="*/ f11 f5 1"/>
-                              <a:gd name="f14" fmla="*/ f12 f5 1"/>
-                              <a:gd name="f15" fmla="*/ f12 f6 1"/>
-                              <a:gd name="f16" fmla="*/ f11 f6 1"/>
-                            </a:gdLst>
-                            <a:ahLst/>
-                            <a:cxnLst>
-                              <a:cxn ang="3cd4">
-                                <a:pos x="hc" y="t"/>
-                              </a:cxn>
-                              <a:cxn ang="0">
-                                <a:pos x="r" y="vc"/>
-                              </a:cxn>
-                              <a:cxn ang="cd4">
-                                <a:pos x="hc" y="b"/>
-                              </a:cxn>
-                              <a:cxn ang="cd2">
-                                <a:pos x="l" y="vc"/>
-                              </a:cxn>
-                            </a:cxnLst>
-                            <a:rect l="f13" t="f16" r="f14" b="f15"/>
-                            <a:pathLst>
-                              <a:path w="3175" h="3175">
-                                <a:moveTo>
-                                  <a:pt x="f4" y="f2"/>
-                                </a:moveTo>
-                                <a:lnTo>
-                                  <a:pt x="f2" y="f2"/>
-                                </a:lnTo>
-                                <a:lnTo>
-                                  <a:pt x="f2" y="f4"/>
-                                </a:lnTo>
-                                <a:lnTo>
-                                  <a:pt x="f4" y="f4"/>
-                                </a:lnTo>
-                                <a:lnTo>
-                                  <a:pt x="f4" y="f2"/>
-                                </a:lnTo>
-                                <a:close/>
-                              </a:path>
-                            </a:pathLst>
-                          </a:custGeom>
-                          <a:solidFill>
-                            <a:srgbClr val="9F9F9F"/>
-                          </a:solidFill>
-                          <a:ln cap="flat">
-                            <a:noFill/>
-                            <a:prstDash val="solid"/>
-                          </a:ln>
-                        </wps:spPr>
-                        <wps:bodyPr lIns="0" tIns="0" rIns="0" bIns="0"/>
-                      </wps:wsp>
-                      <wps:wsp>
-                        <wps:cNvPr id="1499747387" name="Graphic 11"/>
-                        <wps:cNvSpPr/>
-                        <wps:spPr>
-                          <a:xfrm>
-                            <a:off x="45" y="19550"/>
-                            <a:ext cx="6931023" cy="3172"/>
-                          </a:xfrm>
-                          <a:custGeom>
-                            <a:avLst/>
-                            <a:gdLst>
-                              <a:gd name="f0" fmla="val w"/>
-                              <a:gd name="f1" fmla="val h"/>
-                              <a:gd name="f2" fmla="val 0"/>
-                              <a:gd name="f3" fmla="val 6931025"/>
-                              <a:gd name="f4" fmla="val 3175"/>
-                              <a:gd name="f5" fmla="val 6927469"/>
-                              <a:gd name="f6" fmla="val 3048"/>
-                              <a:gd name="f7" fmla="val 6930580"/>
-                              <a:gd name="f8" fmla="val 6927545"/>
-                              <a:gd name="f9" fmla="*/ f0 1 6931025"/>
-                              <a:gd name="f10" fmla="*/ f1 1 3175"/>
-                              <a:gd name="f11" fmla="val f2"/>
-                              <a:gd name="f12" fmla="val f3"/>
-                              <a:gd name="f13" fmla="val f4"/>
-                              <a:gd name="f14" fmla="+- f13 0 f11"/>
-                              <a:gd name="f15" fmla="+- f12 0 f11"/>
-                              <a:gd name="f16" fmla="*/ f15 1 6931025"/>
-                              <a:gd name="f17" fmla="*/ f14 1 3175"/>
-                              <a:gd name="f18" fmla="*/ f11 1 f16"/>
-                              <a:gd name="f19" fmla="*/ f12 1 f16"/>
-                              <a:gd name="f20" fmla="*/ f11 1 f17"/>
-                              <a:gd name="f21" fmla="*/ f13 1 f17"/>
-                              <a:gd name="f22" fmla="*/ f18 f9 1"/>
-                              <a:gd name="f23" fmla="*/ f19 f9 1"/>
-                              <a:gd name="f24" fmla="*/ f21 f10 1"/>
-                              <a:gd name="f25" fmla="*/ f20 f10 1"/>
-                            </a:gdLst>
-                            <a:ahLst/>
-                            <a:cxnLst>
-                              <a:cxn ang="3cd4">
-                                <a:pos x="hc" y="t"/>
-                              </a:cxn>
-                              <a:cxn ang="0">
-                                <a:pos x="r" y="vc"/>
-                              </a:cxn>
-                              <a:cxn ang="cd4">
-                                <a:pos x="hc" y="b"/>
-                              </a:cxn>
-                              <a:cxn ang="cd2">
-                                <a:pos x="l" y="vc"/>
-                              </a:cxn>
-                            </a:cxnLst>
-                            <a:rect l="f22" t="f25" r="f23" b="f24"/>
-                            <a:pathLst>
-                              <a:path w="6931025" h="3175">
-                                <a:moveTo>
-                                  <a:pt x="f5" y="f2"/>
-                                </a:moveTo>
-                                <a:lnTo>
-                                  <a:pt x="f6" y="f2"/>
-                                </a:lnTo>
-                                <a:lnTo>
-                                  <a:pt x="f2" y="f2"/>
-                                </a:lnTo>
-                                <a:lnTo>
-                                  <a:pt x="f2" y="f6"/>
-                                </a:lnTo>
-                                <a:lnTo>
-                                  <a:pt x="f6" y="f6"/>
-                                </a:lnTo>
-                                <a:lnTo>
-                                  <a:pt x="f5" y="f6"/>
-                                </a:lnTo>
-                                <a:lnTo>
-                                  <a:pt x="f5" y="f2"/>
-                                </a:lnTo>
-                                <a:close/>
-                              </a:path>
-                              <a:path w="6931025" h="3175">
-                                <a:moveTo>
-                                  <a:pt x="f7" y="f2"/>
-                                </a:moveTo>
-                                <a:lnTo>
-                                  <a:pt x="f8" y="f2"/>
-                                </a:lnTo>
-                                <a:lnTo>
-                                  <a:pt x="f8" y="f6"/>
-                                </a:lnTo>
-                                <a:lnTo>
-                                  <a:pt x="f7" y="f6"/>
-                                </a:lnTo>
-                                <a:lnTo>
-                                  <a:pt x="f7" y="f2"/>
-                                </a:lnTo>
-                                <a:close/>
-                              </a:path>
-                            </a:pathLst>
-                          </a:custGeom>
-                          <a:solidFill>
-                            <a:srgbClr val="E2E2E2"/>
-                          </a:solidFill>
-                          <a:ln cap="flat">
-                            <a:noFill/>
-                            <a:prstDash val="solid"/>
-                          </a:ln>
-                        </wps:spPr>
-                        <wps:bodyPr lIns="0" tIns="0" rIns="0" bIns="0"/>
-                      </wps:wsp>
-                    </wpg:wgp>
-                  </a:graphicData>
-                </a:graphic>
-              </wp:anchor>
-            </w:drawing>
-          </mc:Choice>
-          <mc:Fallback>
-            <w:pict>
-              <v:group w14:anchorId="25845F66" id="Group 5" o:spid="_x0000_s1026" style="position:absolute;margin-left:42.5pt;margin-top:12.9pt;width:545.75pt;height:1.8pt;z-index:487588352;mso-position-horizontal-relative:page" coordsize="69310,227" o:gfxdata="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">
-                <v:shape id="Graphic 6" o:spid="_x0000_s1027" style="position:absolute;width:69278;height:215;visibility:visible;mso-wrap-style:square;v-text-anchor:top" coordsize="6927850,21590" o:gfxdata="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" path="m6927850,l,,,21590r6927850,l6927850,xe" fillcolor="#9f9f9f" stroked="f">
-                  <v:path arrowok="t" o:connecttype="custom" o:connectlocs="3463926,0;6927851,10794;3463926,21588;0,10794" o:connectangles="270,0,90,180" textboxrect="0,0,6927850,21590"/>
-                </v:shape>
-                <v:shape id="Graphic 7" o:spid="_x0000_s1028" style="position:absolute;left:69275;top:12;width:32;height:32;visibility:visible;mso-wrap-style:square;v-text-anchor:top" coordsize="3175,3175" o:gfxdata="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" path="m3047,l,,,3048r3047,l3047,xe" fillcolor="#e2e2e2" stroked="f">
-                  <v:path arrowok="t" o:connecttype="custom" o:connectlocs="1586,0;3172,1586;1586,3172;0,1586" o:connectangles="270,0,90,180" textboxrect="0,0,3175,3175"/>
-                </v:shape>
-                <v:shape id="Graphic 8" o:spid="_x0000_s1029" style="position:absolute;top:12;width:69310;height:184;visibility:visible;mso-wrap-style:square;v-text-anchor:top" coordsize="6931025,18415" o:gfxdata="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" path="m3048,3048l,3048,,18288r3048,l3048,3048xem6930580,r-3035,l6927545,3048r3035,l6930580,xe" fillcolor="#9f9f9f" stroked="f">
-                  <v:path arrowok="t" o:connecttype="custom" o:connectlocs="3465512,0;6931023,9208;3465512,18416;0,9208" o:connectangles="270,0,90,180" textboxrect="0,0,6931025,18415"/>
-                </v:shape>
-                <v:shape id="Graphic 9" o:spid="_x0000_s1030" style="position:absolute;left:69275;top:43;width:32;height:152;visibility:visible;mso-wrap-style:square;v-text-anchor:top" coordsize="3175,15240" o:gfxdata="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" path="m3047,l,,,15239r3047,l3047,xe" fillcolor="#e2e2e2" stroked="f">
-                  <v:path arrowok="t" o:connecttype="custom" o:connectlocs="1586,0;3172,7622;1586,15243;0,7622" o:connectangles="270,0,90,180" textboxrect="0,0,3175,15240"/>
-                </v:shape>
-                <v:shape id="Graphic 10" o:spid="_x0000_s1031" style="position:absolute;top:195;width:32;height:32;visibility:visible;mso-wrap-style:square;v-text-anchor:top" coordsize="3175,3175" o:gfxdata="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" path="m3048,l,,,3048r3048,l3048,xe" fillcolor="#9f9f9f" stroked="f">
-                  <v:path arrowok="t" o:connecttype="custom" o:connectlocs="1586,0;3172,1586;1586,3172;0,1586" o:connectangles="270,0,90,180" textboxrect="0,0,3175,3175"/>
-                </v:shape>
-                <v:shape id="Graphic 11" o:spid="_x0000_s1032" style="position:absolute;top:195;width:69310;height:32;visibility:visible;mso-wrap-style:square;v-text-anchor:top" coordsize="6931025,3175" o:gfxdata="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" path="m6927469,l3048,,,,,3048r3048,l6927469,3048r,-3048xem6930580,r-3035,l6927545,3048r3035,l6930580,xe" fillcolor="#e2e2e2" stroked="f">
-                  <v:path arrowok="t" o:connecttype="custom" o:connectlocs="3465512,0;6931023,1586;3465512,3172;0,1586" o:connectangles="270,0,90,180" textboxrect="0,0,6931025,3175"/>
-                </v:shape>
-                <w10:wrap type="topAndBottom" anchorx="page"/>
-              </v:group>
-            </w:pict>
-          </mc:Fallback>
-        </mc:AlternateContent>
-      </w:r>
-    </w:p>
-    <w:p>
-      <w:pPr>
-        <w:pStyle w:val="BodyText"/>
-        <w:spacing w:before="1"/>
-        <w:rPr>
-          <w:sz w:val="20"/>
-        </w:rPr>
-      </w:pPr>
-    </w:p>
-    <w:p>
-      <w:pPr>
-        <w:widowControl/>
-        <w:numPr>
-          <w:ilvl w:val="0"/>
-          <w:numId w:val="1"/>
-        </w:numPr>
-        <w:tabs>
-          <w:tab w:val="right" w:pos="8928"/>
-        </w:tabs>
-        <w:autoSpaceDE/>
-        <w:spacing w:line="251" w:lineRule="auto"/>
-      </w:pPr>
-      <w:r>
-        <w:rPr>
-          <w:rFonts w:ascii="Trebuchet MS" w:eastAsia="Times New Roman" w:hAnsi="Trebuchet MS"/>
-          <w:b/>
-          <w:bCs/>
-        </w:rPr>
-        <w:t>CI/CD Tools</w:t>
-      </w:r>
-      <w:r>
-        <w:rPr>
-          <w:rFonts w:ascii="Trebuchet MS" w:eastAsia="Times New Roman" w:hAnsi="Trebuchet MS"/>
-        </w:rPr>
-        <w:t xml:space="preserve"> – Jenkins, AWS CodePipeline</w:t>
-      </w:r>
-    </w:p>
-    <w:p>
-      <w:pPr>
-        <w:widowControl/>
-        <w:numPr>
-          <w:ilvl w:val="0"/>
-          <w:numId w:val="1"/>
-        </w:numPr>
-        <w:tabs>
-          <w:tab w:val="right" w:pos="8928"/>
-        </w:tabs>
-        <w:autoSpaceDE/>
-        <w:spacing w:line="251" w:lineRule="auto"/>
-      </w:pPr>
-      <w:r>
-        <w:rPr>
-          <w:rFonts w:ascii="Trebuchet MS" w:eastAsia="Times New Roman" w:hAnsi="Trebuchet MS"/>
-          <w:b/>
-          <w:bCs/>
-        </w:rPr>
-        <w:t>Version Control Systems</w:t>
-      </w:r>
-      <w:r>
-        <w:rPr>
-          <w:rFonts w:ascii="Trebuchet MS" w:eastAsia="Times New Roman" w:hAnsi="Trebuchet MS"/>
-        </w:rPr>
-        <w:t xml:space="preserve"> - Git, GitHub</w:t>
-      </w:r>
-    </w:p>
-    <w:p>
-      <w:pPr>
-        <w:widowControl/>
-        <w:numPr>
-          <w:ilvl w:val="0"/>
-          <w:numId w:val="1"/>
-        </w:numPr>
-        <w:tabs>
-          <w:tab w:val="right" w:pos="8928"/>
-        </w:tabs>
-        <w:autoSpaceDE/>
-        <w:spacing w:line="251" w:lineRule="auto"/>
-      </w:pPr>
-      <w:r>
-        <w:rPr>
-          <w:rFonts w:ascii="Trebuchet MS" w:eastAsia="Times New Roman" w:hAnsi="Trebuchet MS"/>
-          <w:b/>
-          <w:bCs/>
-        </w:rPr>
-        <w:t>Containerization &amp; Orchestration</w:t>
-      </w:r>
-      <w:r>
-        <w:rPr>
-          <w:rFonts w:ascii="Trebuchet MS" w:eastAsia="Times New Roman" w:hAnsi="Trebuchet MS"/>
-        </w:rPr>
-        <w:t xml:space="preserve"> - Docker, Kubernetes</w:t>
-      </w:r>
-    </w:p>
-    <w:p>
-      <w:pPr>
-        <w:widowControl/>
-        <w:numPr>
-          <w:ilvl w:val="0"/>
-          <w:numId w:val="1"/>
-        </w:numPr>
-        <w:tabs>
-          <w:tab w:val="right" w:pos="8928"/>
-        </w:tabs>
-        <w:autoSpaceDE/>
-        <w:spacing w:line="251" w:lineRule="auto"/>
-      </w:pPr>
-      <w:r>
-        <w:rPr>
-          <w:rFonts w:ascii="Trebuchet MS" w:eastAsia="Times New Roman" w:hAnsi="Trebuchet MS"/>
-          <w:b/>
-          <w:bCs/>
-        </w:rPr>
-        <w:t>Infrastructure as Code (</w:t>
-      </w:r>
-      <w:proofErr w:type="spellStart"/>
-      <w:r>
-        <w:rPr>
-          <w:rFonts w:ascii="Trebuchet MS" w:eastAsia="Times New Roman" w:hAnsi="Trebuchet MS"/>
-          <w:b/>
-          <w:bCs/>
-        </w:rPr>
-        <w:t>IaC</w:t>
-      </w:r>
-      <w:proofErr w:type="spellEnd"/>
-      <w:r>
-        <w:rPr>
-          <w:rFonts w:ascii="Trebuchet MS" w:eastAsia="Times New Roman" w:hAnsi="Trebuchet MS"/>
-          <w:b/>
-          <w:bCs/>
-        </w:rPr>
-        <w:t>)</w:t>
-      </w:r>
-      <w:r>
-        <w:rPr>
-          <w:rFonts w:ascii="Trebuchet MS" w:eastAsia="Times New Roman" w:hAnsi="Trebuchet MS"/>
-        </w:rPr>
-        <w:t xml:space="preserve"> – Terraform, AWS CloudFormation</w:t>
-      </w:r>
-    </w:p>
-    <w:p>
-      <w:pPr>
-        <w:widowControl/>
-        <w:numPr>
-          <w:ilvl w:val="0"/>
-          <w:numId w:val="1"/>
-        </w:numPr>
-        <w:tabs>
-          <w:tab w:val="right" w:pos="8928"/>
-        </w:tabs>
-        <w:autoSpaceDE/>
-        <w:spacing w:line="251" w:lineRule="auto"/>
-      </w:pPr>
-      <w:r>
-        <w:rPr>
-          <w:rFonts w:ascii="Trebuchet MS" w:eastAsia="Times New Roman" w:hAnsi="Trebuchet MS"/>
-          <w:b/>
-          <w:bCs/>
-        </w:rPr>
-        <w:t>Configuration Management</w:t>
-      </w:r>
-      <w:r>
-        <w:rPr>
-          <w:rFonts w:ascii="Trebuchet MS" w:eastAsia="Times New Roman" w:hAnsi="Trebuchet MS"/>
-        </w:rPr>
-        <w:t xml:space="preserve"> - Ansible</w:t>
-      </w:r>
-    </w:p>
-    <w:p>
-      <w:pPr>
-        <w:widowControl/>
-        <w:numPr>
-          <w:ilvl w:val="0"/>
-          <w:numId w:val="1"/>
-        </w:numPr>
-        <w:tabs>
-          <w:tab w:val="right" w:pos="8928"/>
-        </w:tabs>
-        <w:autoSpaceDE/>
-        <w:spacing w:line="251" w:lineRule="auto"/>
-      </w:pPr>
-      <w:r>
-        <w:rPr>
-          <w:rFonts w:ascii="Trebuchet MS" w:eastAsia="Times New Roman" w:hAnsi="Trebuchet MS"/>
-          <w:b/>
-          <w:bCs/>
-        </w:rPr>
-        <w:t>Cloud Platforms</w:t>
-      </w:r>
-      <w:r>
-        <w:rPr>
-          <w:rFonts w:ascii="Trebuchet MS" w:eastAsia="Times New Roman" w:hAnsi="Trebuchet MS"/>
-        </w:rPr>
-        <w:t xml:space="preserve"> - AWS </w:t>
-      </w:r>
-      <w:r>
-        <w:rPr>
-          <w:rFonts w:ascii="Trebuchet MS" w:eastAsia="Times New Roman" w:hAnsi="Trebuchet MS"/>
-        </w:rPr>
-        <w:t>(EC2, S3, RDS, VPC, IAM, ELB, Auto Scaling, ECS, ECR, Route 53)  </w:t>
-      </w:r>
-    </w:p>
-    <w:p>
-      <w:pPr>
-        <w:widowControl/>
-        <w:numPr>
-          <w:ilvl w:val="0"/>
-          <w:numId w:val="1"/>
-        </w:numPr>
-        <w:tabs>
-          <w:tab w:val="right" w:pos="8928"/>
-        </w:tabs>
-        <w:autoSpaceDE/>
-        <w:spacing w:line="251" w:lineRule="auto"/>
-      </w:pPr>
-      <w:r>
-        <w:rPr>
-          <w:rFonts w:ascii="Trebuchet MS" w:eastAsia="Times New Roman" w:hAnsi="Trebuchet MS"/>
-          <w:b/>
-          <w:bCs/>
-        </w:rPr>
-        <w:t>Monitoring &amp; Observability: Prometheus, Grafana, AWS CloudWatch  </w:t>
-      </w:r>
-    </w:p>
-    <w:p>
-      <w:pPr>
-        <w:widowControl/>
-        <w:numPr>
-          <w:ilvl w:val="0"/>
-          <w:numId w:val="1"/>
-        </w:numPr>
-        <w:tabs>
-          <w:tab w:val="right" w:pos="8928"/>
-        </w:tabs>
-        <w:autoSpaceDE/>
-        <w:spacing w:line="251" w:lineRule="auto"/>
-        <w:rPr>
-          <w:rFonts w:ascii="Trebuchet MS" w:hAnsi="Trebuchet MS"/>
-        </w:rPr>
-      </w:pPr>
-      <w:r>
-        <w:rPr>
-          <w:rFonts w:ascii="Trebuchet MS" w:hAnsi="Trebuchet MS"/>
-        </w:rPr>
-        <w:t>Build Tools: Maven </w:t>
-      </w:r>
-    </w:p>
-    <w:p>
-      <w:pPr>
-        <w:widowControl/>
-        <w:numPr>
-          <w:ilvl w:val="0"/>
-          <w:numId w:val="1"/>
-        </w:numPr>
-        <w:tabs>
-          <w:tab w:val="right" w:pos="8928"/>
-        </w:tabs>
-        <w:autoSpaceDE/>
-        <w:spacing w:line="251" w:lineRule="auto"/>
-      </w:pPr>
-      <w:r>
-        <w:rPr>
-          <w:rFonts w:ascii="Trebuchet MS" w:eastAsia="Times New Roman" w:hAnsi="Trebuchet MS"/>
-          <w:b/>
-          <w:bCs/>
-        </w:rPr>
-        <w:t>Operating Systems</w:t>
-      </w:r>
-      <w:r>
-        <w:rPr>
-          <w:rFonts w:ascii="Trebuchet MS" w:eastAsia="Times New Roman" w:hAnsi="Trebuchet MS"/>
-        </w:rPr>
-        <w:t xml:space="preserve"> - Linux (Ubuntu)</w:t>
-      </w:r>
-    </w:p>
-    <w:p>
-      <w:pPr>
-        <w:pStyle w:val="ListParagraph"/>
-        <w:numPr>
-          <w:ilvl w:val="0"/>
-          <w:numId w:val="1"/>
-        </w:numPr>
-        <w:tabs>
-          <w:tab w:val="left" w:pos="1152"/>
-        </w:tabs>
-      </w:pPr>
-      <w:r>
-        <w:rPr>
-          <w:rFonts w:cs="Segoe UI"/>
-          <w:b/>
-        </w:rPr>
-        <w:t>Scripting</w:t>
-      </w:r>
-      <w:r>
-        <w:rPr>
-          <w:rFonts w:cs="Segoe UI"/>
-          <w:b/>
-          <w:spacing w:val="-6"/>
-        </w:rPr>
-        <w:t xml:space="preserve"> </w:t>
-      </w:r>
-      <w:r>
-        <w:rPr>
-          <w:rFonts w:cs="Segoe UI"/>
-          <w:b/>
-        </w:rPr>
-        <w:t>Language:</w:t>
-      </w:r>
-      <w:r>
-        <w:rPr>
-          <w:rFonts w:cs="Segoe UI"/>
-          <w:spacing w:val="-7"/>
-        </w:rPr>
-        <w:t xml:space="preserve"> </w:t>
-      </w:r>
-      <w:r>
-        <w:rPr>
-          <w:rFonts w:cs="Segoe UI"/>
-          <w:spacing w:val="-2"/>
-        </w:rPr>
-        <w:t>Python</w:t>
-      </w:r>
-      <w:r>
-        <w:rPr>
-          <w:rFonts w:cs="Segoe UI"/>
-          <w:spacing w:val="-2"/>
-        </w:rPr>
-        <w:t>, Bash</w:t>
-      </w:r>
-    </w:p>
-    <w:p>
-      <w:pPr>
-        <w:pStyle w:val="ListParagraph"/>
-        <w:numPr>
-          <w:ilvl w:val="0"/>
-          <w:numId w:val="1"/>
-        </w:numPr>
-        <w:tabs>
-          <w:tab w:val="left" w:pos="1152"/>
-        </w:tabs>
-      </w:pPr>
-      <w:r>
-        <w:t xml:space="preserve">Security &amp; Quality: </w:t>
-      </w:r>
-      <w:proofErr w:type="spellStart"/>
-      <w:r>
-        <w:t>Trivy</w:t>
-      </w:r>
-      <w:proofErr w:type="spellEnd"/>
-      <w:r>
-        <w:t>, SonarQube, OWASP</w:t>
-      </w:r>
-    </w:p>
-    <w:p>
-      <w:pPr>
-        <w:spacing w:before="114"/>
-      </w:pPr>
-    </w:p>
-    <w:p>
-      <w:pPr>
-        <w:spacing w:before="1"/>
-        <w:ind w:left="490"/>
-      </w:pPr>
-      <w:r>
-        <w:rPr>
-          <w:noProof/>
-        </w:rPr>
-        <w:drawing>
-          <wp:inline distT="0" distB="0" distL="0" distR="0" wp14:anchorId="53F9262E" wp14:editId="6A0BF1F7">
-            <wp:extent cx="184151" cy="161921"/>
-            <wp:effectExtent l="0" t="0" r="6349" b="0"/>
-            <wp:docPr id="868362899" name="Image 12"/>
-            <wp:cNvGraphicFramePr/>
-            <a:graphic xmlns:a="http://schemas.openxmlformats.org/drawingml/2006/main">
-              <a:graphicData uri="http://schemas.openxmlformats.org/drawingml/2006/picture">
-                <pic:pic xmlns:pic="http://schemas.openxmlformats.org/drawingml/2006/picture">
-                  <pic:nvPicPr>
-                    <pic:cNvPr id="0" name=""/>
-                    <pic:cNvPicPr/>
-                  </pic:nvPicPr>
-                  <pic:blipFill>
-                    <a:blip r:embed="rId11"/>
-                    <a:stretch>
-                      <a:fillRect/>
-                    </a:stretch>
-                  </pic:blipFill>
-                  <pic:spPr>
-                    <a:xfrm>
-                      <a:off x="0" y="0"/>
-                      <a:ext cx="184151" cy="161921"/>
-                    </a:xfrm>
-                    <a:prstGeom prst="rect">
-                      <a:avLst/>
-                    </a:prstGeom>
-                    <a:noFill/>
-                    <a:ln>
-                      <a:noFill/>
-                      <a:prstDash/>
-                    </a:ln>
-                  </pic:spPr>
-                </pic:pic>
-              </a:graphicData>
-            </a:graphic>
-          </wp:inline>
-        </w:drawing>
-      </w:r>
-      <w:r>
-        <w:rPr>
-          <w:rFonts w:ascii="Times New Roman" w:hAnsi="Times New Roman"/>
-          <w:spacing w:val="40"/>
-          <w:sz w:val="20"/>
-        </w:rPr>
-        <w:t xml:space="preserve"> </w:t>
-      </w:r>
-      <w:r>
-        <w:rPr>
-          <w:rFonts w:ascii="Trebuchet MS" w:hAnsi="Trebuchet MS"/>
-          <w:color w:val="171775"/>
-          <w:sz w:val="28"/>
-        </w:rPr>
-        <w:t>EX</w:t>
-      </w:r>
-      <w:r>
-        <w:rPr>
-          <w:rFonts w:ascii="Trebuchet MS" w:hAnsi="Trebuchet MS"/>
-          <w:color w:val="171775"/>
-        </w:rPr>
-        <w:t>P</w:t>
-      </w:r>
-      <w:r>
-        <w:rPr>
-          <w:rFonts w:ascii="Trebuchet MS" w:hAnsi="Trebuchet MS"/>
-          <w:color w:val="171775"/>
-          <w:sz w:val="28"/>
-        </w:rPr>
-        <w:t>E</w:t>
-      </w:r>
-      <w:r>
-        <w:rPr>
-          <w:rFonts w:ascii="Trebuchet MS" w:hAnsi="Trebuchet MS"/>
-          <w:color w:val="171775"/>
-        </w:rPr>
-        <w:t>R</w:t>
-      </w:r>
-      <w:r>
-        <w:rPr>
-          <w:rFonts w:ascii="Trebuchet MS" w:hAnsi="Trebuchet MS"/>
-          <w:color w:val="171775"/>
-          <w:sz w:val="28"/>
-        </w:rPr>
-        <w:t>IENCE</w:t>
-      </w:r>
-    </w:p>
-    <w:p>
-      <w:pPr>
-        <w:pStyle w:val="BodyText"/>
-      </w:pPr>
-      <w:r>
-        <w:rPr>
-          <w:noProof/>
-          <w:sz w:val="20"/>
-        </w:rPr>
-        <mc:AlternateContent>
-          <mc:Choice Requires="wpg">
-            <w:drawing>
-              <wp:anchor distT="0" distB="0" distL="114300" distR="114300" simplePos="0" relativeHeight="487593472" behindDoc="0" locked="0" layoutInCell="1" allowOverlap="1" wp14:anchorId="379A372D" wp14:editId="1E1A6B7E">
-                <wp:simplePos x="0" y="0"/>
-                <wp:positionH relativeFrom="margin">
-                  <wp:align>center</wp:align>
-                </wp:positionH>
-                <wp:positionV relativeFrom="paragraph">
-                  <wp:posOffset>211455</wp:posOffset>
-                </wp:positionV>
-                <wp:extent cx="6931025" cy="22225"/>
-                <wp:effectExtent l="0" t="0" r="22225" b="15875"/>
-                <wp:wrapTopAndBottom/>
-                <wp:docPr id="1020237542" name="Group 5"/>
-                <wp:cNvGraphicFramePr/>
-                <a:graphic xmlns:a="http://schemas.openxmlformats.org/drawingml/2006/main">
-                  <a:graphicData uri="http://schemas.microsoft.com/office/word/2010/wordprocessingGroup">
-                    <wpg:wgp>
-                      <wpg:cNvGrpSpPr/>
-                      <wpg:grpSpPr>
-                        <a:xfrm>
-                          <a:off x="0" y="0"/>
-                          <a:ext cx="6931025" cy="22225"/>
-                          <a:chOff x="0" y="0"/>
-                          <a:chExt cx="6931068" cy="22722"/>
-                        </a:xfrm>
-                      </wpg:grpSpPr>
-                      <wps:wsp>
-                        <wps:cNvPr id="249964592" name="Graphic 6"/>
-                        <wps:cNvSpPr/>
-                        <wps:spPr>
-                          <a:xfrm>
-                            <a:off x="0" y="0"/>
-                            <a:ext cx="6927851" cy="21588"/>
-                          </a:xfrm>
-                          <a:custGeom>
-                            <a:avLst/>
-                            <a:gdLst>
-                              <a:gd name="f0" fmla="val w"/>
-                              <a:gd name="f1" fmla="val h"/>
-                              <a:gd name="f2" fmla="val 0"/>
-                              <a:gd name="f3" fmla="val 6927850"/>
-                              <a:gd name="f4" fmla="val 21590"/>
-                              <a:gd name="f5" fmla="*/ f0 1 6927850"/>
-                              <a:gd name="f6" fmla="*/ f1 1 21590"/>
-                              <a:gd name="f7" fmla="val f2"/>
-                              <a:gd name="f8" fmla="val f3"/>
-                              <a:gd name="f9" fmla="val f4"/>
-                              <a:gd name="f10" fmla="+- f9 0 f7"/>
-                              <a:gd name="f11" fmla="+- f8 0 f7"/>
-                              <a:gd name="f12" fmla="*/ f11 1 6927850"/>
-                              <a:gd name="f13" fmla="*/ f10 1 21590"/>
-                              <a:gd name="f14" fmla="*/ f7 1 f12"/>
-                              <a:gd name="f15" fmla="*/ f8 1 f12"/>
-                              <a:gd name="f16" fmla="*/ f7 1 f13"/>
-                              <a:gd name="f17" fmla="*/ f9 1 f13"/>
-                              <a:gd name="f18" fmla="*/ f14 f5 1"/>
-                              <a:gd name="f19" fmla="*/ f15 f5 1"/>
-                              <a:gd name="f20" fmla="*/ f17 f6 1"/>
-                              <a:gd name="f21" fmla="*/ f16 f6 1"/>
-                            </a:gdLst>
-                            <a:ahLst/>
-                            <a:cxnLst>
-                              <a:cxn ang="3cd4">
-                                <a:pos x="hc" y="t"/>
-                              </a:cxn>
-                              <a:cxn ang="0">
-                                <a:pos x="r" y="vc"/>
-                              </a:cxn>
-                              <a:cxn ang="cd4">
-                                <a:pos x="hc" y="b"/>
-                              </a:cxn>
-                              <a:cxn ang="cd2">
-                                <a:pos x="l" y="vc"/>
-                              </a:cxn>
-                            </a:cxnLst>
-                            <a:rect l="f18" t="f21" r="f19" b="f20"/>
-                            <a:pathLst>
-                              <a:path w="6927850" h="21590">
-                                <a:moveTo>
-                                  <a:pt x="f3" y="f2"/>
-                                </a:moveTo>
-                                <a:lnTo>
-                                  <a:pt x="f2" y="f2"/>
-                                </a:lnTo>
-                                <a:lnTo>
-                                  <a:pt x="f2" y="f4"/>
-                                </a:lnTo>
-                                <a:lnTo>
-                                  <a:pt x="f3" y="f4"/>
-                                </a:lnTo>
-                                <a:lnTo>
-                                  <a:pt x="f3" y="f2"/>
-                                </a:lnTo>
-                                <a:close/>
-                              </a:path>
-                            </a:pathLst>
-                          </a:custGeom>
-                          <a:solidFill>
-                            <a:srgbClr val="9F9F9F"/>
-                          </a:solidFill>
-                          <a:ln cap="flat">
-                            <a:noFill/>
-                            <a:prstDash val="solid"/>
-                          </a:ln>
-                        </wps:spPr>
-                        <wps:bodyPr lIns="0" tIns="0" rIns="0" bIns="0"/>
-                      </wps:wsp>
-                      <wps:wsp>
-                        <wps:cNvPr id="441689160" name="Graphic 7"/>
-                        <wps:cNvSpPr/>
-                        <wps:spPr>
-                          <a:xfrm>
-                            <a:off x="6927595" y="1262"/>
-                            <a:ext cx="3172" cy="3172"/>
-                          </a:xfrm>
-                          <a:custGeom>
-                            <a:avLst/>
-                            <a:gdLst>
-                              <a:gd name="f0" fmla="val w"/>
-                              <a:gd name="f1" fmla="val h"/>
-                              <a:gd name="f2" fmla="val 0"/>
-                              <a:gd name="f3" fmla="val 3175"/>
-                              <a:gd name="f4" fmla="val 3047"/>
-                              <a:gd name="f5" fmla="val 3048"/>
-                              <a:gd name="f6" fmla="*/ f0 1 3175"/>
-                              <a:gd name="f7" fmla="*/ f1 1 3175"/>
-                              <a:gd name="f8" fmla="val f2"/>
-                              <a:gd name="f9" fmla="val f3"/>
-                              <a:gd name="f10" fmla="+- f9 0 f8"/>
-                              <a:gd name="f11" fmla="*/ f10 1 3175"/>
-                              <a:gd name="f12" fmla="*/ f8 1 f11"/>
-                              <a:gd name="f13" fmla="*/ f9 1 f11"/>
-                              <a:gd name="f14" fmla="*/ f12 f6 1"/>
-                              <a:gd name="f15" fmla="*/ f13 f6 1"/>
-                              <a:gd name="f16" fmla="*/ f13 f7 1"/>
-                              <a:gd name="f17" fmla="*/ f12 f7 1"/>
-                            </a:gdLst>
-                            <a:ahLst/>
-                            <a:cxnLst>
-                              <a:cxn ang="3cd4">
-                                <a:pos x="hc" y="t"/>
-                              </a:cxn>
-                              <a:cxn ang="0">
-                                <a:pos x="r" y="vc"/>
-                              </a:cxn>
-                              <a:cxn ang="cd4">
-                                <a:pos x="hc" y="b"/>
-                              </a:cxn>
-                              <a:cxn ang="cd2">
-                                <a:pos x="l" y="vc"/>
-                              </a:cxn>
-                            </a:cxnLst>
-                            <a:rect l="f14" t="f17" r="f15" b="f16"/>
-                            <a:pathLst>
-                              <a:path w="3175" h="3175">
-                                <a:moveTo>
-                                  <a:pt x="f4" y="f2"/>
-                                </a:moveTo>
-                                <a:lnTo>
-                                  <a:pt x="f2" y="f2"/>
-                                </a:lnTo>
-                                <a:lnTo>
-                                  <a:pt x="f2" y="f5"/>
-                                </a:lnTo>
-                                <a:lnTo>
-                                  <a:pt x="f4" y="f5"/>
-                                </a:lnTo>
-                                <a:lnTo>
-                                  <a:pt x="f4" y="f2"/>
-                                </a:lnTo>
-                                <a:close/>
-                              </a:path>
-                            </a:pathLst>
-                          </a:custGeom>
-                          <a:solidFill>
-                            <a:srgbClr val="E2E2E2"/>
-                          </a:solidFill>
-                          <a:ln cap="flat">
-                            <a:noFill/>
-                            <a:prstDash val="solid"/>
-                          </a:ln>
-                        </wps:spPr>
-                        <wps:bodyPr lIns="0" tIns="0" rIns="0" bIns="0"/>
-                      </wps:wsp>
-                      <wps:wsp>
-                        <wps:cNvPr id="498832526" name="Graphic 8"/>
-                        <wps:cNvSpPr/>
-                        <wps:spPr>
-                          <a:xfrm>
-                            <a:off x="45" y="1262"/>
-                            <a:ext cx="6931023" cy="18416"/>
-                          </a:xfrm>
-                          <a:custGeom>
-                            <a:avLst/>
-                            <a:gdLst>
-                              <a:gd name="f0" fmla="val w"/>
-                              <a:gd name="f1" fmla="val h"/>
-                              <a:gd name="f2" fmla="val 0"/>
-                              <a:gd name="f3" fmla="val 6931025"/>
-                              <a:gd name="f4" fmla="val 18415"/>
-                              <a:gd name="f5" fmla="val 3048"/>
-                              <a:gd name="f6" fmla="val 18288"/>
-                              <a:gd name="f7" fmla="val 6930580"/>
-                              <a:gd name="f8" fmla="val 6927545"/>
-                              <a:gd name="f9" fmla="*/ f0 1 6931025"/>
-                              <a:gd name="f10" fmla="*/ f1 1 18415"/>
-                              <a:gd name="f11" fmla="val f2"/>
-                              <a:gd name="f12" fmla="val f3"/>
-                              <a:gd name="f13" fmla="val f4"/>
-                              <a:gd name="f14" fmla="+- f13 0 f11"/>
-                              <a:gd name="f15" fmla="+- f12 0 f11"/>
-                              <a:gd name="f16" fmla="*/ f15 1 6931025"/>
-                              <a:gd name="f17" fmla="*/ f14 1 18415"/>
-                              <a:gd name="f18" fmla="*/ f11 1 f16"/>
-                              <a:gd name="f19" fmla="*/ f12 1 f16"/>
-                              <a:gd name="f20" fmla="*/ f11 1 f17"/>
-                              <a:gd name="f21" fmla="*/ f13 1 f17"/>
-                              <a:gd name="f22" fmla="*/ f18 f9 1"/>
-                              <a:gd name="f23" fmla="*/ f19 f9 1"/>
-                              <a:gd name="f24" fmla="*/ f21 f10 1"/>
-                              <a:gd name="f25" fmla="*/ f20 f10 1"/>
-                            </a:gdLst>
-                            <a:ahLst/>
-                            <a:cxnLst>
-                              <a:cxn ang="3cd4">
-                                <a:pos x="hc" y="t"/>
-                              </a:cxn>
-                              <a:cxn ang="0">
-                                <a:pos x="r" y="vc"/>
-                              </a:cxn>
-                              <a:cxn ang="cd4">
-                                <a:pos x="hc" y="b"/>
-                              </a:cxn>
-                              <a:cxn ang="cd2">
-                                <a:pos x="l" y="vc"/>
-                              </a:cxn>
-                            </a:cxnLst>
-                            <a:rect l="f22" t="f25" r="f23" b="f24"/>
-                            <a:pathLst>
-                              <a:path w="6931025" h="18415">
-                                <a:moveTo>
-                                  <a:pt x="f5" y="f5"/>
-                                </a:moveTo>
-                                <a:lnTo>
-                                  <a:pt x="f2" y="f5"/>
-                                </a:lnTo>
-                                <a:lnTo>
-                                  <a:pt x="f2" y="f6"/>
-                                </a:lnTo>
-                                <a:lnTo>
-                                  <a:pt x="f5" y="f6"/>
-                                </a:lnTo>
-                                <a:lnTo>
-                                  <a:pt x="f5" y="f5"/>
-                                </a:lnTo>
-                                <a:close/>
-                              </a:path>
-                              <a:path w="6931025" h="18415">
-                                <a:moveTo>
-                                  <a:pt x="f7" y="f2"/>
-                                </a:moveTo>
-                                <a:lnTo>
-                                  <a:pt x="f8" y="f2"/>
-                                </a:lnTo>
-                                <a:lnTo>
-                                  <a:pt x="f8" y="f5"/>
-                                </a:lnTo>
-                                <a:lnTo>
-                                  <a:pt x="f7" y="f5"/>
-                                </a:lnTo>
-                                <a:lnTo>
-                                  <a:pt x="f7" y="f2"/>
-                                </a:lnTo>
-                                <a:close/>
-                              </a:path>
-                            </a:pathLst>
-                          </a:custGeom>
-                          <a:solidFill>
-                            <a:srgbClr val="9F9F9F"/>
-                          </a:solidFill>
-                          <a:ln cap="flat">
-                            <a:noFill/>
-                            <a:prstDash val="solid"/>
-                          </a:ln>
-                        </wps:spPr>
-                        <wps:bodyPr lIns="0" tIns="0" rIns="0" bIns="0"/>
-                      </wps:wsp>
-                      <wps:wsp>
-                        <wps:cNvPr id="1209225629" name="Graphic 9"/>
-                        <wps:cNvSpPr/>
-                        <wps:spPr>
-                          <a:xfrm>
-                            <a:off x="6927595" y="4316"/>
-                            <a:ext cx="3172" cy="15243"/>
-                          </a:xfrm>
-                          <a:custGeom>
-                            <a:avLst/>
-                            <a:gdLst>
-                              <a:gd name="f0" fmla="val w"/>
-                              <a:gd name="f1" fmla="val h"/>
-                              <a:gd name="f2" fmla="val 0"/>
-                              <a:gd name="f3" fmla="val 3175"/>
-                              <a:gd name="f4" fmla="val 15240"/>
-                              <a:gd name="f5" fmla="val 3047"/>
-                              <a:gd name="f6" fmla="val 15239"/>
-                              <a:gd name="f7" fmla="*/ f0 1 3175"/>
-                              <a:gd name="f8" fmla="*/ f1 1 15240"/>
-                              <a:gd name="f9" fmla="val f2"/>
-                              <a:gd name="f10" fmla="val f3"/>
-                              <a:gd name="f11" fmla="val f4"/>
-                              <a:gd name="f12" fmla="+- f11 0 f9"/>
-                              <a:gd name="f13" fmla="+- f10 0 f9"/>
-                              <a:gd name="f14" fmla="*/ f13 1 3175"/>
-                              <a:gd name="f15" fmla="*/ f12 1 15240"/>
-                              <a:gd name="f16" fmla="*/ f9 1 f14"/>
-                              <a:gd name="f17" fmla="*/ f10 1 f14"/>
-                              <a:gd name="f18" fmla="*/ f9 1 f15"/>
-                              <a:gd name="f19" fmla="*/ f11 1 f15"/>
-                              <a:gd name="f20" fmla="*/ f16 f7 1"/>
-                              <a:gd name="f21" fmla="*/ f17 f7 1"/>
-                              <a:gd name="f22" fmla="*/ f19 f8 1"/>
-                              <a:gd name="f23" fmla="*/ f18 f8 1"/>
-                            </a:gdLst>
-                            <a:ahLst/>
-                            <a:cxnLst>
-                              <a:cxn ang="3cd4">
-                                <a:pos x="hc" y="t"/>
-                              </a:cxn>
-                              <a:cxn ang="0">
-                                <a:pos x="r" y="vc"/>
-                              </a:cxn>
-                              <a:cxn ang="cd4">
-                                <a:pos x="hc" y="b"/>
-                              </a:cxn>
-                              <a:cxn ang="cd2">
-                                <a:pos x="l" y="vc"/>
-                              </a:cxn>
-                            </a:cxnLst>
-                            <a:rect l="f20" t="f23" r="f21" b="f22"/>
-                            <a:pathLst>
-                              <a:path w="3175" h="15240">
-                                <a:moveTo>
-                                  <a:pt x="f5" y="f2"/>
-                                </a:moveTo>
-                                <a:lnTo>
-                                  <a:pt x="f2" y="f2"/>
-                                </a:lnTo>
-                                <a:lnTo>
-                                  <a:pt x="f2" y="f6"/>
-                                </a:lnTo>
-                                <a:lnTo>
-                                  <a:pt x="f5" y="f6"/>
-                                </a:lnTo>
-                                <a:lnTo>
-                                  <a:pt x="f5" y="f2"/>
-                                </a:lnTo>
-                                <a:close/>
-                              </a:path>
-                            </a:pathLst>
-                          </a:custGeom>
-                          <a:solidFill>
-                            <a:srgbClr val="E2E2E2"/>
-                          </a:solidFill>
-                          <a:ln cap="flat">
-                            <a:noFill/>
-                            <a:prstDash val="solid"/>
-                          </a:ln>
-                        </wps:spPr>
-                        <wps:bodyPr lIns="0" tIns="0" rIns="0" bIns="0"/>
-                      </wps:wsp>
-                      <wps:wsp>
-                        <wps:cNvPr id="1558464016" name="Graphic 10"/>
-                        <wps:cNvSpPr/>
-                        <wps:spPr>
-                          <a:xfrm>
-                            <a:off x="45" y="19550"/>
-                            <a:ext cx="3172" cy="3172"/>
-                          </a:xfrm>
-                          <a:custGeom>
-                            <a:avLst/>
-                            <a:gdLst>
-                              <a:gd name="f0" fmla="val w"/>
-                              <a:gd name="f1" fmla="val h"/>
-                              <a:gd name="f2" fmla="val 0"/>
-                              <a:gd name="f3" fmla="val 3175"/>
-                              <a:gd name="f4" fmla="val 3048"/>
-                              <a:gd name="f5" fmla="*/ f0 1 3175"/>
-                              <a:gd name="f6" fmla="*/ f1 1 3175"/>
-                              <a:gd name="f7" fmla="val f2"/>
-                              <a:gd name="f8" fmla="val f3"/>
-                              <a:gd name="f9" fmla="+- f8 0 f7"/>
-                              <a:gd name="f10" fmla="*/ f9 1 3175"/>
-                              <a:gd name="f11" fmla="*/ f7 1 f10"/>
-                              <a:gd name="f12" fmla="*/ f8 1 f10"/>
-                              <a:gd name="f13" fmla="*/ f11 f5 1"/>
-                              <a:gd name="f14" fmla="*/ f12 f5 1"/>
-                              <a:gd name="f15" fmla="*/ f12 f6 1"/>
-                              <a:gd name="f16" fmla="*/ f11 f6 1"/>
-                            </a:gdLst>
-                            <a:ahLst/>
-                            <a:cxnLst>
-                              <a:cxn ang="3cd4">
-                                <a:pos x="hc" y="t"/>
-                              </a:cxn>
-                              <a:cxn ang="0">
-                                <a:pos x="r" y="vc"/>
-                              </a:cxn>
-                              <a:cxn ang="cd4">
-                                <a:pos x="hc" y="b"/>
-                              </a:cxn>
-                              <a:cxn ang="cd2">
-                                <a:pos x="l" y="vc"/>
-                              </a:cxn>
-                            </a:cxnLst>
-                            <a:rect l="f13" t="f16" r="f14" b="f15"/>
-                            <a:pathLst>
-                              <a:path w="3175" h="3175">
-                                <a:moveTo>
-                                  <a:pt x="f4" y="f2"/>
-                                </a:moveTo>
-                                <a:lnTo>
-                                  <a:pt x="f2" y="f2"/>
-                                </a:lnTo>
-                                <a:lnTo>
-                                  <a:pt x="f2" y="f4"/>
-                                </a:lnTo>
-                                <a:lnTo>
-                                  <a:pt x="f4" y="f4"/>
-                                </a:lnTo>
-                                <a:lnTo>
-                                  <a:pt x="f4" y="f2"/>
-                                </a:lnTo>
-                                <a:close/>
-                              </a:path>
-                            </a:pathLst>
-                          </a:custGeom>
-                          <a:solidFill>
-                            <a:srgbClr val="9F9F9F"/>
-                          </a:solidFill>
-                          <a:ln cap="flat">
-                            <a:noFill/>
-                            <a:prstDash val="solid"/>
-                          </a:ln>
-                        </wps:spPr>
-                        <wps:bodyPr lIns="0" tIns="0" rIns="0" bIns="0"/>
-                      </wps:wsp>
-                      <wps:wsp>
-                        <wps:cNvPr id="188265173" name="Graphic 11"/>
-                        <wps:cNvSpPr/>
-                        <wps:spPr>
-                          <a:xfrm>
-                            <a:off x="45" y="19550"/>
-                            <a:ext cx="6931023" cy="3172"/>
-                          </a:xfrm>
-                          <a:custGeom>
-                            <a:avLst/>
-                            <a:gdLst>
-                              <a:gd name="f0" fmla="val w"/>
-                              <a:gd name="f1" fmla="val h"/>
-                              <a:gd name="f2" fmla="val 0"/>
-                              <a:gd name="f3" fmla="val 6931025"/>
-                              <a:gd name="f4" fmla="val 3175"/>
-                              <a:gd name="f5" fmla="val 6927469"/>
-                              <a:gd name="f6" fmla="val 3048"/>
-                              <a:gd name="f7" fmla="val 6930580"/>
-                              <a:gd name="f8" fmla="val 6927545"/>
-                              <a:gd name="f9" fmla="*/ f0 1 6931025"/>
-                              <a:gd name="f10" fmla="*/ f1 1 3175"/>
-                              <a:gd name="f11" fmla="val f2"/>
-                              <a:gd name="f12" fmla="val f3"/>
-                              <a:gd name="f13" fmla="val f4"/>
-                              <a:gd name="f14" fmla="+- f13 0 f11"/>
-                              <a:gd name="f15" fmla="+- f12 0 f11"/>
-                              <a:gd name="f16" fmla="*/ f15 1 6931025"/>
-                              <a:gd name="f17" fmla="*/ f14 1 3175"/>
-                              <a:gd name="f18" fmla="*/ f11 1 f16"/>
-                              <a:gd name="f19" fmla="*/ f12 1 f16"/>
-                              <a:gd name="f20" fmla="*/ f11 1 f17"/>
-                              <a:gd name="f21" fmla="*/ f13 1 f17"/>
-                              <a:gd name="f22" fmla="*/ f18 f9 1"/>
-                              <a:gd name="f23" fmla="*/ f19 f9 1"/>
-                              <a:gd name="f24" fmla="*/ f21 f10 1"/>
-                              <a:gd name="f25" fmla="*/ f20 f10 1"/>
-                            </a:gdLst>
-                            <a:ahLst/>
-                            <a:cxnLst>
-                              <a:cxn ang="3cd4">
-                                <a:pos x="hc" y="t"/>
-                              </a:cxn>
-                              <a:cxn ang="0">
-                                <a:pos x="r" y="vc"/>
-                              </a:cxn>
-                              <a:cxn ang="cd4">
-                                <a:pos x="hc" y="b"/>
-                              </a:cxn>
-                              <a:cxn ang="cd2">
-                                <a:pos x="l" y="vc"/>
-                              </a:cxn>
-                            </a:cxnLst>
-                            <a:rect l="f22" t="f25" r="f23" b="f24"/>
-                            <a:pathLst>
-                              <a:path w="6931025" h="3175">
-                                <a:moveTo>
-                                  <a:pt x="f5" y="f2"/>
-                                </a:moveTo>
-                                <a:lnTo>
-                                  <a:pt x="f6" y="f2"/>
-                                </a:lnTo>
-                                <a:lnTo>
-                                  <a:pt x="f2" y="f2"/>
-                                </a:lnTo>
-                                <a:lnTo>
-                                  <a:pt x="f2" y="f6"/>
-                                </a:lnTo>
-                                <a:lnTo>
-                                  <a:pt x="f6" y="f6"/>
-                                </a:lnTo>
-                                <a:lnTo>
-                                  <a:pt x="f5" y="f6"/>
-                                </a:lnTo>
-                                <a:lnTo>
-                                  <a:pt x="f5" y="f2"/>
-                                </a:lnTo>
-                                <a:close/>
-                              </a:path>
-                              <a:path w="6931025" h="3175">
-                                <a:moveTo>
-                                  <a:pt x="f7" y="f2"/>
-                                </a:moveTo>
-                                <a:lnTo>
-                                  <a:pt x="f8" y="f2"/>
-                                </a:lnTo>
-                                <a:lnTo>
-                                  <a:pt x="f8" y="f6"/>
-                                </a:lnTo>
-                                <a:lnTo>
-                                  <a:pt x="f7" y="f6"/>
-                                </a:lnTo>
-                                <a:lnTo>
-                                  <a:pt x="f7" y="f2"/>
-                                </a:lnTo>
-                                <a:close/>
-                              </a:path>
-                            </a:pathLst>
-                          </a:custGeom>
-                          <a:solidFill>
-                            <a:srgbClr val="E2E2E2"/>
-                          </a:solidFill>
-                          <a:ln cap="flat">
-                            <a:noFill/>
-                            <a:prstDash val="solid"/>
-                          </a:ln>
-                        </wps:spPr>
-                        <wps:bodyPr lIns="0" tIns="0" rIns="0" bIns="0"/>
-                      </wps:wsp>
-                    </wpg:wgp>
-                  </a:graphicData>
-                </a:graphic>
-              </wp:anchor>
-            </w:drawing>
-          </mc:Choice>
-          <mc:Fallback>
-            <w:pict>
-              <v:group w14:anchorId="5AA807EB" id="Group 5" o:spid="_x0000_s1026" style="position:absolute;margin-left:0;margin-top:16.65pt;width:545.75pt;height:1.75pt;z-index:487593472;mso-position-horizontal:center;mso-position-horizontal-relative:margin" coordsize="69310,227" o:gfxdata="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">
-                <v:shape id="Graphic 6" o:spid="_x0000_s1027" style="position:absolute;width:69278;height:215;visibility:visible;mso-wrap-style:square;v-text-anchor:top" coordsize="6927850,21590" o:gfxdata="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" path="m6927850,l,,,21590r6927850,l6927850,xe" fillcolor="#9f9f9f" stroked="f">
-                  <v:path arrowok="t" o:connecttype="custom" o:connectlocs="3463926,0;6927851,10794;3463926,21588;0,10794" o:connectangles="270,0,90,180" textboxrect="0,0,6927850,21590"/>
-                </v:shape>
-                <v:shape id="Graphic 7" o:spid="_x0000_s1028" style="position:absolute;left:69275;top:12;width:32;height:32;visibility:visible;mso-wrap-style:square;v-text-anchor:top" coordsize="3175,3175" o:gfxdata="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" path="m3047,l,,,3048r3047,l3047,xe" fillcolor="#e2e2e2" stroked="f">
-                  <v:path arrowok="t" o:connecttype="custom" o:connectlocs="1586,0;3172,1586;1586,3172;0,1586" o:connectangles="270,0,90,180" textboxrect="0,0,3175,3175"/>
-                </v:shape>
-                <v:shape id="Graphic 8" o:spid="_x0000_s1029" style="position:absolute;top:12;width:69310;height:184;visibility:visible;mso-wrap-style:square;v-text-anchor:top" coordsize="6931025,18415" o:gfxdata="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" path="m3048,3048l,3048,,18288r3048,l3048,3048xem6930580,r-3035,l6927545,3048r3035,l6930580,xe" fillcolor="#9f9f9f" stroked="f">
-                  <v:path arrowok="t" o:connecttype="custom" o:connectlocs="3465512,0;6931023,9208;3465512,18416;0,9208" o:connectangles="270,0,90,180" textboxrect="0,0,6931025,18415"/>
-                </v:shape>
-                <v:shape id="Graphic 9" o:spid="_x0000_s1030" style="position:absolute;left:69275;top:43;width:32;height:152;visibility:visible;mso-wrap-style:square;v-text-anchor:top" coordsize="3175,15240" o:gfxdata="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" path="m3047,l,,,15239r3047,l3047,xe" fillcolor="#e2e2e2" stroked="f">
-                  <v:path arrowok="t" o:connecttype="custom" o:connectlocs="1586,0;3172,7622;1586,15243;0,7622" o:connectangles="270,0,90,180" textboxrect="0,0,3175,15240"/>
-                </v:shape>
-                <v:shape id="Graphic 10" o:spid="_x0000_s1031" style="position:absolute;top:195;width:32;height:32;visibility:visible;mso-wrap-style:square;v-text-anchor:top" coordsize="3175,3175" o:gfxdata="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" path="m3048,l,,,3048r3048,l3048,xe" fillcolor="#9f9f9f" stroked="f">
-                  <v:path arrowok="t" o:connecttype="custom" o:connectlocs="1586,0;3172,1586;1586,3172;0,1586" o:connectangles="270,0,90,180" textboxrect="0,0,3175,3175"/>
-                </v:shape>
-                <v:shape id="Graphic 11" o:spid="_x0000_s1032" style="position:absolute;top:195;width:69310;height:32;visibility:visible;mso-wrap-style:square;v-text-anchor:top" coordsize="6931025,3175" o:gfxdata="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" path="m6927469,l3048,,,,,3048r3048,l6927469,3048r,-3048xem6930580,r-3035,l6927545,3048r3035,l6930580,xe" fillcolor="#e2e2e2" stroked="f">
-                  <v:path arrowok="t" o:connecttype="custom" o:connectlocs="3465512,0;6931023,1586;3465512,3172;0,1586" o:connectangles="270,0,90,180" textboxrect="0,0,6931025,3175"/>
-                </v:shape>
-                <w10:wrap type="topAndBottom" anchorx="margin"/>
-              </v:group>
-            </w:pict>
-          </mc:Fallback>
-        </mc:AlternateContent>
-      </w:r>
-      <w:r>
-        <w:rPr>
-          <w:noProof/>
           <w:sz w:val="5"/>
         </w:rPr>
         <mc:AlternateContent>
           <mc:Choice Requires="wps">
             <w:drawing>
-              <wp:anchor distT="0" distB="0" distL="114300" distR="114300" simplePos="0" relativeHeight="487588864" behindDoc="0" locked="0" layoutInCell="1" allowOverlap="1" wp14:anchorId="1BA45293" wp14:editId="0A0096A4">
+              <wp:anchor distT="0" distB="0" distL="114300" distR="114300" simplePos="0" relativeHeight="487593472" behindDoc="0" locked="0" layoutInCell="1" allowOverlap="1" wp14:anchorId="11D9C564" wp14:editId="444906AA">
                 <wp:simplePos x="0" y="0"/>
                 <wp:positionH relativeFrom="page">
-                  <wp:posOffset>539752</wp:posOffset>
+                  <wp:posOffset>561975</wp:posOffset>
                 </wp:positionH>
                 <wp:positionV relativeFrom="paragraph">
-                  <wp:posOffset>52257</wp:posOffset>
+                  <wp:posOffset>88900</wp:posOffset>
                 </wp:positionV>
-                <wp:extent cx="6692895" cy="1271"/>
+                <wp:extent cx="6692265" cy="1270"/>
                 <wp:effectExtent l="0" t="0" r="0" b="0"/>
                 <wp:wrapTopAndBottom/>
-                <wp:docPr id="341472444" name="Graphic 13"/>
+                <wp:docPr id="923092201" name="Graphic 3"/>
                 <wp:cNvGraphicFramePr/>
                 <a:graphic xmlns:a="http://schemas.openxmlformats.org/drawingml/2006/main">
                   <a:graphicData uri="http://schemas.microsoft.com/office/word/2010/wordprocessingShape">
@@ -2226,7 +645,7 @@
                       <wps:spPr>
                         <a:xfrm>
                           <a:off x="0" y="0"/>
-                          <a:ext cx="6692895" cy="1271"/>
+                          <a:ext cx="6692265" cy="1270"/>
                         </a:xfrm>
                         <a:custGeom>
                           <a:avLst/>
@@ -2299,8 +718,8 @@
           </mc:Choice>
           <mc:Fallback>
             <w:pict>
-              <v:shape w14:anchorId="0D26C45E" id="Graphic 13" o:spid="_x0000_s1026" style="position:absolute;margin-left:42.5pt;margin-top:4.1pt;width:527pt;height:.1pt;z-index:487588864;visibility:visible;mso-wrap-style:square;mso-wrap-distance-left:9pt;mso-wrap-distance-top:0;mso-wrap-distance-right:9pt;mso-wrap-distance-bottom:0;mso-position-horizontal:absolute;mso-position-horizontal-relative:page;mso-position-vertical:absolute;mso-position-vertical-relative:text;v-text-anchor:top" coordsize="6692900,1270" o:gfxdata="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" path="m,l6692392,e" filled="f" strokeweight=".14019mm">
-                <v:path arrowok="t" o:connecttype="custom" o:connectlocs="3346448,0;6692895,636;3346448,1271;0,636" o:connectangles="270,0,90,180" textboxrect="0,0,6692900,1270"/>
+              <v:shape w14:anchorId="7F4BDAA2" id="Graphic 3" o:spid="_x0000_s1026" style="position:absolute;margin-left:44.25pt;margin-top:7pt;width:526.95pt;height:.1pt;z-index:487593472;visibility:visible;mso-wrap-style:square;mso-wrap-distance-left:9pt;mso-wrap-distance-top:0;mso-wrap-distance-right:9pt;mso-wrap-distance-bottom:0;mso-position-horizontal:absolute;mso-position-horizontal-relative:page;mso-position-vertical:absolute;mso-position-vertical-relative:text;v-text-anchor:top" coordsize="6692900,1270" o:gfxdata="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" path="m,l6692392,e" filled="f" strokeweight=".14019mm">
+                <v:path arrowok="t" o:connecttype="custom" o:connectlocs="3346133,0;6692265,635;3346133,1270;0,635" o:connectangles="270,0,90,180" textboxrect="0,0,6692900,1270"/>
                 <w10:wrap type="topAndBottom" anchorx="page"/>
               </v:shape>
             </w:pict>
@@ -2310,28 +729,708 @@
     </w:p>
     <w:p>
       <w:pPr>
+        <w:widowControl/>
+        <w:numPr>
+          <w:ilvl w:val="0"/>
+          <w:numId w:val="1"/>
+        </w:numPr>
+        <w:tabs>
+          <w:tab w:val="right" w:pos="8928"/>
+        </w:tabs>
+        <w:autoSpaceDE/>
+        <w:spacing w:line="251" w:lineRule="auto"/>
+      </w:pPr>
+      <w:r>
+        <w:rPr>
+          <w:rFonts w:ascii="Trebuchet MS" w:eastAsia="Times New Roman" w:hAnsi="Trebuchet MS"/>
+          <w:b/>
+          <w:bCs/>
+        </w:rPr>
+        <w:t xml:space="preserve">CI/CD </w:t>
+      </w:r>
+      <w:proofErr w:type="gramStart"/>
+      <w:r>
+        <w:rPr>
+          <w:rFonts w:ascii="Trebuchet MS" w:eastAsia="Times New Roman" w:hAnsi="Trebuchet MS"/>
+          <w:b/>
+          <w:bCs/>
+        </w:rPr>
+        <w:t>Tools</w:t>
+      </w:r>
+      <w:r>
+        <w:rPr>
+          <w:rFonts w:ascii="Trebuchet MS" w:eastAsia="Times New Roman" w:hAnsi="Trebuchet MS"/>
+        </w:rPr>
+        <w:t xml:space="preserve"> </w:t>
+      </w:r>
+      <w:r>
+        <w:rPr>
+          <w:rFonts w:ascii="Trebuchet MS" w:eastAsia="Times New Roman" w:hAnsi="Trebuchet MS"/>
+        </w:rPr>
+        <w:t>:</w:t>
+      </w:r>
+      <w:proofErr w:type="gramEnd"/>
+      <w:r>
+        <w:rPr>
+          <w:rFonts w:ascii="Trebuchet MS" w:eastAsia="Times New Roman" w:hAnsi="Trebuchet MS"/>
+        </w:rPr>
+        <w:t xml:space="preserve"> Jenkins, AWS CodePipeline</w:t>
+      </w:r>
+    </w:p>
+    <w:p>
+      <w:pPr>
+        <w:widowControl/>
+        <w:numPr>
+          <w:ilvl w:val="0"/>
+          <w:numId w:val="1"/>
+        </w:numPr>
+        <w:tabs>
+          <w:tab w:val="right" w:pos="8928"/>
+        </w:tabs>
+        <w:autoSpaceDE/>
+        <w:spacing w:line="251" w:lineRule="auto"/>
+      </w:pPr>
+      <w:r>
+        <w:rPr>
+          <w:rFonts w:ascii="Trebuchet MS" w:eastAsia="Times New Roman" w:hAnsi="Trebuchet MS"/>
+          <w:b/>
+          <w:bCs/>
+        </w:rPr>
+        <w:t xml:space="preserve">Version Control </w:t>
+      </w:r>
+      <w:proofErr w:type="gramStart"/>
+      <w:r>
+        <w:rPr>
+          <w:rFonts w:ascii="Trebuchet MS" w:eastAsia="Times New Roman" w:hAnsi="Trebuchet MS"/>
+          <w:b/>
+          <w:bCs/>
+        </w:rPr>
+        <w:t>Systems</w:t>
+      </w:r>
+      <w:r>
+        <w:rPr>
+          <w:rFonts w:ascii="Trebuchet MS" w:eastAsia="Times New Roman" w:hAnsi="Trebuchet MS"/>
+        </w:rPr>
+        <w:t xml:space="preserve"> </w:t>
+      </w:r>
+      <w:r>
+        <w:rPr>
+          <w:rFonts w:ascii="Trebuchet MS" w:eastAsia="Times New Roman" w:hAnsi="Trebuchet MS"/>
+        </w:rPr>
+        <w:t>:</w:t>
+      </w:r>
+      <w:proofErr w:type="gramEnd"/>
+      <w:r>
+        <w:rPr>
+          <w:rFonts w:ascii="Trebuchet MS" w:eastAsia="Times New Roman" w:hAnsi="Trebuchet MS"/>
+        </w:rPr>
+        <w:t xml:space="preserve"> Git, GitHub</w:t>
+      </w:r>
+    </w:p>
+    <w:p>
+      <w:pPr>
+        <w:widowControl/>
+        <w:numPr>
+          <w:ilvl w:val="0"/>
+          <w:numId w:val="1"/>
+        </w:numPr>
+        <w:tabs>
+          <w:tab w:val="right" w:pos="8928"/>
+        </w:tabs>
+        <w:autoSpaceDE/>
+        <w:spacing w:line="251" w:lineRule="auto"/>
+      </w:pPr>
+      <w:r>
+        <w:rPr>
+          <w:rFonts w:ascii="Trebuchet MS" w:eastAsia="Times New Roman" w:hAnsi="Trebuchet MS"/>
+          <w:b/>
+          <w:bCs/>
+        </w:rPr>
+        <w:t>Containerization &amp; Orchestration</w:t>
+      </w:r>
+      <w:r>
+        <w:rPr>
+          <w:rFonts w:ascii="Trebuchet MS" w:eastAsia="Times New Roman" w:hAnsi="Trebuchet MS"/>
+        </w:rPr>
+        <w:t xml:space="preserve"> - Docker, Kubernetes</w:t>
+      </w:r>
+    </w:p>
+    <w:p>
+      <w:pPr>
+        <w:widowControl/>
+        <w:numPr>
+          <w:ilvl w:val="0"/>
+          <w:numId w:val="1"/>
+        </w:numPr>
+        <w:tabs>
+          <w:tab w:val="right" w:pos="8928"/>
+        </w:tabs>
+        <w:autoSpaceDE/>
+        <w:spacing w:line="251" w:lineRule="auto"/>
+      </w:pPr>
+      <w:r>
+        <w:rPr>
+          <w:rFonts w:ascii="Trebuchet MS" w:eastAsia="Times New Roman" w:hAnsi="Trebuchet MS"/>
+          <w:b/>
+          <w:bCs/>
+        </w:rPr>
+        <w:t>Infrastructure as Code (</w:t>
+      </w:r>
+      <w:proofErr w:type="spellStart"/>
+      <w:r>
+        <w:rPr>
+          <w:rFonts w:ascii="Trebuchet MS" w:eastAsia="Times New Roman" w:hAnsi="Trebuchet MS"/>
+          <w:b/>
+          <w:bCs/>
+        </w:rPr>
+        <w:t>IaC</w:t>
+      </w:r>
+      <w:proofErr w:type="spellEnd"/>
+      <w:r>
+        <w:rPr>
+          <w:rFonts w:ascii="Trebuchet MS" w:eastAsia="Times New Roman" w:hAnsi="Trebuchet MS"/>
+          <w:b/>
+          <w:bCs/>
+        </w:rPr>
+        <w:t>)</w:t>
+      </w:r>
+      <w:r>
+        <w:rPr>
+          <w:rFonts w:ascii="Trebuchet MS" w:eastAsia="Times New Roman" w:hAnsi="Trebuchet MS"/>
+        </w:rPr>
+        <w:t xml:space="preserve"> – Terraform, AWS CloudFormation</w:t>
+      </w:r>
+    </w:p>
+    <w:p>
+      <w:pPr>
+        <w:widowControl/>
+        <w:numPr>
+          <w:ilvl w:val="0"/>
+          <w:numId w:val="1"/>
+        </w:numPr>
+        <w:tabs>
+          <w:tab w:val="right" w:pos="8928"/>
+        </w:tabs>
+        <w:autoSpaceDE/>
+        <w:spacing w:line="251" w:lineRule="auto"/>
+      </w:pPr>
+      <w:r>
+        <w:rPr>
+          <w:rFonts w:ascii="Trebuchet MS" w:eastAsia="Times New Roman" w:hAnsi="Trebuchet MS"/>
+          <w:b/>
+          <w:bCs/>
+        </w:rPr>
+        <w:t>Configuration Management</w:t>
+      </w:r>
+      <w:r>
+        <w:rPr>
+          <w:rFonts w:ascii="Trebuchet MS" w:eastAsia="Times New Roman" w:hAnsi="Trebuchet MS"/>
+        </w:rPr>
+        <w:t xml:space="preserve"> - Ansible</w:t>
+      </w:r>
+    </w:p>
+    <w:p>
+      <w:pPr>
+        <w:widowControl/>
+        <w:numPr>
+          <w:ilvl w:val="0"/>
+          <w:numId w:val="1"/>
+        </w:numPr>
+        <w:tabs>
+          <w:tab w:val="right" w:pos="8928"/>
+        </w:tabs>
+        <w:autoSpaceDE/>
+        <w:spacing w:line="251" w:lineRule="auto"/>
+      </w:pPr>
+      <w:r>
+        <w:rPr>
+          <w:rFonts w:ascii="Trebuchet MS" w:eastAsia="Times New Roman" w:hAnsi="Trebuchet MS"/>
+          <w:b/>
+          <w:bCs/>
+        </w:rPr>
+        <w:t xml:space="preserve">Cloud </w:t>
+      </w:r>
+      <w:proofErr w:type="gramStart"/>
+      <w:r>
+        <w:rPr>
+          <w:rFonts w:ascii="Trebuchet MS" w:eastAsia="Times New Roman" w:hAnsi="Trebuchet MS"/>
+          <w:b/>
+          <w:bCs/>
+        </w:rPr>
+        <w:t>Platforms</w:t>
+      </w:r>
+      <w:r>
+        <w:rPr>
+          <w:rFonts w:ascii="Trebuchet MS" w:eastAsia="Times New Roman" w:hAnsi="Trebuchet MS"/>
+        </w:rPr>
+        <w:t xml:space="preserve"> </w:t>
+      </w:r>
+      <w:r>
+        <w:rPr>
+          <w:rFonts w:ascii="Trebuchet MS" w:eastAsia="Times New Roman" w:hAnsi="Trebuchet MS"/>
+        </w:rPr>
+        <w:t>:</w:t>
+      </w:r>
+      <w:proofErr w:type="gramEnd"/>
+      <w:r>
+        <w:rPr>
+          <w:rFonts w:ascii="Trebuchet MS" w:eastAsia="Times New Roman" w:hAnsi="Trebuchet MS"/>
+        </w:rPr>
+        <w:t xml:space="preserve"> </w:t>
+      </w:r>
+      <w:r>
+        <w:rPr>
+          <w:rFonts w:ascii="Trebuchet MS" w:eastAsia="Times New Roman" w:hAnsi="Trebuchet MS"/>
+        </w:rPr>
+        <w:t xml:space="preserve">AWS </w:t>
+      </w:r>
+      <w:r>
+        <w:rPr>
+          <w:rFonts w:ascii="Trebuchet MS" w:eastAsia="Times New Roman" w:hAnsi="Trebuchet MS"/>
+        </w:rPr>
+        <w:t>(EC2, S3, RDS, VPC, IAM, ELB, Auto Scaling, ECS, ECR, Route 53)  </w:t>
+      </w:r>
+    </w:p>
+    <w:p>
+      <w:pPr>
+        <w:widowControl/>
+        <w:numPr>
+          <w:ilvl w:val="0"/>
+          <w:numId w:val="1"/>
+        </w:numPr>
+        <w:tabs>
+          <w:tab w:val="right" w:pos="8928"/>
+        </w:tabs>
+        <w:autoSpaceDE/>
+        <w:spacing w:line="251" w:lineRule="auto"/>
+      </w:pPr>
+      <w:r>
+        <w:rPr>
+          <w:rFonts w:ascii="Trebuchet MS" w:eastAsia="Times New Roman" w:hAnsi="Trebuchet MS"/>
+          <w:b/>
+          <w:bCs/>
+        </w:rPr>
+        <w:t xml:space="preserve">Monitoring &amp; Observability: </w:t>
+      </w:r>
+      <w:r>
+        <w:rPr>
+          <w:rFonts w:ascii="Trebuchet MS" w:eastAsia="Times New Roman" w:hAnsi="Trebuchet MS"/>
+        </w:rPr>
+        <w:t>Prometheus, Grafana, AWS CloudWatch</w:t>
+      </w:r>
+      <w:r>
+        <w:rPr>
+          <w:rFonts w:ascii="Trebuchet MS" w:eastAsia="Times New Roman" w:hAnsi="Trebuchet MS"/>
+          <w:b/>
+          <w:bCs/>
+        </w:rPr>
+        <w:t>  </w:t>
+      </w:r>
+    </w:p>
+    <w:p>
+      <w:pPr>
+        <w:widowControl/>
+        <w:numPr>
+          <w:ilvl w:val="0"/>
+          <w:numId w:val="1"/>
+        </w:numPr>
+        <w:tabs>
+          <w:tab w:val="right" w:pos="8928"/>
+        </w:tabs>
+        <w:autoSpaceDE/>
+        <w:spacing w:line="251" w:lineRule="auto"/>
+        <w:rPr>
+          <w:rFonts w:ascii="Trebuchet MS" w:hAnsi="Trebuchet MS"/>
+        </w:rPr>
+      </w:pPr>
+      <w:r>
+        <w:rPr>
+          <w:rFonts w:ascii="Trebuchet MS" w:hAnsi="Trebuchet MS"/>
+          <w:b/>
+          <w:bCs/>
+        </w:rPr>
+        <w:t>Build Tools:</w:t>
+      </w:r>
+      <w:r>
+        <w:rPr>
+          <w:rFonts w:ascii="Trebuchet MS" w:hAnsi="Trebuchet MS"/>
+        </w:rPr>
+        <w:t xml:space="preserve"> Maven </w:t>
+      </w:r>
+    </w:p>
+    <w:p>
+      <w:pPr>
+        <w:widowControl/>
+        <w:numPr>
+          <w:ilvl w:val="0"/>
+          <w:numId w:val="1"/>
+        </w:numPr>
+        <w:tabs>
+          <w:tab w:val="right" w:pos="8928"/>
+        </w:tabs>
+        <w:autoSpaceDE/>
+        <w:spacing w:line="251" w:lineRule="auto"/>
+      </w:pPr>
+      <w:r>
+        <w:rPr>
+          <w:rFonts w:ascii="Trebuchet MS" w:eastAsia="Times New Roman" w:hAnsi="Trebuchet MS"/>
+          <w:b/>
+          <w:bCs/>
+        </w:rPr>
+        <w:t xml:space="preserve">Operating </w:t>
+      </w:r>
+      <w:proofErr w:type="gramStart"/>
+      <w:r>
+        <w:rPr>
+          <w:rFonts w:ascii="Trebuchet MS" w:eastAsia="Times New Roman" w:hAnsi="Trebuchet MS"/>
+          <w:b/>
+          <w:bCs/>
+        </w:rPr>
+        <w:t>Systems</w:t>
+      </w:r>
+      <w:r>
+        <w:rPr>
+          <w:rFonts w:ascii="Trebuchet MS" w:eastAsia="Times New Roman" w:hAnsi="Trebuchet MS"/>
+        </w:rPr>
+        <w:t xml:space="preserve"> </w:t>
+      </w:r>
+      <w:r>
+        <w:rPr>
+          <w:rFonts w:ascii="Trebuchet MS" w:eastAsia="Times New Roman" w:hAnsi="Trebuchet MS"/>
+        </w:rPr>
+        <w:t>:</w:t>
+      </w:r>
+      <w:proofErr w:type="gramEnd"/>
+      <w:r>
+        <w:rPr>
+          <w:rFonts w:ascii="Trebuchet MS" w:eastAsia="Times New Roman" w:hAnsi="Trebuchet MS"/>
+        </w:rPr>
+        <w:t xml:space="preserve"> Linux (Ubuntu)</w:t>
+      </w:r>
+    </w:p>
+    <w:p>
+      <w:pPr>
+        <w:pStyle w:val="ListParagraph"/>
+        <w:numPr>
+          <w:ilvl w:val="0"/>
+          <w:numId w:val="1"/>
+        </w:numPr>
+        <w:tabs>
+          <w:tab w:val="left" w:pos="1152"/>
+        </w:tabs>
+      </w:pPr>
+      <w:r>
+        <w:rPr>
+          <w:rFonts w:cs="Segoe UI"/>
+          <w:b/>
+        </w:rPr>
+        <w:t>Scripting</w:t>
+      </w:r>
+      <w:r>
+        <w:rPr>
+          <w:rFonts w:cs="Segoe UI"/>
+          <w:b/>
+          <w:spacing w:val="-6"/>
+        </w:rPr>
+        <w:t xml:space="preserve"> </w:t>
+      </w:r>
+      <w:r>
+        <w:rPr>
+          <w:rFonts w:cs="Segoe UI"/>
+          <w:b/>
+        </w:rPr>
+        <w:t>Language:</w:t>
+      </w:r>
+      <w:r>
+        <w:rPr>
+          <w:rFonts w:cs="Segoe UI"/>
+          <w:spacing w:val="-7"/>
+        </w:rPr>
+        <w:t xml:space="preserve"> </w:t>
+      </w:r>
+      <w:r>
+        <w:rPr>
+          <w:rFonts w:cs="Segoe UI"/>
+          <w:spacing w:val="-2"/>
+        </w:rPr>
+        <w:t>Python, Bash</w:t>
+      </w:r>
+    </w:p>
+    <w:p>
+      <w:pPr>
+        <w:pStyle w:val="ListParagraph"/>
+        <w:numPr>
+          <w:ilvl w:val="0"/>
+          <w:numId w:val="1"/>
+        </w:numPr>
+        <w:tabs>
+          <w:tab w:val="left" w:pos="1152"/>
+        </w:tabs>
+      </w:pPr>
+      <w:r>
+        <w:rPr>
+          <w:b/>
+          <w:bCs/>
+        </w:rPr>
+        <w:t>Security &amp; Quality</w:t>
+      </w:r>
+      <w:r>
+        <w:t xml:space="preserve">: </w:t>
+      </w:r>
+      <w:proofErr w:type="spellStart"/>
+      <w:r>
+        <w:t>Trivy</w:t>
+      </w:r>
+      <w:proofErr w:type="spellEnd"/>
+      <w:r>
+        <w:t>, SonarQube, OWASP</w:t>
+      </w:r>
+    </w:p>
+    <w:p>
+      <w:pPr>
+        <w:pStyle w:val="ListParagraph"/>
+        <w:tabs>
+          <w:tab w:val="left" w:pos="1152"/>
+        </w:tabs>
+        <w:ind w:firstLine="0"/>
+      </w:pPr>
+    </w:p>
+    <w:p>
+      <w:pPr>
+        <w:spacing w:before="1"/>
+        <w:ind w:left="490"/>
+        <w:rPr>
+          <w:sz w:val="28"/>
+          <w:szCs w:val="28"/>
+        </w:rPr>
+      </w:pPr>
+      <w:r>
+        <w:rPr>
+          <w:noProof/>
+        </w:rPr>
+        <w:drawing>
+          <wp:inline distT="0" distB="0" distL="0" distR="0" wp14:anchorId="53F9262E" wp14:editId="33CFE7A6">
+            <wp:extent cx="184151" cy="161921"/>
+            <wp:effectExtent l="0" t="0" r="6349" b="0"/>
+            <wp:docPr id="868362899" name="Image 12"/>
+            <wp:cNvGraphicFramePr/>
+            <a:graphic xmlns:a="http://schemas.openxmlformats.org/drawingml/2006/main">
+              <a:graphicData uri="http://schemas.openxmlformats.org/drawingml/2006/picture">
+                <pic:pic xmlns:pic="http://schemas.openxmlformats.org/drawingml/2006/picture">
+                  <pic:nvPicPr>
+                    <pic:cNvPr id="0" name=""/>
+                    <pic:cNvPicPr/>
+                  </pic:nvPicPr>
+                  <pic:blipFill>
+                    <a:blip r:embed="rId10"/>
+                    <a:stretch>
+                      <a:fillRect/>
+                    </a:stretch>
+                  </pic:blipFill>
+                  <pic:spPr>
+                    <a:xfrm>
+                      <a:off x="0" y="0"/>
+                      <a:ext cx="184151" cy="161921"/>
+                    </a:xfrm>
+                    <a:prstGeom prst="rect">
+                      <a:avLst/>
+                    </a:prstGeom>
+                    <a:noFill/>
+                    <a:ln>
+                      <a:noFill/>
+                      <a:prstDash/>
+                    </a:ln>
+                  </pic:spPr>
+                </pic:pic>
+              </a:graphicData>
+            </a:graphic>
+          </wp:inline>
+        </w:drawing>
+      </w:r>
+      <w:r>
+        <w:rPr>
+          <w:rFonts w:ascii="Times New Roman" w:hAnsi="Times New Roman"/>
+          <w:spacing w:val="40"/>
+          <w:sz w:val="20"/>
+        </w:rPr>
+        <w:t xml:space="preserve"> </w:t>
+      </w:r>
+      <w:r>
+        <w:rPr>
+          <w:rFonts w:ascii="Trebuchet MS" w:hAnsi="Trebuchet MS"/>
+          <w:color w:val="171775"/>
+          <w:sz w:val="28"/>
+          <w:szCs w:val="28"/>
+        </w:rPr>
+        <w:t>EX</w:t>
+      </w:r>
+      <w:r>
+        <w:rPr>
+          <w:rFonts w:ascii="Trebuchet MS" w:hAnsi="Trebuchet MS"/>
+          <w:color w:val="171775"/>
+          <w:sz w:val="28"/>
+          <w:szCs w:val="28"/>
+        </w:rPr>
+        <w:t>P</w:t>
+      </w:r>
+      <w:r>
+        <w:rPr>
+          <w:rFonts w:ascii="Trebuchet MS" w:hAnsi="Trebuchet MS"/>
+          <w:color w:val="171775"/>
+          <w:sz w:val="28"/>
+          <w:szCs w:val="28"/>
+        </w:rPr>
+        <w:t>ERIENCE</w:t>
+      </w:r>
+    </w:p>
+    <w:p>
+      <w:pPr>
         <w:pStyle w:val="Heading2"/>
         <w:spacing w:before="270"/>
         <w:ind w:left="461"/>
-      </w:pPr>
-      <w:r>
+        <w:rPr>
+          <w:sz w:val="22"/>
+          <w:szCs w:val="22"/>
+        </w:rPr>
+      </w:pPr>
+      <w:r>
+        <w:rPr>
+          <w:noProof/>
+          <w:sz w:val="22"/>
+          <w:szCs w:val="22"/>
+        </w:rPr>
+        <mc:AlternateContent>
+          <mc:Choice Requires="wps">
+            <w:drawing>
+              <wp:anchor distT="0" distB="0" distL="114300" distR="114300" simplePos="0" relativeHeight="487595520" behindDoc="0" locked="0" layoutInCell="1" allowOverlap="1" wp14:anchorId="6BC95B60" wp14:editId="43AB8197">
+                <wp:simplePos x="0" y="0"/>
+                <wp:positionH relativeFrom="page">
+                  <wp:posOffset>532130</wp:posOffset>
+                </wp:positionH>
+                <wp:positionV relativeFrom="paragraph">
+                  <wp:posOffset>52705</wp:posOffset>
+                </wp:positionV>
+                <wp:extent cx="6692265" cy="1270"/>
+                <wp:effectExtent l="0" t="0" r="0" b="0"/>
+                <wp:wrapTopAndBottom/>
+                <wp:docPr id="877364240" name="Graphic 3"/>
+                <wp:cNvGraphicFramePr/>
+                <a:graphic xmlns:a="http://schemas.openxmlformats.org/drawingml/2006/main">
+                  <a:graphicData uri="http://schemas.microsoft.com/office/word/2010/wordprocessingShape">
+                    <wps:wsp>
+                      <wps:cNvSpPr/>
+                      <wps:spPr>
+                        <a:xfrm>
+                          <a:off x="0" y="0"/>
+                          <a:ext cx="6692265" cy="1270"/>
+                        </a:xfrm>
+                        <a:custGeom>
+                          <a:avLst/>
+                          <a:gdLst>
+                            <a:gd name="f0" fmla="val w"/>
+                            <a:gd name="f1" fmla="val h"/>
+                            <a:gd name="f2" fmla="val 0"/>
+                            <a:gd name="f3" fmla="val 6692900"/>
+                            <a:gd name="f4" fmla="val 1270"/>
+                            <a:gd name="f5" fmla="val 6692392"/>
+                            <a:gd name="f6" fmla="*/ f0 1 6692900"/>
+                            <a:gd name="f7" fmla="*/ f1 1 1270"/>
+                            <a:gd name="f8" fmla="val f2"/>
+                            <a:gd name="f9" fmla="val f3"/>
+                            <a:gd name="f10" fmla="val f4"/>
+                            <a:gd name="f11" fmla="+- f10 0 f8"/>
+                            <a:gd name="f12" fmla="+- f9 0 f8"/>
+                            <a:gd name="f13" fmla="*/ f12 1 6692900"/>
+                            <a:gd name="f14" fmla="*/ f11 1 1270"/>
+                            <a:gd name="f15" fmla="*/ 0 1 f13"/>
+                            <a:gd name="f16" fmla="*/ 6692900 1 f13"/>
+                            <a:gd name="f17" fmla="*/ 0 1 f14"/>
+                            <a:gd name="f18" fmla="*/ 1270 1 f14"/>
+                            <a:gd name="f19" fmla="*/ f15 f6 1"/>
+                            <a:gd name="f20" fmla="*/ f16 f6 1"/>
+                            <a:gd name="f21" fmla="*/ f18 f7 1"/>
+                            <a:gd name="f22" fmla="*/ f17 f7 1"/>
+                          </a:gdLst>
+                          <a:ahLst/>
+                          <a:cxnLst>
+                            <a:cxn ang="3cd4">
+                              <a:pos x="hc" y="t"/>
+                            </a:cxn>
+                            <a:cxn ang="0">
+                              <a:pos x="r" y="vc"/>
+                            </a:cxn>
+                            <a:cxn ang="cd4">
+                              <a:pos x="hc" y="b"/>
+                            </a:cxn>
+                            <a:cxn ang="cd2">
+                              <a:pos x="l" y="vc"/>
+                            </a:cxn>
+                          </a:cxnLst>
+                          <a:rect l="f19" t="f22" r="f20" b="f21"/>
+                          <a:pathLst>
+                            <a:path w="6692900" h="1270">
+                              <a:moveTo>
+                                <a:pt x="f2" y="f2"/>
+                              </a:moveTo>
+                              <a:lnTo>
+                                <a:pt x="f5" y="f2"/>
+                              </a:lnTo>
+                            </a:path>
+                          </a:pathLst>
+                        </a:custGeom>
+                        <a:noFill/>
+                        <a:ln w="5047" cap="flat">
+                          <a:solidFill>
+                            <a:srgbClr val="000000"/>
+                          </a:solidFill>
+                          <a:prstDash val="solid"/>
+                        </a:ln>
+                      </wps:spPr>
+                      <wps:bodyPr lIns="0" tIns="0" rIns="0" bIns="0"/>
+                    </wps:wsp>
+                  </a:graphicData>
+                </a:graphic>
+              </wp:anchor>
+            </w:drawing>
+          </mc:Choice>
+          <mc:Fallback>
+            <w:pict>
+              <v:shape w14:anchorId="120DB293" id="Graphic 3" o:spid="_x0000_s1026" style="position:absolute;margin-left:41.9pt;margin-top:4.15pt;width:526.95pt;height:.1pt;z-index:487595520;visibility:visible;mso-wrap-style:square;mso-wrap-distance-left:9pt;mso-wrap-distance-top:0;mso-wrap-distance-right:9pt;mso-wrap-distance-bottom:0;mso-position-horizontal:absolute;mso-position-horizontal-relative:page;mso-position-vertical:absolute;mso-position-vertical-relative:text;v-text-anchor:top" coordsize="6692900,1270" o:gfxdata="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" path="m,l6692392,e" filled="f" strokeweight=".14019mm">
+                <v:path arrowok="t" o:connecttype="custom" o:connectlocs="3346133,0;6692265,635;3346133,1270;0,635" o:connectangles="270,0,90,180" textboxrect="0,0,6692900,1270"/>
+                <w10:wrap type="topAndBottom" anchorx="page"/>
+              </v:shape>
+            </w:pict>
+          </mc:Fallback>
+        </mc:AlternateContent>
+      </w:r>
+      <w:r>
+        <w:rPr>
+          <w:sz w:val="22"/>
+          <w:szCs w:val="22"/>
+        </w:rPr>
         <w:t>DevOps</w:t>
       </w:r>
       <w:r>
         <w:rPr>
           <w:spacing w:val="-4"/>
+          <w:sz w:val="22"/>
+          <w:szCs w:val="22"/>
         </w:rPr>
         <w:t xml:space="preserve"> </w:t>
       </w:r>
       <w:r>
         <w:rPr>
           <w:spacing w:val="-2"/>
+          <w:sz w:val="22"/>
+          <w:szCs w:val="22"/>
         </w:rPr>
         <w:t>Engineer (</w:t>
       </w:r>
       <w:r>
         <w:rPr>
           <w:spacing w:val="-2"/>
+          <w:sz w:val="22"/>
+          <w:szCs w:val="22"/>
         </w:rPr>
         <w:t>Sr Analyst)</w:t>
       </w:r>
@@ -2344,7 +1443,6 @@
       <w:r>
         <w:rPr>
           <w:rFonts w:ascii="Trebuchet MS" w:hAnsi="Trebuchet MS"/>
-          <w:sz w:val="24"/>
         </w:rPr>
         <w:t>Capgemini</w:t>
       </w:r>
@@ -2352,14 +1450,12 @@
         <w:rPr>
           <w:rFonts w:ascii="Trebuchet MS" w:hAnsi="Trebuchet MS"/>
           <w:spacing w:val="-10"/>
-          <w:sz w:val="24"/>
-        </w:rPr>
-        <w:t xml:space="preserve"> </w:t>
-      </w:r>
-      <w:r>
-        <w:rPr>
-          <w:rFonts w:ascii="Trebuchet MS" w:hAnsi="Trebuchet MS"/>
-          <w:sz w:val="24"/>
+        </w:rPr>
+        <w:t xml:space="preserve"> </w:t>
+      </w:r>
+      <w:r>
+        <w:rPr>
+          <w:rFonts w:ascii="Trebuchet MS" w:hAnsi="Trebuchet MS"/>
         </w:rPr>
         <w:t>Technology</w:t>
       </w:r>
@@ -2367,14 +1463,12 @@
         <w:rPr>
           <w:rFonts w:ascii="Trebuchet MS" w:hAnsi="Trebuchet MS"/>
           <w:spacing w:val="-9"/>
-          <w:sz w:val="24"/>
-        </w:rPr>
-        <w:t xml:space="preserve"> </w:t>
-      </w:r>
-      <w:r>
-        <w:rPr>
-          <w:rFonts w:ascii="Trebuchet MS" w:hAnsi="Trebuchet MS"/>
-          <w:sz w:val="24"/>
+        </w:rPr>
+        <w:t xml:space="preserve"> </w:t>
+      </w:r>
+      <w:r>
+        <w:rPr>
+          <w:rFonts w:ascii="Trebuchet MS" w:hAnsi="Trebuchet MS"/>
         </w:rPr>
         <w:t>Services</w:t>
       </w:r>
@@ -2382,14 +1476,12 @@
         <w:rPr>
           <w:rFonts w:ascii="Trebuchet MS" w:hAnsi="Trebuchet MS"/>
           <w:spacing w:val="-10"/>
-          <w:sz w:val="24"/>
-        </w:rPr>
-        <w:t xml:space="preserve"> </w:t>
-      </w:r>
-      <w:r>
-        <w:rPr>
-          <w:rFonts w:ascii="Trebuchet MS" w:hAnsi="Trebuchet MS"/>
-          <w:sz w:val="24"/>
+        </w:rPr>
+        <w:t xml:space="preserve"> </w:t>
+      </w:r>
+      <w:r>
+        <w:rPr>
+          <w:rFonts w:ascii="Trebuchet MS" w:hAnsi="Trebuchet MS"/>
         </w:rPr>
         <w:t>India</w:t>
       </w:r>
@@ -2397,14 +1489,12 @@
         <w:rPr>
           <w:rFonts w:ascii="Trebuchet MS" w:hAnsi="Trebuchet MS"/>
           <w:spacing w:val="-7"/>
-          <w:sz w:val="24"/>
-        </w:rPr>
-        <w:t xml:space="preserve"> </w:t>
-      </w:r>
-      <w:r>
-        <w:rPr>
-          <w:rFonts w:ascii="Trebuchet MS" w:hAnsi="Trebuchet MS"/>
-          <w:sz w:val="24"/>
+        </w:rPr>
+        <w:t xml:space="preserve"> </w:t>
+      </w:r>
+      <w:r>
+        <w:rPr>
+          <w:rFonts w:ascii="Trebuchet MS" w:hAnsi="Trebuchet MS"/>
         </w:rPr>
         <w:t>Limited,</w:t>
       </w:r>
@@ -2412,14 +1502,12 @@
         <w:rPr>
           <w:rFonts w:ascii="Trebuchet MS" w:hAnsi="Trebuchet MS"/>
           <w:spacing w:val="-10"/>
-          <w:sz w:val="24"/>
-        </w:rPr>
-        <w:t xml:space="preserve"> </w:t>
-      </w:r>
-      <w:r>
-        <w:rPr>
-          <w:rFonts w:ascii="Trebuchet MS" w:hAnsi="Trebuchet MS"/>
-          <w:sz w:val="24"/>
+        </w:rPr>
+        <w:t xml:space="preserve"> </w:t>
+      </w:r>
+      <w:r>
+        <w:rPr>
+          <w:rFonts w:ascii="Trebuchet MS" w:hAnsi="Trebuchet MS"/>
         </w:rPr>
         <w:t xml:space="preserve">Bangalore Project: </w:t>
       </w:r>
@@ -2427,21 +1515,18 @@
         <w:rPr>
           <w:rFonts w:ascii="Trebuchet MS" w:hAnsi="Trebuchet MS"/>
           <w:b/>
-          <w:sz w:val="24"/>
         </w:rPr>
         <w:t>HP</w:t>
       </w:r>
       <w:r>
         <w:rPr>
           <w:rFonts w:ascii="Trebuchet MS" w:hAnsi="Trebuchet MS"/>
-          <w:sz w:val="24"/>
         </w:rPr>
         <w:t xml:space="preserve"> | </w:t>
       </w:r>
       <w:r>
         <w:rPr>
           <w:rFonts w:ascii="Trebuchet MS" w:hAnsi="Trebuchet MS"/>
-          <w:sz w:val="24"/>
         </w:rPr>
         <w:t>Aug 2023 - Present)</w:t>
       </w:r>
@@ -2452,11 +1537,15 @@
         <w:ind w:firstLine="361"/>
         <w:rPr>
           <w:spacing w:val="-2"/>
+          <w:sz w:val="22"/>
+          <w:szCs w:val="22"/>
         </w:rPr>
       </w:pPr>
       <w:r>
         <w:rPr>
           <w:spacing w:val="-2"/>
+          <w:sz w:val="22"/>
+          <w:szCs w:val="22"/>
         </w:rPr>
         <w:t>Responsibilities:</w:t>
       </w:r>
@@ -2472,23 +1561,48 @@
         <w:suppressAutoHyphens w:val="0"/>
         <w:autoSpaceDE/>
         <w:autoSpaceDN/>
-        <w:spacing w:before="100" w:beforeAutospacing="1" w:after="100" w:afterAutospacing="1"/>
+        <w:spacing w:before="100" w:beforeAutospacing="1" w:after="100" w:afterAutospacing="1" w:line="276" w:lineRule="auto"/>
+        <w:jc w:val="both"/>
         <w:textAlignment w:val="auto"/>
         <w:rPr>
           <w:rFonts w:eastAsia="Times New Roman" w:cs="Times New Roman"/>
-          <w:sz w:val="24"/>
-          <w:szCs w:val="24"/>
           <w:lang w:val="en-IN" w:eastAsia="en-IN"/>
         </w:rPr>
       </w:pPr>
       <w:r>
         <w:rPr>
           <w:rFonts w:eastAsia="Times New Roman" w:cs="Times New Roman"/>
-          <w:sz w:val="24"/>
-          <w:szCs w:val="24"/>
           <w:lang w:val="en-IN" w:eastAsia="en-IN"/>
         </w:rPr>
-        <w:t>Designed and maintained CI/CD pipelines using Jenkins and AWS CodePipeline to support automated build and deployment across development, staging, and production environments  </w:t>
+        <w:t>Designed and maintained CI/CD pipelines using Jenkins and AWS CodePipeline to support</w:t>
+      </w:r>
+      <w:r>
+        <w:rPr>
+          <w:rFonts w:eastAsia="Times New Roman" w:cs="Times New Roman"/>
+          <w:lang w:val="en-IN" w:eastAsia="en-IN"/>
+        </w:rPr>
+        <w:t xml:space="preserve"> </w:t>
+      </w:r>
+      <w:r>
+        <w:rPr>
+          <w:rFonts w:eastAsia="Times New Roman" w:cs="Times New Roman"/>
+          <w:lang w:val="en-IN" w:eastAsia="en-IN"/>
+        </w:rPr>
+        <w:t>automated build and deployment across development, staging, and production environments</w:t>
+      </w:r>
+      <w:r>
+        <w:rPr>
+          <w:rFonts w:eastAsia="Times New Roman" w:cs="Times New Roman"/>
+          <w:lang w:val="en-IN" w:eastAsia="en-IN"/>
+        </w:rPr>
+        <w:t>.</w:t>
+      </w:r>
+      <w:r>
+        <w:rPr>
+          <w:rFonts w:eastAsia="Times New Roman" w:cs="Times New Roman"/>
+          <w:lang w:val="en-IN" w:eastAsia="en-IN"/>
+        </w:rPr>
+        <w:t>  </w:t>
       </w:r>
     </w:p>
     <w:p>
@@ -2502,23 +1616,34 @@
         <w:suppressAutoHyphens w:val="0"/>
         <w:autoSpaceDE/>
         <w:autoSpaceDN/>
-        <w:spacing w:before="100" w:beforeAutospacing="1" w:after="100" w:afterAutospacing="1"/>
+        <w:spacing w:before="100" w:beforeAutospacing="1" w:after="100" w:afterAutospacing="1" w:line="276" w:lineRule="auto"/>
+        <w:jc w:val="both"/>
         <w:textAlignment w:val="auto"/>
         <w:rPr>
           <w:rFonts w:eastAsia="Times New Roman" w:cs="Times New Roman"/>
-          <w:sz w:val="24"/>
-          <w:szCs w:val="24"/>
           <w:lang w:val="en-IN" w:eastAsia="en-IN"/>
         </w:rPr>
       </w:pPr>
       <w:r>
         <w:rPr>
           <w:rFonts w:eastAsia="Times New Roman" w:cs="Times New Roman"/>
-          <w:sz w:val="24"/>
-          <w:szCs w:val="24"/>
           <w:lang w:val="en-IN" w:eastAsia="en-IN"/>
         </w:rPr>
-        <w:t>Managed and optimized AWS infrastructure (EC2, S3, RDS, VPC, IAM), ensuring high availability, scalability, and secure configurations  </w:t>
+        <w:t>Managed and optimized AWS infrastructure (EC2, S3, RDS, VPC, IAM), ensuring high availability, scalability, and secure configurations</w:t>
+      </w:r>
+      <w:r>
+        <w:rPr>
+          <w:rFonts w:eastAsia="Times New Roman" w:cs="Times New Roman"/>
+          <w:lang w:val="en-IN" w:eastAsia="en-IN"/>
+        </w:rPr>
+        <w:t>.</w:t>
+      </w:r>
+      <w:r>
+        <w:rPr>
+          <w:rFonts w:eastAsia="Times New Roman" w:cs="Times New Roman"/>
+          <w:lang w:val="en-IN" w:eastAsia="en-IN"/>
+        </w:rPr>
+        <w:t>  </w:t>
       </w:r>
     </w:p>
     <w:p>
@@ -2532,625 +1657,48 @@
         <w:suppressAutoHyphens w:val="0"/>
         <w:autoSpaceDE/>
         <w:autoSpaceDN/>
-        <w:spacing w:before="100" w:beforeAutospacing="1" w:after="100" w:afterAutospacing="1"/>
+        <w:spacing w:before="100" w:beforeAutospacing="1" w:after="100" w:afterAutospacing="1" w:line="276" w:lineRule="auto"/>
+        <w:jc w:val="both"/>
         <w:textAlignment w:val="auto"/>
         <w:rPr>
           <w:rFonts w:eastAsia="Times New Roman" w:cs="Times New Roman"/>
-          <w:sz w:val="24"/>
-          <w:szCs w:val="24"/>
           <w:lang w:val="en-IN" w:eastAsia="en-IN"/>
         </w:rPr>
       </w:pPr>
       <w:r>
         <w:rPr>
-          <w:noProof/>
-          <w:sz w:val="20"/>
-        </w:rPr>
-        <w:lastRenderedPageBreak/>
-        <mc:AlternateContent>
-          <mc:Choice Requires="wpg">
-            <w:drawing>
-              <wp:anchor distT="0" distB="0" distL="114300" distR="114300" simplePos="0" relativeHeight="487595520" behindDoc="0" locked="0" layoutInCell="1" allowOverlap="1" wp14:anchorId="3E6F5210" wp14:editId="36479939">
-                <wp:simplePos x="0" y="0"/>
-                <wp:positionH relativeFrom="margin">
-                  <wp:posOffset>268854</wp:posOffset>
-                </wp:positionH>
-                <wp:positionV relativeFrom="paragraph">
-                  <wp:posOffset>161</wp:posOffset>
-                </wp:positionV>
-                <wp:extent cx="6931025" cy="22225"/>
-                <wp:effectExtent l="0" t="0" r="22225" b="15875"/>
-                <wp:wrapTopAndBottom/>
-                <wp:docPr id="14448926" name="Group 5"/>
-                <wp:cNvGraphicFramePr/>
-                <a:graphic xmlns:a="http://schemas.openxmlformats.org/drawingml/2006/main">
-                  <a:graphicData uri="http://schemas.microsoft.com/office/word/2010/wordprocessingGroup">
-                    <wpg:wgp>
-                      <wpg:cNvGrpSpPr/>
-                      <wpg:grpSpPr>
-                        <a:xfrm>
-                          <a:off x="0" y="0"/>
-                          <a:ext cx="6931025" cy="22225"/>
-                          <a:chOff x="0" y="0"/>
-                          <a:chExt cx="6931068" cy="22722"/>
-                        </a:xfrm>
-                      </wpg:grpSpPr>
-                      <wps:wsp>
-                        <wps:cNvPr id="491407913" name="Graphic 6"/>
-                        <wps:cNvSpPr/>
-                        <wps:spPr>
-                          <a:xfrm>
-                            <a:off x="0" y="0"/>
-                            <a:ext cx="6927851" cy="21588"/>
-                          </a:xfrm>
-                          <a:custGeom>
-                            <a:avLst/>
-                            <a:gdLst>
-                              <a:gd name="f0" fmla="val w"/>
-                              <a:gd name="f1" fmla="val h"/>
-                              <a:gd name="f2" fmla="val 0"/>
-                              <a:gd name="f3" fmla="val 6927850"/>
-                              <a:gd name="f4" fmla="val 21590"/>
-                              <a:gd name="f5" fmla="*/ f0 1 6927850"/>
-                              <a:gd name="f6" fmla="*/ f1 1 21590"/>
-                              <a:gd name="f7" fmla="val f2"/>
-                              <a:gd name="f8" fmla="val f3"/>
-                              <a:gd name="f9" fmla="val f4"/>
-                              <a:gd name="f10" fmla="+- f9 0 f7"/>
-                              <a:gd name="f11" fmla="+- f8 0 f7"/>
-                              <a:gd name="f12" fmla="*/ f11 1 6927850"/>
-                              <a:gd name="f13" fmla="*/ f10 1 21590"/>
-                              <a:gd name="f14" fmla="*/ f7 1 f12"/>
-                              <a:gd name="f15" fmla="*/ f8 1 f12"/>
-                              <a:gd name="f16" fmla="*/ f7 1 f13"/>
-                              <a:gd name="f17" fmla="*/ f9 1 f13"/>
-                              <a:gd name="f18" fmla="*/ f14 f5 1"/>
-                              <a:gd name="f19" fmla="*/ f15 f5 1"/>
-                              <a:gd name="f20" fmla="*/ f17 f6 1"/>
-                              <a:gd name="f21" fmla="*/ f16 f6 1"/>
-                            </a:gdLst>
-                            <a:ahLst/>
-                            <a:cxnLst>
-                              <a:cxn ang="3cd4">
-                                <a:pos x="hc" y="t"/>
-                              </a:cxn>
-                              <a:cxn ang="0">
-                                <a:pos x="r" y="vc"/>
-                              </a:cxn>
-                              <a:cxn ang="cd4">
-                                <a:pos x="hc" y="b"/>
-                              </a:cxn>
-                              <a:cxn ang="cd2">
-                                <a:pos x="l" y="vc"/>
-                              </a:cxn>
-                            </a:cxnLst>
-                            <a:rect l="f18" t="f21" r="f19" b="f20"/>
-                            <a:pathLst>
-                              <a:path w="6927850" h="21590">
-                                <a:moveTo>
-                                  <a:pt x="f3" y="f2"/>
-                                </a:moveTo>
-                                <a:lnTo>
-                                  <a:pt x="f2" y="f2"/>
-                                </a:lnTo>
-                                <a:lnTo>
-                                  <a:pt x="f2" y="f4"/>
-                                </a:lnTo>
-                                <a:lnTo>
-                                  <a:pt x="f3" y="f4"/>
-                                </a:lnTo>
-                                <a:lnTo>
-                                  <a:pt x="f3" y="f2"/>
-                                </a:lnTo>
-                                <a:close/>
-                              </a:path>
-                            </a:pathLst>
-                          </a:custGeom>
-                          <a:solidFill>
-                            <a:srgbClr val="9F9F9F"/>
-                          </a:solidFill>
-                          <a:ln cap="flat">
-                            <a:noFill/>
-                            <a:prstDash val="solid"/>
-                          </a:ln>
-                        </wps:spPr>
-                        <wps:bodyPr lIns="0" tIns="0" rIns="0" bIns="0"/>
-                      </wps:wsp>
-                      <wps:wsp>
-                        <wps:cNvPr id="1360261431" name="Graphic 7"/>
-                        <wps:cNvSpPr/>
-                        <wps:spPr>
-                          <a:xfrm>
-                            <a:off x="6927595" y="1262"/>
-                            <a:ext cx="3172" cy="3172"/>
-                          </a:xfrm>
-                          <a:custGeom>
-                            <a:avLst/>
-                            <a:gdLst>
-                              <a:gd name="f0" fmla="val w"/>
-                              <a:gd name="f1" fmla="val h"/>
-                              <a:gd name="f2" fmla="val 0"/>
-                              <a:gd name="f3" fmla="val 3175"/>
-                              <a:gd name="f4" fmla="val 3047"/>
-                              <a:gd name="f5" fmla="val 3048"/>
-                              <a:gd name="f6" fmla="*/ f0 1 3175"/>
-                              <a:gd name="f7" fmla="*/ f1 1 3175"/>
-                              <a:gd name="f8" fmla="val f2"/>
-                              <a:gd name="f9" fmla="val f3"/>
-                              <a:gd name="f10" fmla="+- f9 0 f8"/>
-                              <a:gd name="f11" fmla="*/ f10 1 3175"/>
-                              <a:gd name="f12" fmla="*/ f8 1 f11"/>
-                              <a:gd name="f13" fmla="*/ f9 1 f11"/>
-                              <a:gd name="f14" fmla="*/ f12 f6 1"/>
-                              <a:gd name="f15" fmla="*/ f13 f6 1"/>
-                              <a:gd name="f16" fmla="*/ f13 f7 1"/>
-                              <a:gd name="f17" fmla="*/ f12 f7 1"/>
-                            </a:gdLst>
-                            <a:ahLst/>
-                            <a:cxnLst>
-                              <a:cxn ang="3cd4">
-                                <a:pos x="hc" y="t"/>
-                              </a:cxn>
-                              <a:cxn ang="0">
-                                <a:pos x="r" y="vc"/>
-                              </a:cxn>
-                              <a:cxn ang="cd4">
-                                <a:pos x="hc" y="b"/>
-                              </a:cxn>
-                              <a:cxn ang="cd2">
-                                <a:pos x="l" y="vc"/>
-                              </a:cxn>
-                            </a:cxnLst>
-                            <a:rect l="f14" t="f17" r="f15" b="f16"/>
-                            <a:pathLst>
-                              <a:path w="3175" h="3175">
-                                <a:moveTo>
-                                  <a:pt x="f4" y="f2"/>
-                                </a:moveTo>
-                                <a:lnTo>
-                                  <a:pt x="f2" y="f2"/>
-                                </a:lnTo>
-                                <a:lnTo>
-                                  <a:pt x="f2" y="f5"/>
-                                </a:lnTo>
-                                <a:lnTo>
-                                  <a:pt x="f4" y="f5"/>
-                                </a:lnTo>
-                                <a:lnTo>
-                                  <a:pt x="f4" y="f2"/>
-                                </a:lnTo>
-                                <a:close/>
-                              </a:path>
-                            </a:pathLst>
-                          </a:custGeom>
-                          <a:solidFill>
-                            <a:srgbClr val="E2E2E2"/>
-                          </a:solidFill>
-                          <a:ln cap="flat">
-                            <a:noFill/>
-                            <a:prstDash val="solid"/>
-                          </a:ln>
-                        </wps:spPr>
-                        <wps:bodyPr lIns="0" tIns="0" rIns="0" bIns="0"/>
-                      </wps:wsp>
-                      <wps:wsp>
-                        <wps:cNvPr id="1380443645" name="Graphic 8"/>
-                        <wps:cNvSpPr/>
-                        <wps:spPr>
-                          <a:xfrm>
-                            <a:off x="45" y="1262"/>
-                            <a:ext cx="6931023" cy="18416"/>
-                          </a:xfrm>
-                          <a:custGeom>
-                            <a:avLst/>
-                            <a:gdLst>
-                              <a:gd name="f0" fmla="val w"/>
-                              <a:gd name="f1" fmla="val h"/>
-                              <a:gd name="f2" fmla="val 0"/>
-                              <a:gd name="f3" fmla="val 6931025"/>
-                              <a:gd name="f4" fmla="val 18415"/>
-                              <a:gd name="f5" fmla="val 3048"/>
-                              <a:gd name="f6" fmla="val 18288"/>
-                              <a:gd name="f7" fmla="val 6930580"/>
-                              <a:gd name="f8" fmla="val 6927545"/>
-                              <a:gd name="f9" fmla="*/ f0 1 6931025"/>
-                              <a:gd name="f10" fmla="*/ f1 1 18415"/>
-                              <a:gd name="f11" fmla="val f2"/>
-                              <a:gd name="f12" fmla="val f3"/>
-                              <a:gd name="f13" fmla="val f4"/>
-                              <a:gd name="f14" fmla="+- f13 0 f11"/>
-                              <a:gd name="f15" fmla="+- f12 0 f11"/>
-                              <a:gd name="f16" fmla="*/ f15 1 6931025"/>
-                              <a:gd name="f17" fmla="*/ f14 1 18415"/>
-                              <a:gd name="f18" fmla="*/ f11 1 f16"/>
-                              <a:gd name="f19" fmla="*/ f12 1 f16"/>
-                              <a:gd name="f20" fmla="*/ f11 1 f17"/>
-                              <a:gd name="f21" fmla="*/ f13 1 f17"/>
-                              <a:gd name="f22" fmla="*/ f18 f9 1"/>
-                              <a:gd name="f23" fmla="*/ f19 f9 1"/>
-                              <a:gd name="f24" fmla="*/ f21 f10 1"/>
-                              <a:gd name="f25" fmla="*/ f20 f10 1"/>
-                            </a:gdLst>
-                            <a:ahLst/>
-                            <a:cxnLst>
-                              <a:cxn ang="3cd4">
-                                <a:pos x="hc" y="t"/>
-                              </a:cxn>
-                              <a:cxn ang="0">
-                                <a:pos x="r" y="vc"/>
-                              </a:cxn>
-                              <a:cxn ang="cd4">
-                                <a:pos x="hc" y="b"/>
-                              </a:cxn>
-                              <a:cxn ang="cd2">
-                                <a:pos x="l" y="vc"/>
-                              </a:cxn>
-                            </a:cxnLst>
-                            <a:rect l="f22" t="f25" r="f23" b="f24"/>
-                            <a:pathLst>
-                              <a:path w="6931025" h="18415">
-                                <a:moveTo>
-                                  <a:pt x="f5" y="f5"/>
-                                </a:moveTo>
-                                <a:lnTo>
-                                  <a:pt x="f2" y="f5"/>
-                                </a:lnTo>
-                                <a:lnTo>
-                                  <a:pt x="f2" y="f6"/>
-                                </a:lnTo>
-                                <a:lnTo>
-                                  <a:pt x="f5" y="f6"/>
-                                </a:lnTo>
-                                <a:lnTo>
-                                  <a:pt x="f5" y="f5"/>
-                                </a:lnTo>
-                                <a:close/>
-                              </a:path>
-                              <a:path w="6931025" h="18415">
-                                <a:moveTo>
-                                  <a:pt x="f7" y="f2"/>
-                                </a:moveTo>
-                                <a:lnTo>
-                                  <a:pt x="f8" y="f2"/>
-                                </a:lnTo>
-                                <a:lnTo>
-                                  <a:pt x="f8" y="f5"/>
-                                </a:lnTo>
-                                <a:lnTo>
-                                  <a:pt x="f7" y="f5"/>
-                                </a:lnTo>
-                                <a:lnTo>
-                                  <a:pt x="f7" y="f2"/>
-                                </a:lnTo>
-                                <a:close/>
-                              </a:path>
-                            </a:pathLst>
-                          </a:custGeom>
-                          <a:solidFill>
-                            <a:srgbClr val="9F9F9F"/>
-                          </a:solidFill>
-                          <a:ln cap="flat">
-                            <a:noFill/>
-                            <a:prstDash val="solid"/>
-                          </a:ln>
-                        </wps:spPr>
-                        <wps:bodyPr lIns="0" tIns="0" rIns="0" bIns="0"/>
-                      </wps:wsp>
-                      <wps:wsp>
-                        <wps:cNvPr id="1282932516" name="Graphic 9"/>
-                        <wps:cNvSpPr/>
-                        <wps:spPr>
-                          <a:xfrm>
-                            <a:off x="6927595" y="4316"/>
-                            <a:ext cx="3172" cy="15243"/>
-                          </a:xfrm>
-                          <a:custGeom>
-                            <a:avLst/>
-                            <a:gdLst>
-                              <a:gd name="f0" fmla="val w"/>
-                              <a:gd name="f1" fmla="val h"/>
-                              <a:gd name="f2" fmla="val 0"/>
-                              <a:gd name="f3" fmla="val 3175"/>
-                              <a:gd name="f4" fmla="val 15240"/>
-                              <a:gd name="f5" fmla="val 3047"/>
-                              <a:gd name="f6" fmla="val 15239"/>
-                              <a:gd name="f7" fmla="*/ f0 1 3175"/>
-                              <a:gd name="f8" fmla="*/ f1 1 15240"/>
-                              <a:gd name="f9" fmla="val f2"/>
-                              <a:gd name="f10" fmla="val f3"/>
-                              <a:gd name="f11" fmla="val f4"/>
-                              <a:gd name="f12" fmla="+- f11 0 f9"/>
-                              <a:gd name="f13" fmla="+- f10 0 f9"/>
-                              <a:gd name="f14" fmla="*/ f13 1 3175"/>
-                              <a:gd name="f15" fmla="*/ f12 1 15240"/>
-                              <a:gd name="f16" fmla="*/ f9 1 f14"/>
-                              <a:gd name="f17" fmla="*/ f10 1 f14"/>
-                              <a:gd name="f18" fmla="*/ f9 1 f15"/>
-                              <a:gd name="f19" fmla="*/ f11 1 f15"/>
-                              <a:gd name="f20" fmla="*/ f16 f7 1"/>
-                              <a:gd name="f21" fmla="*/ f17 f7 1"/>
-                              <a:gd name="f22" fmla="*/ f19 f8 1"/>
-                              <a:gd name="f23" fmla="*/ f18 f8 1"/>
-                            </a:gdLst>
-                            <a:ahLst/>
-                            <a:cxnLst>
-                              <a:cxn ang="3cd4">
-                                <a:pos x="hc" y="t"/>
-                              </a:cxn>
-                              <a:cxn ang="0">
-                                <a:pos x="r" y="vc"/>
-                              </a:cxn>
-                              <a:cxn ang="cd4">
-                                <a:pos x="hc" y="b"/>
-                              </a:cxn>
-                              <a:cxn ang="cd2">
-                                <a:pos x="l" y="vc"/>
-                              </a:cxn>
-                            </a:cxnLst>
-                            <a:rect l="f20" t="f23" r="f21" b="f22"/>
-                            <a:pathLst>
-                              <a:path w="3175" h="15240">
-                                <a:moveTo>
-                                  <a:pt x="f5" y="f2"/>
-                                </a:moveTo>
-                                <a:lnTo>
-                                  <a:pt x="f2" y="f2"/>
-                                </a:lnTo>
-                                <a:lnTo>
-                                  <a:pt x="f2" y="f6"/>
-                                </a:lnTo>
-                                <a:lnTo>
-                                  <a:pt x="f5" y="f6"/>
-                                </a:lnTo>
-                                <a:lnTo>
-                                  <a:pt x="f5" y="f2"/>
-                                </a:lnTo>
-                                <a:close/>
-                              </a:path>
-                            </a:pathLst>
-                          </a:custGeom>
-                          <a:solidFill>
-                            <a:srgbClr val="E2E2E2"/>
-                          </a:solidFill>
-                          <a:ln cap="flat">
-                            <a:noFill/>
-                            <a:prstDash val="solid"/>
-                          </a:ln>
-                        </wps:spPr>
-                        <wps:bodyPr lIns="0" tIns="0" rIns="0" bIns="0"/>
-                      </wps:wsp>
-                      <wps:wsp>
-                        <wps:cNvPr id="1246279514" name="Graphic 10"/>
-                        <wps:cNvSpPr/>
-                        <wps:spPr>
-                          <a:xfrm>
-                            <a:off x="45" y="19550"/>
-                            <a:ext cx="3172" cy="3172"/>
-                          </a:xfrm>
-                          <a:custGeom>
-                            <a:avLst/>
-                            <a:gdLst>
-                              <a:gd name="f0" fmla="val w"/>
-                              <a:gd name="f1" fmla="val h"/>
-                              <a:gd name="f2" fmla="val 0"/>
-                              <a:gd name="f3" fmla="val 3175"/>
-                              <a:gd name="f4" fmla="val 3048"/>
-                              <a:gd name="f5" fmla="*/ f0 1 3175"/>
-                              <a:gd name="f6" fmla="*/ f1 1 3175"/>
-                              <a:gd name="f7" fmla="val f2"/>
-                              <a:gd name="f8" fmla="val f3"/>
-                              <a:gd name="f9" fmla="+- f8 0 f7"/>
-                              <a:gd name="f10" fmla="*/ f9 1 3175"/>
-                              <a:gd name="f11" fmla="*/ f7 1 f10"/>
-                              <a:gd name="f12" fmla="*/ f8 1 f10"/>
-                              <a:gd name="f13" fmla="*/ f11 f5 1"/>
-                              <a:gd name="f14" fmla="*/ f12 f5 1"/>
-                              <a:gd name="f15" fmla="*/ f12 f6 1"/>
-                              <a:gd name="f16" fmla="*/ f11 f6 1"/>
-                            </a:gdLst>
-                            <a:ahLst/>
-                            <a:cxnLst>
-                              <a:cxn ang="3cd4">
-                                <a:pos x="hc" y="t"/>
-                              </a:cxn>
-                              <a:cxn ang="0">
-                                <a:pos x="r" y="vc"/>
-                              </a:cxn>
-                              <a:cxn ang="cd4">
-                                <a:pos x="hc" y="b"/>
-                              </a:cxn>
-                              <a:cxn ang="cd2">
-                                <a:pos x="l" y="vc"/>
-                              </a:cxn>
-                            </a:cxnLst>
-                            <a:rect l="f13" t="f16" r="f14" b="f15"/>
-                            <a:pathLst>
-                              <a:path w="3175" h="3175">
-                                <a:moveTo>
-                                  <a:pt x="f4" y="f2"/>
-                                </a:moveTo>
-                                <a:lnTo>
-                                  <a:pt x="f2" y="f2"/>
-                                </a:lnTo>
-                                <a:lnTo>
-                                  <a:pt x="f2" y="f4"/>
-                                </a:lnTo>
-                                <a:lnTo>
-                                  <a:pt x="f4" y="f4"/>
-                                </a:lnTo>
-                                <a:lnTo>
-                                  <a:pt x="f4" y="f2"/>
-                                </a:lnTo>
-                                <a:close/>
-                              </a:path>
-                            </a:pathLst>
-                          </a:custGeom>
-                          <a:solidFill>
-                            <a:srgbClr val="9F9F9F"/>
-                          </a:solidFill>
-                          <a:ln cap="flat">
-                            <a:noFill/>
-                            <a:prstDash val="solid"/>
-                          </a:ln>
-                        </wps:spPr>
-                        <wps:bodyPr lIns="0" tIns="0" rIns="0" bIns="0"/>
-                      </wps:wsp>
-                      <wps:wsp>
-                        <wps:cNvPr id="933229983" name="Graphic 11"/>
-                        <wps:cNvSpPr/>
-                        <wps:spPr>
-                          <a:xfrm>
-                            <a:off x="45" y="19550"/>
-                            <a:ext cx="6931023" cy="3172"/>
-                          </a:xfrm>
-                          <a:custGeom>
-                            <a:avLst/>
-                            <a:gdLst>
-                              <a:gd name="f0" fmla="val w"/>
-                              <a:gd name="f1" fmla="val h"/>
-                              <a:gd name="f2" fmla="val 0"/>
-                              <a:gd name="f3" fmla="val 6931025"/>
-                              <a:gd name="f4" fmla="val 3175"/>
-                              <a:gd name="f5" fmla="val 6927469"/>
-                              <a:gd name="f6" fmla="val 3048"/>
-                              <a:gd name="f7" fmla="val 6930580"/>
-                              <a:gd name="f8" fmla="val 6927545"/>
-                              <a:gd name="f9" fmla="*/ f0 1 6931025"/>
-                              <a:gd name="f10" fmla="*/ f1 1 3175"/>
-                              <a:gd name="f11" fmla="val f2"/>
-                              <a:gd name="f12" fmla="val f3"/>
-                              <a:gd name="f13" fmla="val f4"/>
-                              <a:gd name="f14" fmla="+- f13 0 f11"/>
-                              <a:gd name="f15" fmla="+- f12 0 f11"/>
-                              <a:gd name="f16" fmla="*/ f15 1 6931025"/>
-                              <a:gd name="f17" fmla="*/ f14 1 3175"/>
-                              <a:gd name="f18" fmla="*/ f11 1 f16"/>
-                              <a:gd name="f19" fmla="*/ f12 1 f16"/>
-                              <a:gd name="f20" fmla="*/ f11 1 f17"/>
-                              <a:gd name="f21" fmla="*/ f13 1 f17"/>
-                              <a:gd name="f22" fmla="*/ f18 f9 1"/>
-                              <a:gd name="f23" fmla="*/ f19 f9 1"/>
-                              <a:gd name="f24" fmla="*/ f21 f10 1"/>
-                              <a:gd name="f25" fmla="*/ f20 f10 1"/>
-                            </a:gdLst>
-                            <a:ahLst/>
-                            <a:cxnLst>
-                              <a:cxn ang="3cd4">
-                                <a:pos x="hc" y="t"/>
-                              </a:cxn>
-                              <a:cxn ang="0">
-                                <a:pos x="r" y="vc"/>
-                              </a:cxn>
-                              <a:cxn ang="cd4">
-                                <a:pos x="hc" y="b"/>
-                              </a:cxn>
-                              <a:cxn ang="cd2">
-                                <a:pos x="l" y="vc"/>
-                              </a:cxn>
-                            </a:cxnLst>
-                            <a:rect l="f22" t="f25" r="f23" b="f24"/>
-                            <a:pathLst>
-                              <a:path w="6931025" h="3175">
-                                <a:moveTo>
-                                  <a:pt x="f5" y="f2"/>
-                                </a:moveTo>
-                                <a:lnTo>
-                                  <a:pt x="f6" y="f2"/>
-                                </a:lnTo>
-                                <a:lnTo>
-                                  <a:pt x="f2" y="f2"/>
-                                </a:lnTo>
-                                <a:lnTo>
-                                  <a:pt x="f2" y="f6"/>
-                                </a:lnTo>
-                                <a:lnTo>
-                                  <a:pt x="f6" y="f6"/>
-                                </a:lnTo>
-                                <a:lnTo>
-                                  <a:pt x="f5" y="f6"/>
-                                </a:lnTo>
-                                <a:lnTo>
-                                  <a:pt x="f5" y="f2"/>
-                                </a:lnTo>
-                                <a:close/>
-                              </a:path>
-                              <a:path w="6931025" h="3175">
-                                <a:moveTo>
-                                  <a:pt x="f7" y="f2"/>
-                                </a:moveTo>
-                                <a:lnTo>
-                                  <a:pt x="f8" y="f2"/>
-                                </a:lnTo>
-                                <a:lnTo>
-                                  <a:pt x="f8" y="f6"/>
-                                </a:lnTo>
-                                <a:lnTo>
-                                  <a:pt x="f7" y="f6"/>
-                                </a:lnTo>
-                                <a:lnTo>
-                                  <a:pt x="f7" y="f2"/>
-                                </a:lnTo>
-                                <a:close/>
-                              </a:path>
-                            </a:pathLst>
-                          </a:custGeom>
-                          <a:solidFill>
-                            <a:srgbClr val="E2E2E2"/>
-                          </a:solidFill>
-                          <a:ln cap="flat">
-                            <a:noFill/>
-                            <a:prstDash val="solid"/>
-                          </a:ln>
-                        </wps:spPr>
-                        <wps:bodyPr lIns="0" tIns="0" rIns="0" bIns="0"/>
-                      </wps:wsp>
-                    </wpg:wgp>
-                  </a:graphicData>
-                </a:graphic>
-                <wp14:sizeRelH relativeFrom="margin">
-                  <wp14:pctWidth>0</wp14:pctWidth>
-                </wp14:sizeRelH>
-                <wp14:sizeRelV relativeFrom="margin">
-                  <wp14:pctHeight>0</wp14:pctHeight>
-                </wp14:sizeRelV>
-              </wp:anchor>
-            </w:drawing>
-          </mc:Choice>
-          <mc:Fallback>
-            <w:pict>
-              <v:group w14:anchorId="369DC53F" id="Group 5" o:spid="_x0000_s1026" style="position:absolute;margin-left:21.15pt;margin-top:0;width:545.75pt;height:1.75pt;z-index:487595520;mso-position-horizontal-relative:margin;mso-width-relative:margin;mso-height-relative:margin" coordsize="69310,227" o:gfxdata="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">
-                <v:shape id="Graphic 6" o:spid="_x0000_s1027" style="position:absolute;width:69278;height:215;visibility:visible;mso-wrap-style:square;v-text-anchor:top" coordsize="6927850,21590" o:gfxdata="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" path="m6927850,l,,,21590r6927850,l6927850,xe" fillcolor="#9f9f9f" stroked="f">
-                  <v:path arrowok="t" o:connecttype="custom" o:connectlocs="3463926,0;6927851,10794;3463926,21588;0,10794" o:connectangles="270,0,90,180" textboxrect="0,0,6927850,21590"/>
-                </v:shape>
-                <v:shape id="Graphic 7" o:spid="_x0000_s1028" style="position:absolute;left:69275;top:12;width:32;height:32;visibility:visible;mso-wrap-style:square;v-text-anchor:top" coordsize="3175,3175" o:gfxdata="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" path="m3047,l,,,3048r3047,l3047,xe" fillcolor="#e2e2e2" stroked="f">
-                  <v:path arrowok="t" o:connecttype="custom" o:connectlocs="1586,0;3172,1586;1586,3172;0,1586" o:connectangles="270,0,90,180" textboxrect="0,0,3175,3175"/>
-                </v:shape>
-                <v:shape id="Graphic 8" o:spid="_x0000_s1029" style="position:absolute;top:12;width:69310;height:184;visibility:visible;mso-wrap-style:square;v-text-anchor:top" coordsize="6931025,18415" o:gfxdata="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" path="m3048,3048l,3048,,18288r3048,l3048,3048xem6930580,r-3035,l6927545,3048r3035,l6930580,xe" fillcolor="#9f9f9f" stroked="f">
-                  <v:path arrowok="t" o:connecttype="custom" o:connectlocs="3465512,0;6931023,9208;3465512,18416;0,9208" o:connectangles="270,0,90,180" textboxrect="0,0,6931025,18415"/>
-                </v:shape>
-                <v:shape id="Graphic 9" o:spid="_x0000_s1030" style="position:absolute;left:69275;top:43;width:32;height:152;visibility:visible;mso-wrap-style:square;v-text-anchor:top" coordsize="3175,15240" o:gfxdata="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" path="m3047,l,,,15239r3047,l3047,xe" fillcolor="#e2e2e2" stroked="f">
-                  <v:path arrowok="t" o:connecttype="custom" o:connectlocs="1586,0;3172,7622;1586,15243;0,7622" o:connectangles="270,0,90,180" textboxrect="0,0,3175,15240"/>
-                </v:shape>
-                <v:shape id="Graphic 10" o:spid="_x0000_s1031" style="position:absolute;top:195;width:32;height:32;visibility:visible;mso-wrap-style:square;v-text-anchor:top" coordsize="3175,3175" o:gfxdata="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" path="m3048,l,,,3048r3048,l3048,xe" fillcolor="#9f9f9f" stroked="f">
-                  <v:path arrowok="t" o:connecttype="custom" o:connectlocs="1586,0;3172,1586;1586,3172;0,1586" o:connectangles="270,0,90,180" textboxrect="0,0,3175,3175"/>
-                </v:shape>
-                <v:shape id="Graphic 11" o:spid="_x0000_s1032" style="position:absolute;top:195;width:69310;height:32;visibility:visible;mso-wrap-style:square;v-text-anchor:top" coordsize="6931025,3175" o:gfxdata="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" path="m6927469,l3048,,,,,3048r3048,l6927469,3048r,-3048xem6930580,r-3035,l6927545,3048r3035,l6930580,xe" fillcolor="#e2e2e2" stroked="f">
-                  <v:path arrowok="t" o:connecttype="custom" o:connectlocs="3465512,0;6931023,1586;3465512,3172;0,1586" o:connectangles="270,0,90,180" textboxrect="0,0,6931025,3175"/>
-                </v:shape>
-                <w10:wrap type="topAndBottom" anchorx="margin"/>
-              </v:group>
-            </w:pict>
-          </mc:Fallback>
-        </mc:AlternateContent>
-      </w:r>
-      <w:r>
-        <w:rPr>
           <w:rFonts w:eastAsia="Times New Roman" w:cs="Times New Roman"/>
-          <w:sz w:val="24"/>
-          <w:szCs w:val="24"/>
           <w:lang w:val="en-IN" w:eastAsia="en-IN"/>
         </w:rPr>
-        <w:t>Automated infrastructure provisioning using Terraform and CloudFormation, improving deployment consistency and reducing manual effort  </w:t>
+        <w:t>Automated infrastructure provisioning using Terraform and CloudFormation,</w:t>
+      </w:r>
+      <w:r>
+        <w:rPr>
+          <w:rFonts w:eastAsia="Times New Roman" w:cs="Times New Roman"/>
+          <w:lang w:val="en-IN" w:eastAsia="en-IN"/>
+        </w:rPr>
+        <w:t xml:space="preserve"> </w:t>
+      </w:r>
+      <w:r>
+        <w:rPr>
+          <w:rFonts w:eastAsia="Times New Roman" w:cs="Times New Roman"/>
+          <w:lang w:val="en-IN" w:eastAsia="en-IN"/>
+        </w:rPr>
+        <w:t>improving deployment consistency and reducing manual effort</w:t>
+      </w:r>
+      <w:r>
+        <w:rPr>
+          <w:rFonts w:eastAsia="Times New Roman" w:cs="Times New Roman"/>
+          <w:lang w:val="en-IN" w:eastAsia="en-IN"/>
+        </w:rPr>
+        <w:t>.</w:t>
+      </w:r>
+      <w:r>
+        <w:rPr>
+          <w:rFonts w:eastAsia="Times New Roman" w:cs="Times New Roman"/>
+          <w:lang w:val="en-IN" w:eastAsia="en-IN"/>
+        </w:rPr>
+        <w:t>  </w:t>
       </w:r>
     </w:p>
     <w:p>
@@ -3164,23 +1712,34 @@
         <w:suppressAutoHyphens w:val="0"/>
         <w:autoSpaceDE/>
         <w:autoSpaceDN/>
-        <w:spacing w:before="100" w:beforeAutospacing="1" w:after="100" w:afterAutospacing="1"/>
+        <w:spacing w:before="100" w:beforeAutospacing="1" w:after="100" w:afterAutospacing="1" w:line="276" w:lineRule="auto"/>
+        <w:jc w:val="both"/>
         <w:textAlignment w:val="auto"/>
         <w:rPr>
           <w:rFonts w:eastAsia="Times New Roman" w:cs="Times New Roman"/>
-          <w:sz w:val="24"/>
-          <w:szCs w:val="24"/>
           <w:lang w:val="en-IN" w:eastAsia="en-IN"/>
         </w:rPr>
       </w:pPr>
       <w:r>
         <w:rPr>
           <w:rFonts w:eastAsia="Times New Roman" w:cs="Times New Roman"/>
-          <w:sz w:val="24"/>
-          <w:szCs w:val="24"/>
           <w:lang w:val="en-IN" w:eastAsia="en-IN"/>
         </w:rPr>
-        <w:t>Implemented configuration management using Ansible to maintain environment consistency across multiple environments  </w:t>
+        <w:t>Implemented configuration management using Ansible to maintain environment consistency across multiple environments</w:t>
+      </w:r>
+      <w:r>
+        <w:rPr>
+          <w:rFonts w:eastAsia="Times New Roman" w:cs="Times New Roman"/>
+          <w:lang w:val="en-IN" w:eastAsia="en-IN"/>
+        </w:rPr>
+        <w:t>.</w:t>
+      </w:r>
+      <w:r>
+        <w:rPr>
+          <w:rFonts w:eastAsia="Times New Roman" w:cs="Times New Roman"/>
+          <w:lang w:val="en-IN" w:eastAsia="en-IN"/>
+        </w:rPr>
+        <w:t>  </w:t>
       </w:r>
     </w:p>
     <w:p>
@@ -3194,23 +1753,35 @@
         <w:suppressAutoHyphens w:val="0"/>
         <w:autoSpaceDE/>
         <w:autoSpaceDN/>
-        <w:spacing w:before="100" w:beforeAutospacing="1" w:after="100" w:afterAutospacing="1"/>
+        <w:spacing w:before="100" w:beforeAutospacing="1" w:after="100" w:afterAutospacing="1" w:line="276" w:lineRule="auto"/>
+        <w:jc w:val="both"/>
         <w:textAlignment w:val="auto"/>
         <w:rPr>
           <w:rFonts w:eastAsia="Times New Roman" w:cs="Times New Roman"/>
-          <w:sz w:val="24"/>
-          <w:szCs w:val="24"/>
           <w:lang w:val="en-IN" w:eastAsia="en-IN"/>
         </w:rPr>
       </w:pPr>
       <w:r>
         <w:rPr>
           <w:rFonts w:eastAsia="Times New Roman" w:cs="Times New Roman"/>
-          <w:sz w:val="24"/>
-          <w:szCs w:val="24"/>
           <w:lang w:val="en-IN" w:eastAsia="en-IN"/>
         </w:rPr>
-        <w:t>Containerized applications using Docker and deployed them on Kubernetes (Pods, Deployments, Services, Ingress, PV/PVC) for scalable and reliable operations  </w:t>
+        <w:lastRenderedPageBreak/>
+        <w:t>Containerized applications using Docker and deployed them on Kubernetes (Pods, Deployments, Services, Ingress, PV/PVC) for scalable and reliable operations</w:t>
+      </w:r>
+      <w:r>
+        <w:rPr>
+          <w:rFonts w:eastAsia="Times New Roman" w:cs="Times New Roman"/>
+          <w:lang w:val="en-IN" w:eastAsia="en-IN"/>
+        </w:rPr>
+        <w:t>.</w:t>
+      </w:r>
+      <w:r>
+        <w:rPr>
+          <w:rFonts w:eastAsia="Times New Roman" w:cs="Times New Roman"/>
+          <w:lang w:val="en-IN" w:eastAsia="en-IN"/>
+        </w:rPr>
+        <w:t> </w:t>
       </w:r>
     </w:p>
     <w:p>
@@ -3224,23 +1795,34 @@
         <w:suppressAutoHyphens w:val="0"/>
         <w:autoSpaceDE/>
         <w:autoSpaceDN/>
-        <w:spacing w:before="100" w:beforeAutospacing="1" w:after="100" w:afterAutospacing="1"/>
+        <w:spacing w:before="100" w:beforeAutospacing="1" w:after="100" w:afterAutospacing="1" w:line="276" w:lineRule="auto"/>
+        <w:jc w:val="both"/>
         <w:textAlignment w:val="auto"/>
         <w:rPr>
           <w:rFonts w:eastAsia="Times New Roman" w:cs="Times New Roman"/>
-          <w:sz w:val="24"/>
-          <w:szCs w:val="24"/>
           <w:lang w:val="en-IN" w:eastAsia="en-IN"/>
         </w:rPr>
       </w:pPr>
       <w:r>
         <w:rPr>
           <w:rFonts w:eastAsia="Times New Roman" w:cs="Times New Roman"/>
-          <w:sz w:val="24"/>
-          <w:szCs w:val="24"/>
           <w:lang w:val="en-IN" w:eastAsia="en-IN"/>
         </w:rPr>
-        <w:t>Monitored system performance and availability using Prometheus, Grafana, and AWS CloudWatch, enabling proactive issue detection and resolution  </w:t>
+        <w:t>Monitored system performance and availability using Prometheus, Grafana, and AWS CloudWatch, enabling proactive issue detection and resolution</w:t>
+      </w:r>
+      <w:r>
+        <w:rPr>
+          <w:rFonts w:eastAsia="Times New Roman" w:cs="Times New Roman"/>
+          <w:lang w:val="en-IN" w:eastAsia="en-IN"/>
+        </w:rPr>
+        <w:t>.</w:t>
+      </w:r>
+      <w:r>
+        <w:rPr>
+          <w:rFonts w:eastAsia="Times New Roman" w:cs="Times New Roman"/>
+          <w:lang w:val="en-IN" w:eastAsia="en-IN"/>
+        </w:rPr>
+        <w:t>  </w:t>
       </w:r>
     </w:p>
     <w:p>
@@ -3254,113 +1836,28 @@
         <w:suppressAutoHyphens w:val="0"/>
         <w:autoSpaceDE/>
         <w:autoSpaceDN/>
-        <w:spacing w:before="100" w:beforeAutospacing="1" w:after="100" w:afterAutospacing="1"/>
+        <w:spacing w:before="100" w:beforeAutospacing="1" w:after="100" w:afterAutospacing="1" w:line="276" w:lineRule="auto"/>
+        <w:jc w:val="both"/>
         <w:textAlignment w:val="auto"/>
         <w:rPr>
           <w:rFonts w:eastAsia="Times New Roman" w:cs="Times New Roman"/>
-          <w:sz w:val="24"/>
-          <w:szCs w:val="24"/>
           <w:lang w:val="en-IN" w:eastAsia="en-IN"/>
         </w:rPr>
       </w:pPr>
       <w:r>
         <w:rPr>
           <w:rFonts w:eastAsia="Times New Roman" w:cs="Times New Roman"/>
-          <w:sz w:val="24"/>
-          <w:szCs w:val="24"/>
           <w:lang w:val="en-IN" w:eastAsia="en-IN"/>
         </w:rPr>
-        <w:t xml:space="preserve">Integrated </w:t>
-      </w:r>
-      <w:proofErr w:type="spellStart"/>
+        <w:t>Troubleshot deployment and performance issues in distributed systems, improving system stability and uptime</w:t>
+      </w:r>
       <w:r>
         <w:rPr>
           <w:rFonts w:eastAsia="Times New Roman" w:cs="Times New Roman"/>
-          <w:sz w:val="24"/>
-          <w:szCs w:val="24"/>
           <w:lang w:val="en-IN" w:eastAsia="en-IN"/>
         </w:rPr>
-        <w:t>Trivy</w:t>
-      </w:r>
-      <w:proofErr w:type="spellEnd"/>
-      <w:r>
-        <w:rPr>
-          <w:rFonts w:eastAsia="Times New Roman" w:cs="Times New Roman"/>
-          <w:sz w:val="24"/>
-          <w:szCs w:val="24"/>
-          <w:lang w:val="en-IN" w:eastAsia="en-IN"/>
-        </w:rPr>
-        <w:t xml:space="preserve"> for container image vulnerability scanning, ensuring security and compliance in CI/CD pipelines  </w:t>
-      </w:r>
-    </w:p>
-    <w:p>
-      <w:pPr>
-        <w:pStyle w:val="ListParagraph"/>
-        <w:widowControl/>
-        <w:numPr>
-          <w:ilvl w:val="0"/>
-          <w:numId w:val="2"/>
-        </w:numPr>
-        <w:suppressAutoHyphens w:val="0"/>
-        <w:autoSpaceDE/>
-        <w:autoSpaceDN/>
-        <w:spacing w:before="100" w:beforeAutospacing="1" w:after="100" w:afterAutospacing="1"/>
-        <w:textAlignment w:val="auto"/>
-        <w:rPr>
-          <w:rFonts w:eastAsia="Times New Roman" w:cs="Times New Roman"/>
-          <w:sz w:val="24"/>
-          <w:szCs w:val="24"/>
-          <w:lang w:val="en-IN" w:eastAsia="en-IN"/>
-        </w:rPr>
-      </w:pPr>
-      <w:r>
-        <w:rPr>
-          <w:rFonts w:eastAsia="Times New Roman" w:cs="Times New Roman"/>
-          <w:sz w:val="24"/>
-          <w:szCs w:val="24"/>
-          <w:lang w:val="en-IN" w:eastAsia="en-IN"/>
-        </w:rPr>
-        <w:t>Collaborated with development and QA teams to streamline release cycles and enable faster, reliable software delivery  </w:t>
-      </w:r>
-    </w:p>
-    <w:p>
-      <w:pPr>
-        <w:pStyle w:val="ListParagraph"/>
-        <w:widowControl/>
-        <w:numPr>
-          <w:ilvl w:val="0"/>
-          <w:numId w:val="2"/>
-        </w:numPr>
-        <w:suppressAutoHyphens w:val="0"/>
-        <w:autoSpaceDE/>
-        <w:autoSpaceDN/>
-        <w:spacing w:before="100" w:beforeAutospacing="1" w:after="100" w:afterAutospacing="1"/>
-        <w:textAlignment w:val="auto"/>
-        <w:rPr>
-          <w:rFonts w:eastAsia="Times New Roman" w:cs="Times New Roman"/>
-          <w:sz w:val="24"/>
-          <w:szCs w:val="24"/>
-          <w:lang w:val="en-IN" w:eastAsia="en-IN"/>
-        </w:rPr>
-      </w:pPr>
-      <w:r>
-        <w:rPr>
-          <w:rFonts w:eastAsia="Times New Roman" w:cs="Times New Roman"/>
-          <w:sz w:val="24"/>
-          <w:szCs w:val="24"/>
-          <w:lang w:val="en-IN" w:eastAsia="en-IN"/>
-        </w:rPr>
-        <w:t>Troubleshot deployment and performance issues in distributed systems, improving system stability and uptime</w:t>
-      </w:r>
-    </w:p>
-    <w:p>
-      <w:pPr>
-        <w:pStyle w:val="NormalWeb"/>
-        <w:ind w:left="821"/>
-        <w:rPr>
-          <w:rFonts w:ascii="Trebuchet MS" w:hAnsi="Trebuchet MS"/>
-        </w:rPr>
-      </w:pPr>
+        <w:t>.</w:t>
+      </w:r>
     </w:p>
     <w:p>
       <w:pPr>
@@ -3484,15 +1981,20 @@
         <w:pStyle w:val="NormalWeb"/>
         <w:numPr>
           <w:ilvl w:val="0"/>
-          <w:numId w:val="3"/>
+          <w:numId w:val="6"/>
         </w:numPr>
-        <w:rPr>
-          <w:rFonts w:ascii="Trebuchet MS" w:hAnsi="Trebuchet MS"/>
-        </w:rPr>
-      </w:pPr>
-      <w:r>
-        <w:rPr>
-          <w:rFonts w:ascii="Trebuchet MS" w:hAnsi="Trebuchet MS"/>
+        <w:jc w:val="both"/>
+        <w:rPr>
+          <w:rFonts w:ascii="Trebuchet MS" w:hAnsi="Trebuchet MS"/>
+          <w:sz w:val="22"/>
+          <w:szCs w:val="22"/>
+        </w:rPr>
+      </w:pPr>
+      <w:r>
+        <w:rPr>
+          <w:rFonts w:ascii="Trebuchet MS" w:hAnsi="Trebuchet MS"/>
+          <w:sz w:val="22"/>
+          <w:szCs w:val="22"/>
         </w:rPr>
         <w:t>Designed and implemented automation tools and scripts for CI/CD pipelines, reducing deployment effort and improving consistency.</w:t>
       </w:r>
@@ -3502,15 +2004,20 @@
         <w:pStyle w:val="NormalWeb"/>
         <w:numPr>
           <w:ilvl w:val="0"/>
-          <w:numId w:val="3"/>
+          <w:numId w:val="6"/>
         </w:numPr>
-        <w:rPr>
-          <w:rFonts w:ascii="Trebuchet MS" w:hAnsi="Trebuchet MS"/>
-        </w:rPr>
-      </w:pPr>
-      <w:r>
-        <w:rPr>
-          <w:rFonts w:ascii="Trebuchet MS" w:hAnsi="Trebuchet MS"/>
+        <w:jc w:val="both"/>
+        <w:rPr>
+          <w:rFonts w:ascii="Trebuchet MS" w:hAnsi="Trebuchet MS"/>
+          <w:sz w:val="22"/>
+          <w:szCs w:val="22"/>
+        </w:rPr>
+      </w:pPr>
+      <w:r>
+        <w:rPr>
+          <w:rFonts w:ascii="Trebuchet MS" w:hAnsi="Trebuchet MS"/>
+          <w:sz w:val="22"/>
+          <w:szCs w:val="22"/>
         </w:rPr>
         <w:t>Compiled and built source code using Maven; executed unit test cases to ensure functionality.</w:t>
       </w:r>
@@ -3520,15 +2027,20 @@
         <w:pStyle w:val="NormalWeb"/>
         <w:numPr>
           <w:ilvl w:val="0"/>
-          <w:numId w:val="3"/>
+          <w:numId w:val="6"/>
         </w:numPr>
-        <w:rPr>
-          <w:rFonts w:ascii="Trebuchet MS" w:hAnsi="Trebuchet MS"/>
-        </w:rPr>
-      </w:pPr>
-      <w:r>
-        <w:rPr>
-          <w:rFonts w:ascii="Trebuchet MS" w:hAnsi="Trebuchet MS"/>
+        <w:jc w:val="both"/>
+        <w:rPr>
+          <w:rFonts w:ascii="Trebuchet MS" w:hAnsi="Trebuchet MS"/>
+          <w:sz w:val="22"/>
+          <w:szCs w:val="22"/>
+        </w:rPr>
+      </w:pPr>
+      <w:r>
+        <w:rPr>
+          <w:rFonts w:ascii="Trebuchet MS" w:hAnsi="Trebuchet MS"/>
+          <w:sz w:val="22"/>
+          <w:szCs w:val="22"/>
         </w:rPr>
         <w:t>Integrated SonarQube and OWASP to assess code quality, coverage, and detect vulnerabilities.</w:t>
       </w:r>
@@ -3538,15 +2050,20 @@
         <w:pStyle w:val="NormalWeb"/>
         <w:numPr>
           <w:ilvl w:val="0"/>
-          <w:numId w:val="3"/>
+          <w:numId w:val="6"/>
         </w:numPr>
-        <w:rPr>
-          <w:rFonts w:ascii="Trebuchet MS" w:hAnsi="Trebuchet MS"/>
-        </w:rPr>
-      </w:pPr>
-      <w:r>
-        <w:rPr>
-          <w:rFonts w:ascii="Trebuchet MS" w:hAnsi="Trebuchet MS"/>
+        <w:jc w:val="both"/>
+        <w:rPr>
+          <w:rFonts w:ascii="Trebuchet MS" w:hAnsi="Trebuchet MS"/>
+          <w:sz w:val="22"/>
+          <w:szCs w:val="22"/>
+        </w:rPr>
+      </w:pPr>
+      <w:r>
+        <w:rPr>
+          <w:rFonts w:ascii="Trebuchet MS" w:hAnsi="Trebuchet MS"/>
+          <w:sz w:val="22"/>
+          <w:szCs w:val="22"/>
         </w:rPr>
         <w:t>Deployed build artifacts into Nexus Repository for centralized version management.</w:t>
       </w:r>
@@ -3556,15 +2073,20 @@
         <w:pStyle w:val="NormalWeb"/>
         <w:numPr>
           <w:ilvl w:val="0"/>
-          <w:numId w:val="3"/>
+          <w:numId w:val="6"/>
         </w:numPr>
-        <w:rPr>
-          <w:rFonts w:ascii="Trebuchet MS" w:hAnsi="Trebuchet MS"/>
-        </w:rPr>
-      </w:pPr>
-      <w:r>
-        <w:rPr>
-          <w:rFonts w:ascii="Trebuchet MS" w:hAnsi="Trebuchet MS"/>
+        <w:jc w:val="both"/>
+        <w:rPr>
+          <w:rFonts w:ascii="Trebuchet MS" w:hAnsi="Trebuchet MS"/>
+          <w:sz w:val="22"/>
+          <w:szCs w:val="22"/>
+        </w:rPr>
+      </w:pPr>
+      <w:r>
+        <w:rPr>
+          <w:rFonts w:ascii="Trebuchet MS" w:hAnsi="Trebuchet MS"/>
+          <w:sz w:val="22"/>
+          <w:szCs w:val="22"/>
         </w:rPr>
         <w:t xml:space="preserve">Created and optimized </w:t>
       </w:r>
@@ -3572,6 +2094,8 @@
       <w:r>
         <w:rPr>
           <w:rFonts w:ascii="Trebuchet MS" w:hAnsi="Trebuchet MS"/>
+          <w:sz w:val="22"/>
+          <w:szCs w:val="22"/>
         </w:rPr>
         <w:t>Dockerfiles</w:t>
       </w:r>
@@ -3579,6 +2103,8 @@
       <w:r>
         <w:rPr>
           <w:rFonts w:ascii="Trebuchet MS" w:hAnsi="Trebuchet MS"/>
+          <w:sz w:val="22"/>
+          <w:szCs w:val="22"/>
         </w:rPr>
         <w:t xml:space="preserve"> for image builds; scanned images using </w:t>
       </w:r>
@@ -3586,6 +2112,8 @@
       <w:r>
         <w:rPr>
           <w:rFonts w:ascii="Trebuchet MS" w:hAnsi="Trebuchet MS"/>
+          <w:sz w:val="22"/>
+          <w:szCs w:val="22"/>
         </w:rPr>
         <w:t>Trivy</w:t>
       </w:r>
@@ -3593,69 +2121,16 @@
       <w:r>
         <w:rPr>
           <w:rFonts w:ascii="Trebuchet MS" w:hAnsi="Trebuchet MS"/>
+          <w:sz w:val="22"/>
+          <w:szCs w:val="22"/>
         </w:rPr>
         <w:t xml:space="preserve"> and published to Docker Hub.</w:t>
-      </w:r>
-    </w:p>
-    <w:p>
-      <w:pPr>
-        <w:pStyle w:val="NormalWeb"/>
-        <w:numPr>
-          <w:ilvl w:val="0"/>
-          <w:numId w:val="3"/>
-        </w:numPr>
-        <w:rPr>
-          <w:rFonts w:ascii="Trebuchet MS" w:hAnsi="Trebuchet MS"/>
-        </w:rPr>
-      </w:pPr>
-      <w:r>
-        <w:rPr>
-          <w:rFonts w:ascii="Trebuchet MS" w:hAnsi="Trebuchet MS"/>
-        </w:rPr>
-        <w:t>Developed Kubernetes manifest YAMLs to deploy containerized applications and manage scaling operations. </w:t>
-      </w:r>
-    </w:p>
-    <w:p>
-      <w:pPr>
-        <w:pStyle w:val="NormalWeb"/>
-        <w:numPr>
-          <w:ilvl w:val="0"/>
-          <w:numId w:val="3"/>
-        </w:numPr>
-        <w:rPr>
-          <w:rFonts w:ascii="Trebuchet MS" w:hAnsi="Trebuchet MS"/>
-        </w:rPr>
-      </w:pPr>
-      <w:r>
-        <w:rPr>
-          <w:rFonts w:ascii="Trebuchet MS" w:hAnsi="Trebuchet MS"/>
-        </w:rPr>
-        <w:t>Set up Prometheus and Grafana monitoring to track performance metrics and trigger proactive alerts.</w:t>
-      </w:r>
-    </w:p>
-    <w:p>
-      <w:pPr>
-        <w:numPr>
-          <w:ilvl w:val="0"/>
-          <w:numId w:val="3"/>
-        </w:numPr>
-        <w:autoSpaceDE/>
-      </w:pPr>
-      <w:r>
-        <w:rPr>
-          <w:rFonts w:ascii="Trebuchet MS" w:eastAsia="Times New Roman" w:hAnsi="Trebuchet MS"/>
-          <w:color w:val="242424"/>
-        </w:rPr>
-        <w:t>Collaborated with developers and QA teams to resolve deployment issues and streamline release cycles.</w:t>
       </w:r>
     </w:p>
     <w:p>
       <w:pPr>
         <w:autoSpaceDE/>
         <w:ind w:left="720"/>
-        <w:rPr>
-          <w:sz w:val="24"/>
-        </w:rPr>
       </w:pPr>
     </w:p>
     <w:p>
@@ -3667,7 +2142,7 @@
           <w:noProof/>
         </w:rPr>
         <w:drawing>
-          <wp:inline distT="0" distB="0" distL="0" distR="0" wp14:anchorId="0F18DC0E" wp14:editId="47BEB3D7">
+          <wp:inline distT="0" distB="0" distL="0" distR="0" wp14:anchorId="0F18DC0E" wp14:editId="68195331">
             <wp:extent cx="234945" cy="158748"/>
             <wp:effectExtent l="0" t="0" r="0" b="0"/>
             <wp:docPr id="508972261" name="Image 21"/>
@@ -3680,7 +2155,7 @@
                     <pic:cNvPicPr/>
                   </pic:nvPicPr>
                   <pic:blipFill>
-                    <a:blip r:embed="rId12"/>
+                    <a:blip r:embed="rId11"/>
                     <a:stretch>
                       <a:fillRect/>
                     </a:stretch>
@@ -3713,21 +2188,13 @@
         </w:rPr>
         <w:t xml:space="preserve"> </w:t>
       </w:r>
-      <w:proofErr w:type="spellStart"/>
       <w:r>
         <w:rPr>
           <w:rFonts w:ascii="Trebuchet MS" w:hAnsi="Trebuchet MS"/>
           <w:color w:val="171775"/>
           <w:sz w:val="28"/>
         </w:rPr>
-        <w:t>EDUC</w:t>
-      </w:r>
-      <w:r>
-        <w:rPr>
-          <w:rFonts w:ascii="Trebuchet MS" w:hAnsi="Trebuchet MS"/>
-          <w:color w:val="171775"/>
-        </w:rPr>
-        <w:t>AT</w:t>
+        <w:t>EDU</w:t>
       </w:r>
       <w:r>
         <w:rPr>
@@ -3735,9 +2202,8 @@
           <w:color w:val="171775"/>
           <w:sz w:val="28"/>
         </w:rPr>
-        <w:t>IoN</w:t>
-      </w:r>
-      <w:proofErr w:type="spellEnd"/>
+        <w:t>CATION</w:t>
+      </w:r>
     </w:p>
     <w:p>
       <w:pPr>
@@ -3856,16 +2322,6 @@
     </w:p>
     <w:p>
       <w:pPr>
-        <w:pStyle w:val="BodyText"/>
-        <w:spacing w:before="50"/>
-        <w:rPr>
-          <w:rFonts w:cs="Segoe UI"/>
-          <w:sz w:val="20"/>
-        </w:rPr>
-      </w:pPr>
-    </w:p>
-    <w:p>
-      <w:pPr>
         <w:pStyle w:val="ListParagraph"/>
         <w:widowControl/>
         <w:numPr>
@@ -3941,292 +2397,33 @@
     </w:p>
     <w:p>
       <w:pPr>
-        <w:spacing w:before="296"/>
-        <w:ind w:left="490"/>
-      </w:pPr>
-      <w:r>
-        <w:rPr>
+        <w:pStyle w:val="BodyText"/>
+        <w:spacing w:before="114"/>
+      </w:pPr>
+    </w:p>
+    <w:p>
+      <w:pPr>
+        <w:spacing w:before="1"/>
+        <w:ind w:left="475"/>
+        <w:rPr>
+          <w:rFonts w:ascii="Trebuchet MS" w:hAnsi="Trebuchet MS"/>
+          <w:b/>
+          <w:color w:val="213746"/>
+          <w:spacing w:val="-2"/>
+          <w:sz w:val="28"/>
+        </w:rPr>
+      </w:pPr>
+      <w:r>
+        <w:rPr>
+          <w:rFonts w:ascii="Trebuchet MS" w:hAnsi="Trebuchet MS"/>
+          <w:b/>
           <w:noProof/>
-        </w:rPr>
-        <w:drawing>
-          <wp:inline distT="0" distB="0" distL="0" distR="0" wp14:anchorId="4BFF99CA" wp14:editId="27BBABC2">
-            <wp:extent cx="184151" cy="146047"/>
-            <wp:effectExtent l="0" t="0" r="6349" b="6353"/>
-            <wp:docPr id="1644717948" name="Image 27"/>
-            <wp:cNvGraphicFramePr/>
-            <a:graphic xmlns:a="http://schemas.openxmlformats.org/drawingml/2006/main">
-              <a:graphicData uri="http://schemas.openxmlformats.org/drawingml/2006/picture">
-                <pic:pic xmlns:pic="http://schemas.openxmlformats.org/drawingml/2006/picture">
-                  <pic:nvPicPr>
-                    <pic:cNvPr id="0" name=""/>
-                    <pic:cNvPicPr/>
-                  </pic:nvPicPr>
-                  <pic:blipFill>
-                    <a:blip r:embed="rId13"/>
-                    <a:stretch>
-                      <a:fillRect/>
-                    </a:stretch>
-                  </pic:blipFill>
-                  <pic:spPr>
-                    <a:xfrm>
-                      <a:off x="0" y="0"/>
-                      <a:ext cx="184151" cy="146047"/>
-                    </a:xfrm>
-                    <a:prstGeom prst="rect">
-                      <a:avLst/>
-                    </a:prstGeom>
-                    <a:noFill/>
-                    <a:ln>
-                      <a:noFill/>
-                      <a:prstDash/>
-                    </a:ln>
-                  </pic:spPr>
-                </pic:pic>
-              </a:graphicData>
-            </a:graphic>
-          </wp:inline>
-        </w:drawing>
-      </w:r>
-      <w:r>
-        <w:rPr>
-          <w:rFonts w:ascii="Times New Roman" w:hAnsi="Times New Roman"/>
-          <w:spacing w:val="40"/>
-          <w:sz w:val="20"/>
-        </w:rPr>
-        <w:t xml:space="preserve"> </w:t>
-      </w:r>
-      <w:r>
-        <w:rPr>
-          <w:rFonts w:ascii="Trebuchet MS" w:hAnsi="Trebuchet MS"/>
-          <w:color w:val="171775"/>
           <w:sz w:val="28"/>
-        </w:rPr>
-        <w:t>L</w:t>
-      </w:r>
-      <w:r>
-        <w:rPr>
-          <w:rFonts w:ascii="Trebuchet MS" w:hAnsi="Trebuchet MS"/>
-          <w:color w:val="171775"/>
-        </w:rPr>
-        <w:t>A</w:t>
-      </w:r>
-      <w:r>
-        <w:rPr>
-          <w:rFonts w:ascii="Trebuchet MS" w:hAnsi="Trebuchet MS"/>
-          <w:color w:val="171775"/>
-          <w:sz w:val="28"/>
-        </w:rPr>
-        <w:t>NGU</w:t>
-      </w:r>
-      <w:r>
-        <w:rPr>
-          <w:rFonts w:ascii="Trebuchet MS" w:hAnsi="Trebuchet MS"/>
-          <w:color w:val="171775"/>
-        </w:rPr>
-        <w:t>A</w:t>
-      </w:r>
-      <w:r>
-        <w:rPr>
-          <w:rFonts w:ascii="Trebuchet MS" w:hAnsi="Trebuchet MS"/>
-          <w:color w:val="171775"/>
-          <w:sz w:val="28"/>
-        </w:rPr>
-        <w:t>GES</w:t>
-      </w:r>
-    </w:p>
-    <w:p>
-      <w:pPr>
-        <w:pStyle w:val="BodyText"/>
-        <w:spacing w:before="4"/>
-      </w:pPr>
-      <w:r>
-        <w:rPr>
-          <w:noProof/>
-          <w:sz w:val="5"/>
         </w:rPr>
         <mc:AlternateContent>
           <mc:Choice Requires="wps">
             <w:drawing>
-              <wp:anchor distT="0" distB="0" distL="114300" distR="114300" simplePos="0" relativeHeight="487590912" behindDoc="0" locked="0" layoutInCell="1" allowOverlap="1" wp14:anchorId="65B8EEFE" wp14:editId="02B564FD">
-                <wp:simplePos x="0" y="0"/>
-                <wp:positionH relativeFrom="page">
-                  <wp:posOffset>539752</wp:posOffset>
-                </wp:positionH>
-                <wp:positionV relativeFrom="paragraph">
-                  <wp:posOffset>55165</wp:posOffset>
-                </wp:positionV>
-                <wp:extent cx="6692895" cy="1271"/>
-                <wp:effectExtent l="0" t="0" r="0" b="0"/>
-                <wp:wrapTopAndBottom/>
-                <wp:docPr id="1874888544" name="Graphic 28"/>
-                <wp:cNvGraphicFramePr/>
-                <a:graphic xmlns:a="http://schemas.openxmlformats.org/drawingml/2006/main">
-                  <a:graphicData uri="http://schemas.microsoft.com/office/word/2010/wordprocessingShape">
-                    <wps:wsp>
-                      <wps:cNvSpPr/>
-                      <wps:spPr>
-                        <a:xfrm>
-                          <a:off x="0" y="0"/>
-                          <a:ext cx="6692895" cy="1271"/>
-                        </a:xfrm>
-                        <a:custGeom>
-                          <a:avLst/>
-                          <a:gdLst>
-                            <a:gd name="f0" fmla="val w"/>
-                            <a:gd name="f1" fmla="val h"/>
-                            <a:gd name="f2" fmla="val 0"/>
-                            <a:gd name="f3" fmla="val 6692900"/>
-                            <a:gd name="f4" fmla="val 1270"/>
-                            <a:gd name="f5" fmla="val 6692392"/>
-                            <a:gd name="f6" fmla="*/ f0 1 6692900"/>
-                            <a:gd name="f7" fmla="*/ f1 1 1270"/>
-                            <a:gd name="f8" fmla="val f2"/>
-                            <a:gd name="f9" fmla="val f3"/>
-                            <a:gd name="f10" fmla="val f4"/>
-                            <a:gd name="f11" fmla="+- f10 0 f8"/>
-                            <a:gd name="f12" fmla="+- f9 0 f8"/>
-                            <a:gd name="f13" fmla="*/ f12 1 6692900"/>
-                            <a:gd name="f14" fmla="*/ f11 1 1270"/>
-                            <a:gd name="f15" fmla="*/ 0 1 f13"/>
-                            <a:gd name="f16" fmla="*/ 6692900 1 f13"/>
-                            <a:gd name="f17" fmla="*/ 0 1 f14"/>
-                            <a:gd name="f18" fmla="*/ 1270 1 f14"/>
-                            <a:gd name="f19" fmla="*/ f15 f6 1"/>
-                            <a:gd name="f20" fmla="*/ f16 f6 1"/>
-                            <a:gd name="f21" fmla="*/ f18 f7 1"/>
-                            <a:gd name="f22" fmla="*/ f17 f7 1"/>
-                          </a:gdLst>
-                          <a:ahLst/>
-                          <a:cxnLst>
-                            <a:cxn ang="3cd4">
-                              <a:pos x="hc" y="t"/>
-                            </a:cxn>
-                            <a:cxn ang="0">
-                              <a:pos x="r" y="vc"/>
-                            </a:cxn>
-                            <a:cxn ang="cd4">
-                              <a:pos x="hc" y="b"/>
-                            </a:cxn>
-                            <a:cxn ang="cd2">
-                              <a:pos x="l" y="vc"/>
-                            </a:cxn>
-                          </a:cxnLst>
-                          <a:rect l="f19" t="f22" r="f20" b="f21"/>
-                          <a:pathLst>
-                            <a:path w="6692900" h="1270">
-                              <a:moveTo>
-                                <a:pt x="f2" y="f2"/>
-                              </a:moveTo>
-                              <a:lnTo>
-                                <a:pt x="f5" y="f2"/>
-                              </a:lnTo>
-                            </a:path>
-                          </a:pathLst>
-                        </a:custGeom>
-                        <a:noFill/>
-                        <a:ln w="5047" cap="flat">
-                          <a:solidFill>
-                            <a:srgbClr val="000000"/>
-                          </a:solidFill>
-                          <a:prstDash val="solid"/>
-                        </a:ln>
-                      </wps:spPr>
-                      <wps:bodyPr lIns="0" tIns="0" rIns="0" bIns="0"/>
-                    </wps:wsp>
-                  </a:graphicData>
-                </a:graphic>
-              </wp:anchor>
-            </w:drawing>
-          </mc:Choice>
-          <mc:Fallback>
-            <w:pict>
-              <v:shape w14:anchorId="2ADD6B6F" id="Graphic 28" o:spid="_x0000_s1026" style="position:absolute;margin-left:42.5pt;margin-top:4.35pt;width:527pt;height:.1pt;z-index:487590912;visibility:visible;mso-wrap-style:square;mso-wrap-distance-left:9pt;mso-wrap-distance-top:0;mso-wrap-distance-right:9pt;mso-wrap-distance-bottom:0;mso-position-horizontal:absolute;mso-position-horizontal-relative:page;mso-position-vertical:absolute;mso-position-vertical-relative:text;v-text-anchor:top" coordsize="6692900,1270" o:gfxdata="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" path="m,l6692392,e" filled="f" strokeweight=".14019mm">
-                <v:path arrowok="t" o:connecttype="custom" o:connectlocs="3346448,0;6692895,636;3346448,1271;0,636" o:connectangles="270,0,90,180" textboxrect="0,0,6692900,1270"/>
-                <w10:wrap type="topAndBottom" anchorx="page"/>
-              </v:shape>
-            </w:pict>
-          </mc:Fallback>
-        </mc:AlternateContent>
-      </w:r>
-    </w:p>
-    <w:p>
-      <w:pPr>
-        <w:pStyle w:val="BodyText"/>
-        <w:spacing w:line="380" w:lineRule="atLeast"/>
-        <w:ind w:left="379" w:right="10348"/>
-        <w:rPr>
-          <w:spacing w:val="-2"/>
-        </w:rPr>
-      </w:pPr>
-      <w:r>
-        <w:rPr>
-          <w:spacing w:val="-2"/>
-        </w:rPr>
-        <w:t>English</w:t>
-      </w:r>
-    </w:p>
-    <w:p>
-      <w:pPr>
-        <w:pStyle w:val="BodyText"/>
-        <w:spacing w:line="380" w:lineRule="atLeast"/>
-        <w:ind w:left="379" w:right="10348"/>
-        <w:rPr>
-          <w:spacing w:val="-10"/>
-        </w:rPr>
-      </w:pPr>
-      <w:r>
-        <w:rPr>
-          <w:spacing w:val="-10"/>
-        </w:rPr>
-        <w:lastRenderedPageBreak/>
-        <w:t>Kannada</w:t>
-      </w:r>
-    </w:p>
-    <w:p>
-      <w:pPr>
-        <w:pStyle w:val="BodyText"/>
-        <w:spacing w:line="380" w:lineRule="atLeast"/>
-        <w:ind w:left="379" w:right="10348"/>
-        <w:rPr>
-          <w:spacing w:val="-10"/>
-        </w:rPr>
-      </w:pPr>
-      <w:r>
-        <w:rPr>
-          <w:spacing w:val="-10"/>
-        </w:rPr>
-        <w:t>Hindi</w:t>
-      </w:r>
-      <w:r>
-        <w:rPr>
-          <w:spacing w:val="-10"/>
-        </w:rPr>
-        <w:br/>
-        <w:t>Telugu</w:t>
-      </w:r>
-    </w:p>
-    <w:p>
-      <w:pPr>
-        <w:pStyle w:val="BodyText"/>
-        <w:spacing w:before="114"/>
-      </w:pPr>
-    </w:p>
-    <w:p>
-      <w:pPr>
-        <w:spacing w:before="1"/>
-        <w:ind w:left="475"/>
-      </w:pPr>
-      <w:r>
-        <w:rPr>
-          <w:rFonts w:ascii="Verdana" w:hAnsi="Verdana"/>
-          <w:b/>
-          <w:noProof/>
-          <w:sz w:val="28"/>
-        </w:rPr>
-        <mc:AlternateContent>
-          <mc:Choice Requires="wps">
-            <w:drawing>
-              <wp:anchor distT="0" distB="0" distL="114300" distR="114300" simplePos="0" relativeHeight="487591424" behindDoc="0" locked="0" layoutInCell="1" allowOverlap="1" wp14:anchorId="03EFE1CE" wp14:editId="24B64F8A">
+              <wp:anchor distT="0" distB="0" distL="114300" distR="114300" simplePos="0" relativeHeight="487591424" behindDoc="0" locked="0" layoutInCell="1" allowOverlap="1" wp14:anchorId="03EFE1CE" wp14:editId="4E77B301">
                 <wp:simplePos x="0" y="0"/>
                 <wp:positionH relativeFrom="page">
                   <wp:posOffset>450854</wp:posOffset>
@@ -4329,7 +2526,7 @@
           </mc:Choice>
           <mc:Fallback>
             <w:pict>
-              <v:shape w14:anchorId="37CFEB08" id="Graphic 29" o:spid="_x0000_s1026" style="position:absolute;margin-left:35.5pt;margin-top:20.15pt;width:541.15pt;height:.5pt;z-index:487591424;visibility:visible;mso-wrap-style:square;mso-wrap-distance-left:9pt;mso-wrap-distance-top:0;mso-wrap-distance-right:9pt;mso-wrap-distance-bottom:0;mso-position-horizontal:absolute;mso-position-horizontal-relative:page;mso-position-vertical:absolute;mso-position-vertical-relative:text;v-text-anchor:top" coordsize="6872605,6350" o:gfxdata="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" path="m6872605,l,,,6093r6872605,l6872605,xe" fillcolor="black" stroked="f">
+              <v:shape w14:anchorId="2014F3AB" id="Graphic 29" o:spid="_x0000_s1026" style="position:absolute;margin-left:35.5pt;margin-top:20.15pt;width:541.15pt;height:.5pt;z-index:487591424;visibility:visible;mso-wrap-style:square;mso-wrap-distance-left:9pt;mso-wrap-distance-top:0;mso-wrap-distance-right:9pt;mso-wrap-distance-bottom:0;mso-position-horizontal:absolute;mso-position-horizontal-relative:page;mso-position-vertical:absolute;mso-position-vertical-relative:text;v-text-anchor:top" coordsize="6872605,6350" o:gfxdata="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" path="m6872605,l,,,6093r6872605,l6872605,xe" fillcolor="black" stroked="f">
                 <v:path arrowok="t" o:connecttype="custom" o:connectlocs="3436301,0;6872602,3173;3436301,6345;0,3173" o:connectangles="270,0,90,180" textboxrect="0,0,6872605,6350"/>
                 <w10:wrap type="topAndBottom" anchorx="page"/>
               </v:shape>
@@ -4337,19 +2534,22 @@
           </mc:Fallback>
         </mc:AlternateContent>
       </w:r>
-      <w:proofErr w:type="gramStart"/>
-      <w:r>
-        <w:rPr>
-          <w:rFonts w:ascii="Verdana" w:hAnsi="Verdana"/>
-          <w:b/>
-          <w:color w:val="213746"/>
-          <w:spacing w:val="-2"/>
+      <w:r>
+        <w:rPr>
+          <w:rFonts w:ascii="Trebuchet MS" w:hAnsi="Trebuchet MS"/>
+          <w:color w:val="171775"/>
           <w:sz w:val="28"/>
-          <w:u w:val="single" w:color="213746"/>
-        </w:rPr>
-        <w:t>CERTIFICATIONS:-</w:t>
-      </w:r>
-      <w:proofErr w:type="gramEnd"/>
+        </w:rPr>
+        <w:t>C</w:t>
+      </w:r>
+      <w:r>
+        <w:rPr>
+          <w:rFonts w:ascii="Trebuchet MS" w:hAnsi="Trebuchet MS"/>
+          <w:color w:val="171775"/>
+          <w:sz w:val="28"/>
+        </w:rPr>
+        <w:t>ERTIFICATIONS</w:t>
+      </w:r>
     </w:p>
     <w:p>
       <w:pPr>
@@ -4457,9 +2657,9 @@
       </w:pPr>
     </w:p>
     <w:sectPr>
-      <w:footerReference w:type="default" r:id="rId14"/>
+      <w:footerReference w:type="default" r:id="rId12"/>
       <w:pgSz w:w="12240" w:h="15840"/>
-      <w:pgMar w:top="1560" w:right="360" w:bottom="480" w:left="360" w:header="720" w:footer="720" w:gutter="0"/>
+      <w:pgMar w:top="1418" w:right="851" w:bottom="567" w:left="567" w:header="720" w:footer="720" w:gutter="0"/>
       <w:cols w:space="720"/>
     </w:sectPr>
   </w:body>
@@ -4753,6 +2953,119 @@
     </w:lvl>
   </w:abstractNum>
   <w:abstractNum w:abstractNumId="1" w15:restartNumberingAfterBreak="0">
+    <w:nsid w:val="17750E78"/>
+    <w:multiLevelType w:val="hybridMultilevel"/>
+    <w:tmpl w:val="6276DE96"/>
+    <w:lvl w:ilvl="0" w:tplc="40090001">
+      <w:start w:val="1"/>
+      <w:numFmt w:val="bullet"/>
+      <w:lvlText w:val=""/>
+      <w:lvlJc w:val="left"/>
+      <w:pPr>
+        <w:ind w:left="720" w:hanging="360"/>
+      </w:pPr>
+      <w:rPr>
+        <w:rFonts w:ascii="Symbol" w:hAnsi="Symbol" w:hint="default"/>
+      </w:rPr>
+    </w:lvl>
+    <w:lvl w:ilvl="1" w:tplc="40090003" w:tentative="1">
+      <w:start w:val="1"/>
+      <w:numFmt w:val="bullet"/>
+      <w:lvlText w:val="o"/>
+      <w:lvlJc w:val="left"/>
+      <w:pPr>
+        <w:ind w:left="1440" w:hanging="360"/>
+      </w:pPr>
+      <w:rPr>
+        <w:rFonts w:ascii="Courier New" w:hAnsi="Courier New" w:cs="Courier New" w:hint="default"/>
+      </w:rPr>
+    </w:lvl>
+    <w:lvl w:ilvl="2" w:tplc="40090005" w:tentative="1">
+      <w:start w:val="1"/>
+      <w:numFmt w:val="bullet"/>
+      <w:lvlText w:val=""/>
+      <w:lvlJc w:val="left"/>
+      <w:pPr>
+        <w:ind w:left="2160" w:hanging="360"/>
+      </w:pPr>
+      <w:rPr>
+        <w:rFonts w:ascii="Wingdings" w:hAnsi="Wingdings" w:hint="default"/>
+      </w:rPr>
+    </w:lvl>
+    <w:lvl w:ilvl="3" w:tplc="40090001" w:tentative="1">
+      <w:start w:val="1"/>
+      <w:numFmt w:val="bullet"/>
+      <w:lvlText w:val=""/>
+      <w:lvlJc w:val="left"/>
+      <w:pPr>
+        <w:ind w:left="2880" w:hanging="360"/>
+      </w:pPr>
+      <w:rPr>
+        <w:rFonts w:ascii="Symbol" w:hAnsi="Symbol" w:hint="default"/>
+      </w:rPr>
+    </w:lvl>
+    <w:lvl w:ilvl="4" w:tplc="40090003" w:tentative="1">
+      <w:start w:val="1"/>
+      <w:numFmt w:val="bullet"/>
+      <w:lvlText w:val="o"/>
+      <w:lvlJc w:val="left"/>
+      <w:pPr>
+        <w:ind w:left="3600" w:hanging="360"/>
+      </w:pPr>
+      <w:rPr>
+        <w:rFonts w:ascii="Courier New" w:hAnsi="Courier New" w:cs="Courier New" w:hint="default"/>
+      </w:rPr>
+    </w:lvl>
+    <w:lvl w:ilvl="5" w:tplc="40090005" w:tentative="1">
+      <w:start w:val="1"/>
+      <w:numFmt w:val="bullet"/>
+      <w:lvlText w:val=""/>
+      <w:lvlJc w:val="left"/>
+      <w:pPr>
+        <w:ind w:left="4320" w:hanging="360"/>
+      </w:pPr>
+      <w:rPr>
+        <w:rFonts w:ascii="Wingdings" w:hAnsi="Wingdings" w:hint="default"/>
+      </w:rPr>
+    </w:lvl>
+    <w:lvl w:ilvl="6" w:tplc="40090001" w:tentative="1">
+      <w:start w:val="1"/>
+      <w:numFmt w:val="bullet"/>
+      <w:lvlText w:val=""/>
+      <w:lvlJc w:val="left"/>
+      <w:pPr>
+        <w:ind w:left="5040" w:hanging="360"/>
+      </w:pPr>
+      <w:rPr>
+        <w:rFonts w:ascii="Symbol" w:hAnsi="Symbol" w:hint="default"/>
+      </w:rPr>
+    </w:lvl>
+    <w:lvl w:ilvl="7" w:tplc="40090003" w:tentative="1">
+      <w:start w:val="1"/>
+      <w:numFmt w:val="bullet"/>
+      <w:lvlText w:val="o"/>
+      <w:lvlJc w:val="left"/>
+      <w:pPr>
+        <w:ind w:left="5760" w:hanging="360"/>
+      </w:pPr>
+      <w:rPr>
+        <w:rFonts w:ascii="Courier New" w:hAnsi="Courier New" w:cs="Courier New" w:hint="default"/>
+      </w:rPr>
+    </w:lvl>
+    <w:lvl w:ilvl="8" w:tplc="40090005" w:tentative="1">
+      <w:start w:val="1"/>
+      <w:numFmt w:val="bullet"/>
+      <w:lvlText w:val=""/>
+      <w:lvlJc w:val="left"/>
+      <w:pPr>
+        <w:ind w:left="6480" w:hanging="360"/>
+      </w:pPr>
+      <w:rPr>
+        <w:rFonts w:ascii="Wingdings" w:hAnsi="Wingdings" w:hint="default"/>
+      </w:rPr>
+    </w:lvl>
+  </w:abstractNum>
+  <w:abstractNum w:abstractNumId="2" w15:restartNumberingAfterBreak="0">
     <w:nsid w:val="3015577E"/>
     <w:multiLevelType w:val="multilevel"/>
     <w:tmpl w:val="92FC34A6"/>
@@ -4874,7 +3187,7 @@
       </w:rPr>
     </w:lvl>
   </w:abstractNum>
-  <w:abstractNum w:abstractNumId="2" w15:restartNumberingAfterBreak="0">
+  <w:abstractNum w:abstractNumId="3" w15:restartNumberingAfterBreak="0">
     <w:nsid w:val="606B275B"/>
     <w:multiLevelType w:val="multilevel"/>
     <w:tmpl w:val="173469FE"/>
@@ -4979,7 +3292,7 @@
       </w:rPr>
     </w:lvl>
   </w:abstractNum>
-  <w:abstractNum w:abstractNumId="3" w15:restartNumberingAfterBreak="0">
+  <w:abstractNum w:abstractNumId="4" w15:restartNumberingAfterBreak="0">
     <w:nsid w:val="6AD71B79"/>
     <w:multiLevelType w:val="multilevel"/>
     <w:tmpl w:val="40B273CC"/>
@@ -5083,7 +3396,7 @@
       </w:rPr>
     </w:lvl>
   </w:abstractNum>
-  <w:abstractNum w:abstractNumId="4" w15:restartNumberingAfterBreak="0">
+  <w:abstractNum w:abstractNumId="5" w15:restartNumberingAfterBreak="0">
     <w:nsid w:val="70293145"/>
     <w:multiLevelType w:val="multilevel"/>
     <w:tmpl w:val="E62828B0"/>
@@ -5201,16 +3514,19 @@
     <w:abstractNumId w:val="0"/>
   </w:num>
   <w:num w:numId="2" w16cid:durableId="503328479">
-    <w:abstractNumId w:val="1"/>
+    <w:abstractNumId w:val="2"/>
   </w:num>
   <w:num w:numId="3" w16cid:durableId="1865702585">
+    <w:abstractNumId w:val="4"/>
+  </w:num>
+  <w:num w:numId="4" w16cid:durableId="1228418960">
     <w:abstractNumId w:val="3"/>
   </w:num>
-  <w:num w:numId="4" w16cid:durableId="1228418960">
-    <w:abstractNumId w:val="2"/>
+  <w:num w:numId="5" w16cid:durableId="977489669">
+    <w:abstractNumId w:val="5"/>
   </w:num>
-  <w:num w:numId="5" w16cid:durableId="977489669">
-    <w:abstractNumId w:val="4"/>
+  <w:num w:numId="6" w16cid:durableId="299892889">
+    <w:abstractNumId w:val="1"/>
   </w:num>
 </w:numbering>
 </file>
